--- a/Understanding_Your_Results.docx
+++ b/Understanding_Your_Results.docx
@@ -26,7 +26,158 @@
         <mc:AlternateContent>
           <mc:Choice Requires="wps">
             <w:drawing>
-              <wp:anchor distT="45720" distB="45720" distL="114300" distR="114300" simplePos="0" relativeHeight="251661312" behindDoc="0" locked="0" layoutInCell="1" allowOverlap="1" wp14:anchorId="426B0544" wp14:editId="58B68FDB">
+              <wp:anchor distT="45720" distB="45720" distL="114300" distR="114300" simplePos="0" relativeHeight="251659264" behindDoc="0" locked="0" layoutInCell="1" allowOverlap="1" wp14:anchorId="21860EF9" wp14:editId="55380301">
+                <wp:simplePos x="0" y="0"/>
+                <wp:positionH relativeFrom="margin">
+                  <wp:posOffset>1123315</wp:posOffset>
+                </wp:positionH>
+                <wp:positionV relativeFrom="paragraph">
+                  <wp:posOffset>7553325</wp:posOffset>
+                </wp:positionV>
+                <wp:extent cx="4067175" cy="1404620"/>
+                <wp:effectExtent l="0" t="0" r="0" b="1270"/>
+                <wp:wrapSquare wrapText="bothSides"/>
+                <wp:docPr id="217" name="Text Box 2"/>
+                <wp:cNvGraphicFramePr>
+                  <a:graphicFrameLocks xmlns:a="http://schemas.openxmlformats.org/drawingml/2006/main"/>
+                </wp:cNvGraphicFramePr>
+                <a:graphic xmlns:a="http://schemas.openxmlformats.org/drawingml/2006/main">
+                  <a:graphicData uri="http://schemas.microsoft.com/office/word/2010/wordprocessingShape">
+                    <wps:wsp>
+                      <wps:cNvSpPr txBox="1">
+                        <a:spLocks noChangeArrowheads="1"/>
+                      </wps:cNvSpPr>
+                      <wps:spPr bwMode="auto">
+                        <a:xfrm>
+                          <a:off x="0" y="0"/>
+                          <a:ext cx="4067175" cy="1404620"/>
+                        </a:xfrm>
+                        <a:prstGeom prst="rect">
+                          <a:avLst/>
+                        </a:prstGeom>
+                        <a:noFill/>
+                        <a:ln w="9525">
+                          <a:noFill/>
+                          <a:miter lim="800000"/>
+                          <a:headEnd/>
+                          <a:tailEnd/>
+                        </a:ln>
+                      </wps:spPr>
+                      <wps:txbx>
+                        <w:txbxContent>
+                          <w:p>
+                            <w:pPr>
+                              <w:rPr>
+                                <w:color w:val="FFFFFF" w:themeColor="background1"/>
+                              </w:rPr>
+                            </w:pPr>
+                            <w:r>
+                              <w:rPr>
+                                <w:color w:val="FFFFFF" w:themeColor="background1"/>
+                                <w:sz w:val="20"/>
+                                <w:szCs w:val="20"/>
+                              </w:rPr>
+                              <w:t xml:space="preserve">Version </w:t>
+                            </w:r>
+                            <w:proofErr w:type="gramStart"/>
+                            <w:r>
+                              <w:rPr>
+                                <w:color w:val="FFFFFF" w:themeColor="background1"/>
+                                <w:sz w:val="20"/>
+                                <w:szCs w:val="20"/>
+                              </w:rPr>
+                              <w:t>1.0  -</w:t>
+                            </w:r>
+                            <w:proofErr w:type="gramEnd"/>
+                            <w:r>
+                              <w:rPr>
+                                <w:color w:val="FFFFFF" w:themeColor="background1"/>
+                                <w:sz w:val="20"/>
+                                <w:szCs w:val="20"/>
+                              </w:rPr>
+                              <w:t xml:space="preserve"> Companion Guide to Quick Start Guide (Version 17.1)</w:t>
+                            </w:r>
+                          </w:p>
+                        </w:txbxContent>
+                      </wps:txbx>
+                      <wps:bodyPr rot="0" vert="horz" wrap="square" lIns="91440" tIns="45720" rIns="91440" bIns="45720" anchor="t" anchorCtr="0">
+                        <a:spAutoFit/>
+                      </wps:bodyPr>
+                    </wps:wsp>
+                  </a:graphicData>
+                </a:graphic>
+                <wp14:sizeRelH relativeFrom="margin">
+                  <wp14:pctWidth>0</wp14:pctWidth>
+                </wp14:sizeRelH>
+                <wp14:sizeRelV relativeFrom="margin">
+                  <wp14:pctHeight>20000</wp14:pctHeight>
+                </wp14:sizeRelV>
+              </wp:anchor>
+            </w:drawing>
+          </mc:Choice>
+          <mc:Fallback>
+            <w:pict>
+              <v:shapetype w14:anchorId="21860EF9" id="_x0000_t202" coordsize="21600,21600" o:spt="202" path="m,l,21600r21600,l21600,xe">
+                <v:stroke joinstyle="miter"/>
+                <v:path gradientshapeok="t" o:connecttype="rect"/>
+              </v:shapetype>
+              <v:shape id="Text Box 2" o:spid="_x0000_s1026" type="#_x0000_t202" style="position:absolute;left:0;text-align:left;margin-left:88.45pt;margin-top:594.75pt;width:320.25pt;height:110.6pt;z-index:251659264;visibility:visible;mso-wrap-style:square;mso-width-percent:0;mso-height-percent:200;mso-wrap-distance-left:9pt;mso-wrap-distance-top:3.6pt;mso-wrap-distance-right:9pt;mso-wrap-distance-bottom:3.6pt;mso-position-horizontal:absolute;mso-position-horizontal-relative:margin;mso-position-vertical:absolute;mso-position-vertical-relative:text;mso-width-percent:0;mso-height-percent:200;mso-width-relative:margin;mso-height-relative:margin;v-text-anchor:top" o:gfxdata="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" filled="f" stroked="f">
+                <v:textbox style="mso-fit-shape-to-text:t">
+                  <w:txbxContent>
+                    <w:p>
+                      <w:pPr>
+                        <w:rPr>
+                          <w:color w:val="FFFFFF" w:themeColor="background1"/>
+                        </w:rPr>
+                      </w:pPr>
+                      <w:r>
+                        <w:rPr>
+                          <w:color w:val="FFFFFF" w:themeColor="background1"/>
+                          <w:sz w:val="20"/>
+                          <w:szCs w:val="20"/>
+                        </w:rPr>
+                        <w:t xml:space="preserve">Version </w:t>
+                      </w:r>
+                      <w:proofErr w:type="gramStart"/>
+                      <w:r>
+                        <w:rPr>
+                          <w:color w:val="FFFFFF" w:themeColor="background1"/>
+                          <w:sz w:val="20"/>
+                          <w:szCs w:val="20"/>
+                        </w:rPr>
+                        <w:t>1.0  -</w:t>
+                      </w:r>
+                      <w:proofErr w:type="gramEnd"/>
+                      <w:r>
+                        <w:rPr>
+                          <w:color w:val="FFFFFF" w:themeColor="background1"/>
+                          <w:sz w:val="20"/>
+                          <w:szCs w:val="20"/>
+                        </w:rPr>
+                        <w:t xml:space="preserve"> Companion Guide to Quick Start Guide (Version 17.1)</w:t>
+                      </w:r>
+                    </w:p>
+                  </w:txbxContent>
+                </v:textbox>
+                <w10:wrap type="square" anchorx="margin"/>
+              </v:shape>
+            </w:pict>
+          </mc:Fallback>
+        </mc:AlternateContent>
+      </w:r>
+      <w:r>
+        <w:rPr>
+          <w:i/>
+          <w:iCs/>
+          <w:noProof/>
+          <w:color w:val="555555"/>
+          <w:sz w:val="24"/>
+          <w:szCs w:val="24"/>
+        </w:rPr>
+        <mc:AlternateContent>
+          <mc:Choice Requires="wps">
+            <w:drawing>
+              <wp:anchor distT="45720" distB="45720" distL="114300" distR="114300" simplePos="0" relativeHeight="251661312" behindDoc="0" locked="0" layoutInCell="1" allowOverlap="1" wp14:anchorId="426B0544" wp14:editId="6E4ADA5E">
                 <wp:simplePos x="0" y="0"/>
                 <wp:positionH relativeFrom="margin">
                   <wp:align>center</wp:align>
@@ -102,11 +253,7 @@
           </mc:Choice>
           <mc:Fallback>
             <w:pict>
-              <v:shapetype w14:anchorId="426B0544" id="_x0000_t202" coordsize="21600,21600" o:spt="202" path="m,l,21600r21600,l21600,xe">
-                <v:stroke joinstyle="miter"/>
-                <v:path gradientshapeok="t" o:connecttype="rect"/>
-              </v:shapetype>
-              <v:shape id="Text Box 2" o:spid="_x0000_s1026" type="#_x0000_t202" style="position:absolute;left:0;text-align:left;margin-left:0;margin-top:304.5pt;width:243pt;height:110.6pt;z-index:251661312;visibility:visible;mso-wrap-style:square;mso-width-percent:0;mso-height-percent:200;mso-wrap-distance-left:9pt;mso-wrap-distance-top:3.6pt;mso-wrap-distance-right:9pt;mso-wrap-distance-bottom:3.6pt;mso-position-horizontal:center;mso-position-horizontal-relative:margin;mso-position-vertical:absolute;mso-position-vertical-relative:text;mso-width-percent:0;mso-height-percent:200;mso-width-relative:margin;mso-height-relative:margin;v-text-anchor:top" o:gfxdata="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" filled="f" stroked="f">
+              <v:shape w14:anchorId="426B0544" id="_x0000_s1027" type="#_x0000_t202" style="position:absolute;left:0;text-align:left;margin-left:0;margin-top:304.5pt;width:243pt;height:110.6pt;z-index:251661312;visibility:visible;mso-wrap-style:square;mso-width-percent:0;mso-height-percent:200;mso-wrap-distance-left:9pt;mso-wrap-distance-top:3.6pt;mso-wrap-distance-right:9pt;mso-wrap-distance-bottom:3.6pt;mso-position-horizontal:center;mso-position-horizontal-relative:margin;mso-position-vertical:absolute;mso-position-vertical-relative:text;mso-width-percent:0;mso-height-percent:200;mso-width-relative:margin;mso-height-relative:margin;v-text-anchor:top" o:gfxdata="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" filled="f" stroked="f">
                 <v:textbox style="mso-fit-shape-to-text:t">
                   <w:txbxContent>
                     <w:p>
@@ -125,169 +272,6 @@
                           <w:lang w:val="en-US"/>
                         </w:rPr>
                         <w:t>A plain-English guide to reading and acting on your simulation output</w:t>
-                      </w:r>
-                    </w:p>
-                  </w:txbxContent>
-                </v:textbox>
-                <w10:wrap type="square" anchorx="margin"/>
-              </v:shape>
-            </w:pict>
-          </mc:Fallback>
-        </mc:AlternateContent>
-      </w:r>
-      <w:r>
-        <w:rPr>
-          <w:i/>
-          <w:iCs/>
-          <w:noProof/>
-          <w:color w:val="555555"/>
-          <w:sz w:val="24"/>
-          <w:szCs w:val="24"/>
-        </w:rPr>
-        <mc:AlternateContent>
-          <mc:Choice Requires="wps">
-            <w:drawing>
-              <wp:anchor distT="45720" distB="45720" distL="114300" distR="114300" simplePos="0" relativeHeight="251659264" behindDoc="0" locked="0" layoutInCell="1" allowOverlap="1" wp14:anchorId="21860EF9" wp14:editId="14A97ED6">
-                <wp:simplePos x="0" y="0"/>
-                <wp:positionH relativeFrom="margin">
-                  <wp:align>center</wp:align>
-                </wp:positionH>
-                <wp:positionV relativeFrom="paragraph">
-                  <wp:posOffset>7553325</wp:posOffset>
-                </wp:positionV>
-                <wp:extent cx="3924300" cy="1404620"/>
-                <wp:effectExtent l="0" t="0" r="0" b="1270"/>
-                <wp:wrapSquare wrapText="bothSides"/>
-                <wp:docPr id="217" name="Text Box 2"/>
-                <wp:cNvGraphicFramePr>
-                  <a:graphicFrameLocks xmlns:a="http://schemas.openxmlformats.org/drawingml/2006/main"/>
-                </wp:cNvGraphicFramePr>
-                <a:graphic xmlns:a="http://schemas.openxmlformats.org/drawingml/2006/main">
-                  <a:graphicData uri="http://schemas.microsoft.com/office/word/2010/wordprocessingShape">
-                    <wps:wsp>
-                      <wps:cNvSpPr txBox="1">
-                        <a:spLocks noChangeArrowheads="1"/>
-                      </wps:cNvSpPr>
-                      <wps:spPr bwMode="auto">
-                        <a:xfrm>
-                          <a:off x="0" y="0"/>
-                          <a:ext cx="3924300" cy="1404620"/>
-                        </a:xfrm>
-                        <a:prstGeom prst="rect">
-                          <a:avLst/>
-                        </a:prstGeom>
-                        <a:noFill/>
-                        <a:ln w="9525">
-                          <a:noFill/>
-                          <a:miter lim="800000"/>
-                          <a:headEnd/>
-                          <a:tailEnd/>
-                        </a:ln>
-                      </wps:spPr>
-                      <wps:txbx>
-                        <w:txbxContent>
-                          <w:p>
-                            <w:pPr>
-                              <w:rPr>
-                                <w:color w:val="FFFFFF" w:themeColor="background1"/>
-                              </w:rPr>
-                            </w:pPr>
-                            <w:r>
-                              <w:rPr>
-                                <w:color w:val="FFFFFF" w:themeColor="background1"/>
-                                <w:sz w:val="20"/>
-                                <w:szCs w:val="20"/>
-                              </w:rPr>
-                              <w:t xml:space="preserve">Version </w:t>
-                            </w:r>
-                            <w:proofErr w:type="gramStart"/>
-                            <w:r>
-                              <w:rPr>
-                                <w:color w:val="FFFFFF" w:themeColor="background1"/>
-                                <w:sz w:val="20"/>
-                                <w:szCs w:val="20"/>
-                              </w:rPr>
-                              <w:t xml:space="preserve">1.0  </w:t>
-                            </w:r>
-                            <w:r>
-                              <w:rPr>
-                                <w:color w:val="FFFFFF" w:themeColor="background1"/>
-                                <w:sz w:val="20"/>
-                                <w:szCs w:val="20"/>
-                              </w:rPr>
-                              <w:t>-</w:t>
-                            </w:r>
-                            <w:proofErr w:type="gramEnd"/>
-                            <w:r>
-                              <w:rPr>
-                                <w:color w:val="FFFFFF" w:themeColor="background1"/>
-                                <w:sz w:val="20"/>
-                                <w:szCs w:val="20"/>
-                              </w:rPr>
-                              <w:t xml:space="preserve"> Companion Guide to Quick Start Guide (Version 16)</w:t>
-                            </w:r>
-                          </w:p>
-                        </w:txbxContent>
-                      </wps:txbx>
-                      <wps:bodyPr rot="0" vert="horz" wrap="square" lIns="91440" tIns="45720" rIns="91440" bIns="45720" anchor="t" anchorCtr="0">
-                        <a:spAutoFit/>
-                      </wps:bodyPr>
-                    </wps:wsp>
-                  </a:graphicData>
-                </a:graphic>
-                <wp14:sizeRelH relativeFrom="margin">
-                  <wp14:pctWidth>0</wp14:pctWidth>
-                </wp14:sizeRelH>
-                <wp14:sizeRelV relativeFrom="margin">
-                  <wp14:pctHeight>20000</wp14:pctHeight>
-                </wp14:sizeRelV>
-              </wp:anchor>
-            </w:drawing>
-          </mc:Choice>
-          <mc:Fallback>
-            <w:pict>
-              <v:shape w14:anchorId="21860EF9" id="_x0000_s1027" type="#_x0000_t202" style="position:absolute;left:0;text-align:left;margin-left:0;margin-top:594.75pt;width:309pt;height:110.6pt;z-index:251659264;visibility:visible;mso-wrap-style:square;mso-width-percent:0;mso-height-percent:200;mso-wrap-distance-left:9pt;mso-wrap-distance-top:3.6pt;mso-wrap-distance-right:9pt;mso-wrap-distance-bottom:3.6pt;mso-position-horizontal:center;mso-position-horizontal-relative:margin;mso-position-vertical:absolute;mso-position-vertical-relative:text;mso-width-percent:0;mso-height-percent:200;mso-width-relative:margin;mso-height-relative:margin;v-text-anchor:top" o:gfxdata="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" filled="f" stroked="f">
-                <v:textbox style="mso-fit-shape-to-text:t">
-                  <w:txbxContent>
-                    <w:p>
-                      <w:pPr>
-                        <w:rPr>
-                          <w:color w:val="FFFFFF" w:themeColor="background1"/>
-                        </w:rPr>
-                      </w:pPr>
-                      <w:r>
-                        <w:rPr>
-                          <w:color w:val="FFFFFF" w:themeColor="background1"/>
-                          <w:sz w:val="20"/>
-                          <w:szCs w:val="20"/>
-                        </w:rPr>
-                        <w:t xml:space="preserve">Version </w:t>
-                      </w:r>
-                      <w:proofErr w:type="gramStart"/>
-                      <w:r>
-                        <w:rPr>
-                          <w:color w:val="FFFFFF" w:themeColor="background1"/>
-                          <w:sz w:val="20"/>
-                          <w:szCs w:val="20"/>
-                        </w:rPr>
-                        <w:t xml:space="preserve">1.0  </w:t>
-                      </w:r>
-                      <w:r>
-                        <w:rPr>
-                          <w:color w:val="FFFFFF" w:themeColor="background1"/>
-                          <w:sz w:val="20"/>
-                          <w:szCs w:val="20"/>
-                        </w:rPr>
-                        <w:t>-</w:t>
-                      </w:r>
-                      <w:proofErr w:type="gramEnd"/>
-                      <w:r>
-                        <w:rPr>
-                          <w:color w:val="FFFFFF" w:themeColor="background1"/>
-                          <w:sz w:val="20"/>
-                          <w:szCs w:val="20"/>
-                        </w:rPr>
-                        <w:t xml:space="preserve"> Companion Guide to Quick Start Guide (Version 16)</w:t>
                       </w:r>
                     </w:p>
                   </w:txbxContent>
@@ -352,6 +336,13 @@
     </w:p>
     <w:sdt>
       <w:sdtPr>
+        <w:rPr>
+          <w:rFonts w:ascii="Arial" w:eastAsia="Arial" w:hAnsi="Arial" w:cs="Arial"/>
+          <w:color w:val="auto"/>
+          <w:sz w:val="22"/>
+          <w:szCs w:val="22"/>
+          <w:lang w:val="en-AU" w:eastAsia="en-AU"/>
+        </w:rPr>
         <w:id w:val="-436834890"/>
         <w:docPartObj>
           <w:docPartGallery w:val="Table of Contents"/>
@@ -360,14 +351,9 @@
       </w:sdtPr>
       <w:sdtEndPr>
         <w:rPr>
-          <w:rFonts w:ascii="Arial" w:eastAsia="Arial" w:hAnsi="Arial" w:cs="Arial"/>
           <w:b/>
           <w:bCs/>
           <w:noProof/>
-          <w:color w:val="auto"/>
-          <w:sz w:val="22"/>
-          <w:szCs w:val="22"/>
-          <w:lang w:val="en-AU" w:eastAsia="en-AU"/>
         </w:rPr>
       </w:sdtEndPr>
       <w:sdtContent>
@@ -403,7 +389,7 @@
           <w:r>
             <w:fldChar w:fldCharType="separate"/>
           </w:r>
-          <w:hyperlink w:anchor="_Toc223190816" w:history="1">
+          <w:hyperlink w:anchor="_Toc225016840" w:history="1">
             <w:r>
               <w:rPr>
                 <w:rStyle w:val="Hyperlink"/>
@@ -430,7 +416,7 @@
                 <w:noProof/>
                 <w:webHidden/>
               </w:rPr>
-              <w:instrText xml:space="preserve"> PAGEREF _Toc223190816 \h </w:instrText>
+              <w:instrText xml:space="preserve"> PAGEREF _Toc225016840 \h </w:instrText>
             </w:r>
             <w:r>
               <w:rPr>
@@ -476,7 +462,7 @@
               <w14:ligatures w14:val="standardContextual"/>
             </w:rPr>
           </w:pPr>
-          <w:hyperlink w:anchor="_Toc223190817" w:history="1">
+          <w:hyperlink w:anchor="_Toc225016841" w:history="1">
             <w:r>
               <w:rPr>
                 <w:rStyle w:val="Hyperlink"/>
@@ -503,7 +489,7 @@
                 <w:noProof/>
                 <w:webHidden/>
               </w:rPr>
-              <w:instrText xml:space="preserve"> PAGEREF _Toc223190817 \h </w:instrText>
+              <w:instrText xml:space="preserve"> PAGEREF _Toc225016841 \h </w:instrText>
             </w:r>
             <w:r>
               <w:rPr>
@@ -549,13 +535,13 @@
               <w14:ligatures w14:val="standardContextual"/>
             </w:rPr>
           </w:pPr>
-          <w:hyperlink w:anchor="_Toc223190818" w:history="1">
+          <w:hyperlink w:anchor="_Toc225016842" w:history="1">
             <w:r>
               <w:rPr>
                 <w:rStyle w:val="Hyperlink"/>
                 <w:noProof/>
               </w:rPr>
-              <w:t>2.1  What Is the Success Rate?</w:t>
+              <w:t>2.1 Display Modes — Nominal, Real, and Today $</w:t>
             </w:r>
             <w:r>
               <w:rPr>
@@ -576,7 +562,7 @@
                 <w:noProof/>
                 <w:webHidden/>
               </w:rPr>
-              <w:instrText xml:space="preserve"> PAGEREF _Toc223190818 \h </w:instrText>
+              <w:instrText xml:space="preserve"> PAGEREF _Toc225016842 \h </w:instrText>
             </w:r>
             <w:r>
               <w:rPr>
@@ -622,13 +608,13 @@
               <w14:ligatures w14:val="standardContextual"/>
             </w:rPr>
           </w:pPr>
-          <w:hyperlink w:anchor="_Toc223190819" w:history="1">
+          <w:hyperlink w:anchor="_Toc225016843" w:history="1">
             <w:r>
               <w:rPr>
                 <w:rStyle w:val="Hyperlink"/>
                 <w:noProof/>
               </w:rPr>
-              <w:t>2.2  Understanding P10, P50, and P90</w:t>
+              <w:t>2.2  What Is the Success Rate?</w:t>
             </w:r>
             <w:r>
               <w:rPr>
@@ -649,7 +635,7 @@
                 <w:noProof/>
                 <w:webHidden/>
               </w:rPr>
-              <w:instrText xml:space="preserve"> PAGEREF _Toc223190819 \h </w:instrText>
+              <w:instrText xml:space="preserve"> PAGEREF _Toc225016843 \h </w:instrText>
             </w:r>
             <w:r>
               <w:rPr>
@@ -695,13 +681,13 @@
               <w14:ligatures w14:val="standardContextual"/>
             </w:rPr>
           </w:pPr>
-          <w:hyperlink w:anchor="_Toc223190820" w:history="1">
+          <w:hyperlink w:anchor="_Toc225016844" w:history="1">
             <w:r>
               <w:rPr>
                 <w:rStyle w:val="Hyperlink"/>
                 <w:noProof/>
               </w:rPr>
-              <w:t>2.3  Sequence-of-Returns Risk: Why Timing Matters</w:t>
+              <w:t>2.3  Longevity &amp; Outcome Analysis Chart</w:t>
             </w:r>
             <w:r>
               <w:rPr>
@@ -722,7 +708,7 @@
                 <w:noProof/>
                 <w:webHidden/>
               </w:rPr>
-              <w:instrText xml:space="preserve"> PAGEREF _Toc223190820 \h </w:instrText>
+              <w:instrText xml:space="preserve"> PAGEREF _Toc225016844 \h </w:instrText>
             </w:r>
             <w:r>
               <w:rPr>
@@ -768,13 +754,13 @@
               <w14:ligatures w14:val="standardContextual"/>
             </w:rPr>
           </w:pPr>
-          <w:hyperlink w:anchor="_Toc223190821" w:history="1">
+          <w:hyperlink w:anchor="_Toc225016845" w:history="1">
             <w:r>
               <w:rPr>
                 <w:rStyle w:val="Hyperlink"/>
                 <w:noProof/>
               </w:rPr>
-              <w:t>2.4  Historical Monte Carlo vs Parametric Monte Carlo</w:t>
+              <w:t>2.4  Understanding P10, P50, and P90</w:t>
             </w:r>
             <w:r>
               <w:rPr>
@@ -795,7 +781,7 @@
                 <w:noProof/>
                 <w:webHidden/>
               </w:rPr>
-              <w:instrText xml:space="preserve"> PAGEREF _Toc223190821 \h </w:instrText>
+              <w:instrText xml:space="preserve"> PAGEREF _Toc225016845 \h </w:instrText>
             </w:r>
             <w:r>
               <w:rPr>
@@ -816,6 +802,152 @@
                 <w:webHidden/>
               </w:rPr>
               <w:t>5</w:t>
+            </w:r>
+            <w:r>
+              <w:rPr>
+                <w:noProof/>
+                <w:webHidden/>
+              </w:rPr>
+              <w:fldChar w:fldCharType="end"/>
+            </w:r>
+          </w:hyperlink>
+        </w:p>
+        <w:p>
+          <w:pPr>
+            <w:pStyle w:val="TOC2"/>
+            <w:tabs>
+              <w:tab w:val="right" w:leader="dot" w:pos="9710"/>
+            </w:tabs>
+            <w:rPr>
+              <w:rFonts w:asciiTheme="minorHAnsi" w:eastAsiaTheme="minorEastAsia" w:hAnsiTheme="minorHAnsi" w:cstheme="minorBidi"/>
+              <w:noProof/>
+              <w:kern w:val="2"/>
+              <w:sz w:val="24"/>
+              <w:szCs w:val="24"/>
+              <w14:ligatures w14:val="standardContextual"/>
+            </w:rPr>
+          </w:pPr>
+          <w:hyperlink w:anchor="_Toc225016846" w:history="1">
+            <w:r>
+              <w:rPr>
+                <w:rStyle w:val="Hyperlink"/>
+                <w:noProof/>
+              </w:rPr>
+              <w:t>2.5  Sequence-of-Returns Risk: Why Timing Matters</w:t>
+            </w:r>
+            <w:r>
+              <w:rPr>
+                <w:noProof/>
+                <w:webHidden/>
+              </w:rPr>
+              <w:tab/>
+            </w:r>
+            <w:r>
+              <w:rPr>
+                <w:noProof/>
+                <w:webHidden/>
+              </w:rPr>
+              <w:fldChar w:fldCharType="begin"/>
+            </w:r>
+            <w:r>
+              <w:rPr>
+                <w:noProof/>
+                <w:webHidden/>
+              </w:rPr>
+              <w:instrText xml:space="preserve"> PAGEREF _Toc225016846 \h </w:instrText>
+            </w:r>
+            <w:r>
+              <w:rPr>
+                <w:noProof/>
+                <w:webHidden/>
+              </w:rPr>
+            </w:r>
+            <w:r>
+              <w:rPr>
+                <w:noProof/>
+                <w:webHidden/>
+              </w:rPr>
+              <w:fldChar w:fldCharType="separate"/>
+            </w:r>
+            <w:r>
+              <w:rPr>
+                <w:noProof/>
+                <w:webHidden/>
+              </w:rPr>
+              <w:t>6</w:t>
+            </w:r>
+            <w:r>
+              <w:rPr>
+                <w:noProof/>
+                <w:webHidden/>
+              </w:rPr>
+              <w:fldChar w:fldCharType="end"/>
+            </w:r>
+          </w:hyperlink>
+        </w:p>
+        <w:p>
+          <w:pPr>
+            <w:pStyle w:val="TOC2"/>
+            <w:tabs>
+              <w:tab w:val="right" w:leader="dot" w:pos="9710"/>
+            </w:tabs>
+            <w:rPr>
+              <w:rFonts w:asciiTheme="minorHAnsi" w:eastAsiaTheme="minorEastAsia" w:hAnsiTheme="minorHAnsi" w:cstheme="minorBidi"/>
+              <w:noProof/>
+              <w:kern w:val="2"/>
+              <w:sz w:val="24"/>
+              <w:szCs w:val="24"/>
+              <w14:ligatures w14:val="standardContextual"/>
+            </w:rPr>
+          </w:pPr>
+          <w:hyperlink w:anchor="_Toc225016847" w:history="1">
+            <w:r>
+              <w:rPr>
+                <w:rStyle w:val="Hyperlink"/>
+                <w:noProof/>
+              </w:rPr>
+              <w:t>2.6  Historical Monte Carlo vs Parametric Monte Carlo</w:t>
+            </w:r>
+            <w:r>
+              <w:rPr>
+                <w:noProof/>
+                <w:webHidden/>
+              </w:rPr>
+              <w:tab/>
+            </w:r>
+            <w:r>
+              <w:rPr>
+                <w:noProof/>
+                <w:webHidden/>
+              </w:rPr>
+              <w:fldChar w:fldCharType="begin"/>
+            </w:r>
+            <w:r>
+              <w:rPr>
+                <w:noProof/>
+                <w:webHidden/>
+              </w:rPr>
+              <w:instrText xml:space="preserve"> PAGEREF _Toc225016847 \h </w:instrText>
+            </w:r>
+            <w:r>
+              <w:rPr>
+                <w:noProof/>
+                <w:webHidden/>
+              </w:rPr>
+            </w:r>
+            <w:r>
+              <w:rPr>
+                <w:noProof/>
+                <w:webHidden/>
+              </w:rPr>
+              <w:fldChar w:fldCharType="separate"/>
+            </w:r>
+            <w:r>
+              <w:rPr>
+                <w:noProof/>
+                <w:webHidden/>
+              </w:rPr>
+              <w:t>6</w:t>
             </w:r>
             <w:r>
               <w:rPr>
@@ -841,7 +973,7 @@
               <w14:ligatures w14:val="standardContextual"/>
             </w:rPr>
           </w:pPr>
-          <w:hyperlink w:anchor="_Toc223190822" w:history="1">
+          <w:hyperlink w:anchor="_Toc225016848" w:history="1">
             <w:r>
               <w:rPr>
                 <w:rStyle w:val="Hyperlink"/>
@@ -868,7 +1000,7 @@
                 <w:noProof/>
                 <w:webHidden/>
               </w:rPr>
-              <w:instrText xml:space="preserve"> PAGEREF _Toc223190822 \h </w:instrText>
+              <w:instrText xml:space="preserve"> PAGEREF _Toc225016848 \h </w:instrText>
             </w:r>
             <w:r>
               <w:rPr>
@@ -888,7 +1020,7 @@
                 <w:noProof/>
                 <w:webHidden/>
               </w:rPr>
-              <w:t>5</w:t>
+              <w:t>7</w:t>
             </w:r>
             <w:r>
               <w:rPr>
@@ -914,7 +1046,7 @@
               <w14:ligatures w14:val="standardContextual"/>
             </w:rPr>
           </w:pPr>
-          <w:hyperlink w:anchor="_Toc223190823" w:history="1">
+          <w:hyperlink w:anchor="_Toc225016849" w:history="1">
             <w:r>
               <w:rPr>
                 <w:rStyle w:val="Hyperlink"/>
@@ -941,7 +1073,7 @@
                 <w:noProof/>
                 <w:webHidden/>
               </w:rPr>
-              <w:instrText xml:space="preserve"> PAGEREF _Toc223190823 \h </w:instrText>
+              <w:instrText xml:space="preserve"> PAGEREF _Toc225016849 \h </w:instrText>
             </w:r>
             <w:r>
               <w:rPr>
@@ -961,7 +1093,7 @@
                 <w:noProof/>
                 <w:webHidden/>
               </w:rPr>
-              <w:t>5</w:t>
+              <w:t>7</w:t>
             </w:r>
             <w:r>
               <w:rPr>
@@ -987,7 +1119,7 @@
               <w14:ligatures w14:val="standardContextual"/>
             </w:rPr>
           </w:pPr>
-          <w:hyperlink w:anchor="_Toc223190824" w:history="1">
+          <w:hyperlink w:anchor="_Toc225016850" w:history="1">
             <w:r>
               <w:rPr>
                 <w:rStyle w:val="Hyperlink"/>
@@ -1014,7 +1146,7 @@
                 <w:noProof/>
                 <w:webHidden/>
               </w:rPr>
-              <w:instrText xml:space="preserve"> PAGEREF _Toc223190824 \h </w:instrText>
+              <w:instrText xml:space="preserve"> PAGEREF _Toc225016850 \h </w:instrText>
             </w:r>
             <w:r>
               <w:rPr>
@@ -1034,7 +1166,7 @@
                 <w:noProof/>
                 <w:webHidden/>
               </w:rPr>
-              <w:t>5</w:t>
+              <w:t>7</w:t>
             </w:r>
             <w:r>
               <w:rPr>
@@ -1060,7 +1192,7 @@
               <w14:ligatures w14:val="standardContextual"/>
             </w:rPr>
           </w:pPr>
-          <w:hyperlink w:anchor="_Toc223190825" w:history="1">
+          <w:hyperlink w:anchor="_Toc225016851" w:history="1">
             <w:r>
               <w:rPr>
                 <w:rStyle w:val="Hyperlink"/>
@@ -1087,7 +1219,7 @@
                 <w:noProof/>
                 <w:webHidden/>
               </w:rPr>
-              <w:instrText xml:space="preserve"> PAGEREF _Toc223190825 \h </w:instrText>
+              <w:instrText xml:space="preserve"> PAGEREF _Toc225016851 \h </w:instrText>
             </w:r>
             <w:r>
               <w:rPr>
@@ -1107,7 +1239,7 @@
                 <w:noProof/>
                 <w:webHidden/>
               </w:rPr>
-              <w:t>6</w:t>
+              <w:t>8</w:t>
             </w:r>
             <w:r>
               <w:rPr>
@@ -1133,7 +1265,7 @@
               <w14:ligatures w14:val="standardContextual"/>
             </w:rPr>
           </w:pPr>
-          <w:hyperlink w:anchor="_Toc223190826" w:history="1">
+          <w:hyperlink w:anchor="_Toc225016852" w:history="1">
             <w:r>
               <w:rPr>
                 <w:rStyle w:val="Hyperlink"/>
@@ -1160,7 +1292,7 @@
                 <w:noProof/>
                 <w:webHidden/>
               </w:rPr>
-              <w:instrText xml:space="preserve"> PAGEREF _Toc223190826 \h </w:instrText>
+              <w:instrText xml:space="preserve"> PAGEREF _Toc225016852 \h </w:instrText>
             </w:r>
             <w:r>
               <w:rPr>
@@ -1180,7 +1312,7 @@
                 <w:noProof/>
                 <w:webHidden/>
               </w:rPr>
-              <w:t>6</w:t>
+              <w:t>8</w:t>
             </w:r>
             <w:r>
               <w:rPr>
@@ -1206,7 +1338,7 @@
               <w14:ligatures w14:val="standardContextual"/>
             </w:rPr>
           </w:pPr>
-          <w:hyperlink w:anchor="_Toc223190827" w:history="1">
+          <w:hyperlink w:anchor="_Toc225016853" w:history="1">
             <w:r>
               <w:rPr>
                 <w:rStyle w:val="Hyperlink"/>
@@ -1233,7 +1365,7 @@
                 <w:noProof/>
                 <w:webHidden/>
               </w:rPr>
-              <w:instrText xml:space="preserve"> PAGEREF _Toc223190827 \h </w:instrText>
+              <w:instrText xml:space="preserve"> PAGEREF _Toc225016853 \h </w:instrText>
             </w:r>
             <w:r>
               <w:rPr>
@@ -1253,7 +1385,7 @@
                 <w:noProof/>
                 <w:webHidden/>
               </w:rPr>
-              <w:t>7</w:t>
+              <w:t>9</w:t>
             </w:r>
             <w:r>
               <w:rPr>
@@ -1279,7 +1411,7 @@
               <w14:ligatures w14:val="standardContextual"/>
             </w:rPr>
           </w:pPr>
-          <w:hyperlink w:anchor="_Toc223190828" w:history="1">
+          <w:hyperlink w:anchor="_Toc225016854" w:history="1">
             <w:r>
               <w:rPr>
                 <w:rStyle w:val="Hyperlink"/>
@@ -1306,7 +1438,7 @@
                 <w:noProof/>
                 <w:webHidden/>
               </w:rPr>
-              <w:instrText xml:space="preserve"> PAGEREF _Toc223190828 \h </w:instrText>
+              <w:instrText xml:space="preserve"> PAGEREF _Toc225016854 \h </w:instrText>
             </w:r>
             <w:r>
               <w:rPr>
@@ -1326,7 +1458,7 @@
                 <w:noProof/>
                 <w:webHidden/>
               </w:rPr>
-              <w:t>7</w:t>
+              <w:t>9</w:t>
             </w:r>
             <w:r>
               <w:rPr>
@@ -1352,7 +1484,7 @@
               <w14:ligatures w14:val="standardContextual"/>
             </w:rPr>
           </w:pPr>
-          <w:hyperlink w:anchor="_Toc223190829" w:history="1">
+          <w:hyperlink w:anchor="_Toc225016855" w:history="1">
             <w:r>
               <w:rPr>
                 <w:rStyle w:val="Hyperlink"/>
@@ -1379,7 +1511,7 @@
                 <w:noProof/>
                 <w:webHidden/>
               </w:rPr>
-              <w:instrText xml:space="preserve"> PAGEREF _Toc223190829 \h </w:instrText>
+              <w:instrText xml:space="preserve"> PAGEREF _Toc225016855 \h </w:instrText>
             </w:r>
             <w:r>
               <w:rPr>
@@ -1399,7 +1531,7 @@
                 <w:noProof/>
                 <w:webHidden/>
               </w:rPr>
-              <w:t>8</w:t>
+              <w:t>10</w:t>
             </w:r>
             <w:r>
               <w:rPr>
@@ -1425,7 +1557,7 @@
               <w14:ligatures w14:val="standardContextual"/>
             </w:rPr>
           </w:pPr>
-          <w:hyperlink w:anchor="_Toc223190830" w:history="1">
+          <w:hyperlink w:anchor="_Toc225016856" w:history="1">
             <w:r>
               <w:rPr>
                 <w:rStyle w:val="Hyperlink"/>
@@ -1452,7 +1584,7 @@
                 <w:noProof/>
                 <w:webHidden/>
               </w:rPr>
-              <w:instrText xml:space="preserve"> PAGEREF _Toc223190830 \h </w:instrText>
+              <w:instrText xml:space="preserve"> PAGEREF _Toc225016856 \h </w:instrText>
             </w:r>
             <w:r>
               <w:rPr>
@@ -1472,7 +1604,7 @@
                 <w:noProof/>
                 <w:webHidden/>
               </w:rPr>
-              <w:t>8</w:t>
+              <w:t>10</w:t>
             </w:r>
             <w:r>
               <w:rPr>
@@ -1498,7 +1630,7 @@
               <w14:ligatures w14:val="standardContextual"/>
             </w:rPr>
           </w:pPr>
-          <w:hyperlink w:anchor="_Toc223190831" w:history="1">
+          <w:hyperlink w:anchor="_Toc225016857" w:history="1">
             <w:r>
               <w:rPr>
                 <w:rStyle w:val="Hyperlink"/>
@@ -1525,7 +1657,7 @@
                 <w:noProof/>
                 <w:webHidden/>
               </w:rPr>
-              <w:instrText xml:space="preserve"> PAGEREF _Toc223190831 \h </w:instrText>
+              <w:instrText xml:space="preserve"> PAGEREF _Toc225016857 \h </w:instrText>
             </w:r>
             <w:r>
               <w:rPr>
@@ -1545,7 +1677,7 @@
                 <w:noProof/>
                 <w:webHidden/>
               </w:rPr>
-              <w:t>9</w:t>
+              <w:t>10</w:t>
             </w:r>
             <w:r>
               <w:rPr>
@@ -1571,7 +1703,7 @@
               <w14:ligatures w14:val="standardContextual"/>
             </w:rPr>
           </w:pPr>
-          <w:hyperlink w:anchor="_Toc223190832" w:history="1">
+          <w:hyperlink w:anchor="_Toc225016858" w:history="1">
             <w:r>
               <w:rPr>
                 <w:rStyle w:val="Hyperlink"/>
@@ -1598,7 +1730,7 @@
                 <w:noProof/>
                 <w:webHidden/>
               </w:rPr>
-              <w:instrText xml:space="preserve"> PAGEREF _Toc223190832 \h </w:instrText>
+              <w:instrText xml:space="preserve"> PAGEREF _Toc225016858 \h </w:instrText>
             </w:r>
             <w:r>
               <w:rPr>
@@ -1618,7 +1750,7 @@
                 <w:noProof/>
                 <w:webHidden/>
               </w:rPr>
-              <w:t>9</w:t>
+              <w:t>11</w:t>
             </w:r>
             <w:r>
               <w:rPr>
@@ -1644,7 +1776,7 @@
               <w14:ligatures w14:val="standardContextual"/>
             </w:rPr>
           </w:pPr>
-          <w:hyperlink w:anchor="_Toc223190833" w:history="1">
+          <w:hyperlink w:anchor="_Toc225016859" w:history="1">
             <w:r>
               <w:rPr>
                 <w:rStyle w:val="Hyperlink"/>
@@ -1671,7 +1803,7 @@
                 <w:noProof/>
                 <w:webHidden/>
               </w:rPr>
-              <w:instrText xml:space="preserve"> PAGEREF _Toc223190833 \h </w:instrText>
+              <w:instrText xml:space="preserve"> PAGEREF _Toc225016859 \h </w:instrText>
             </w:r>
             <w:r>
               <w:rPr>
@@ -1691,7 +1823,7 @@
                 <w:noProof/>
                 <w:webHidden/>
               </w:rPr>
-              <w:t>9</w:t>
+              <w:t>11</w:t>
             </w:r>
             <w:r>
               <w:rPr>
@@ -1717,7 +1849,7 @@
               <w14:ligatures w14:val="standardContextual"/>
             </w:rPr>
           </w:pPr>
-          <w:hyperlink w:anchor="_Toc223190834" w:history="1">
+          <w:hyperlink w:anchor="_Toc225016860" w:history="1">
             <w:r>
               <w:rPr>
                 <w:rStyle w:val="Hyperlink"/>
@@ -1744,7 +1876,7 @@
                 <w:noProof/>
                 <w:webHidden/>
               </w:rPr>
-              <w:instrText xml:space="preserve"> PAGEREF _Toc223190834 \h </w:instrText>
+              <w:instrText xml:space="preserve"> PAGEREF _Toc225016860 \h </w:instrText>
             </w:r>
             <w:r>
               <w:rPr>
@@ -1764,7 +1896,7 @@
                 <w:noProof/>
                 <w:webHidden/>
               </w:rPr>
-              <w:t>10</w:t>
+              <w:t>12</w:t>
             </w:r>
             <w:r>
               <w:rPr>
@@ -1790,7 +1922,7 @@
               <w14:ligatures w14:val="standardContextual"/>
             </w:rPr>
           </w:pPr>
-          <w:hyperlink w:anchor="_Toc223190835" w:history="1">
+          <w:hyperlink w:anchor="_Toc225016861" w:history="1">
             <w:r>
               <w:rPr>
                 <w:rStyle w:val="Hyperlink"/>
@@ -1817,7 +1949,7 @@
                 <w:noProof/>
                 <w:webHidden/>
               </w:rPr>
-              <w:instrText xml:space="preserve"> PAGEREF _Toc223190835 \h </w:instrText>
+              <w:instrText xml:space="preserve"> PAGEREF _Toc225016861 \h </w:instrText>
             </w:r>
             <w:r>
               <w:rPr>
@@ -1837,7 +1969,7 @@
                 <w:noProof/>
                 <w:webHidden/>
               </w:rPr>
-              <w:t>10</w:t>
+              <w:t>12</w:t>
             </w:r>
             <w:r>
               <w:rPr>
@@ -1863,7 +1995,7 @@
               <w14:ligatures w14:val="standardContextual"/>
             </w:rPr>
           </w:pPr>
-          <w:hyperlink w:anchor="_Toc223190836" w:history="1">
+          <w:hyperlink w:anchor="_Toc225016862" w:history="1">
             <w:r>
               <w:rPr>
                 <w:rStyle w:val="Hyperlink"/>
@@ -1890,7 +2022,7 @@
                 <w:noProof/>
                 <w:webHidden/>
               </w:rPr>
-              <w:instrText xml:space="preserve"> PAGEREF _Toc223190836 \h </w:instrText>
+              <w:instrText xml:space="preserve"> PAGEREF _Toc225016862 \h </w:instrText>
             </w:r>
             <w:r>
               <w:rPr>
@@ -1910,7 +2042,7 @@
                 <w:noProof/>
                 <w:webHidden/>
               </w:rPr>
-              <w:t>10</w:t>
+              <w:t>12</w:t>
             </w:r>
             <w:r>
               <w:rPr>
@@ -1936,7 +2068,7 @@
               <w14:ligatures w14:val="standardContextual"/>
             </w:rPr>
           </w:pPr>
-          <w:hyperlink w:anchor="_Toc223190837" w:history="1">
+          <w:hyperlink w:anchor="_Toc225016863" w:history="1">
             <w:r>
               <w:rPr>
                 <w:rStyle w:val="Hyperlink"/>
@@ -1963,7 +2095,7 @@
                 <w:noProof/>
                 <w:webHidden/>
               </w:rPr>
-              <w:instrText xml:space="preserve"> PAGEREF _Toc223190837 \h </w:instrText>
+              <w:instrText xml:space="preserve"> PAGEREF _Toc225016863 \h </w:instrText>
             </w:r>
             <w:r>
               <w:rPr>
@@ -1983,7 +2115,7 @@
                 <w:noProof/>
                 <w:webHidden/>
               </w:rPr>
-              <w:t>10</w:t>
+              <w:t>12</w:t>
             </w:r>
             <w:r>
               <w:rPr>
@@ -2009,7 +2141,7 @@
               <w14:ligatures w14:val="standardContextual"/>
             </w:rPr>
           </w:pPr>
-          <w:hyperlink w:anchor="_Toc223190838" w:history="1">
+          <w:hyperlink w:anchor="_Toc225016864" w:history="1">
             <w:r>
               <w:rPr>
                 <w:rStyle w:val="Hyperlink"/>
@@ -2036,7 +2168,7 @@
                 <w:noProof/>
                 <w:webHidden/>
               </w:rPr>
-              <w:instrText xml:space="preserve"> PAGEREF _Toc223190838 \h </w:instrText>
+              <w:instrText xml:space="preserve"> PAGEREF _Toc225016864 \h </w:instrText>
             </w:r>
             <w:r>
               <w:rPr>
@@ -2056,7 +2188,7 @@
                 <w:noProof/>
                 <w:webHidden/>
               </w:rPr>
-              <w:t>11</w:t>
+              <w:t>13</w:t>
             </w:r>
             <w:r>
               <w:rPr>
@@ -2082,7 +2214,7 @@
               <w14:ligatures w14:val="standardContextual"/>
             </w:rPr>
           </w:pPr>
-          <w:hyperlink w:anchor="_Toc223190839" w:history="1">
+          <w:hyperlink w:anchor="_Toc225016865" w:history="1">
             <w:r>
               <w:rPr>
                 <w:rStyle w:val="Hyperlink"/>
@@ -2109,7 +2241,7 @@
                 <w:noProof/>
                 <w:webHidden/>
               </w:rPr>
-              <w:instrText xml:space="preserve"> PAGEREF _Toc223190839 \h </w:instrText>
+              <w:instrText xml:space="preserve"> PAGEREF _Toc225016865 \h </w:instrText>
             </w:r>
             <w:r>
               <w:rPr>
@@ -2129,7 +2261,7 @@
                 <w:noProof/>
                 <w:webHidden/>
               </w:rPr>
-              <w:t>11</w:t>
+              <w:t>13</w:t>
             </w:r>
             <w:r>
               <w:rPr>
@@ -2155,7 +2287,7 @@
               <w14:ligatures w14:val="standardContextual"/>
             </w:rPr>
           </w:pPr>
-          <w:hyperlink w:anchor="_Toc223190840" w:history="1">
+          <w:hyperlink w:anchor="_Toc225016866" w:history="1">
             <w:r>
               <w:rPr>
                 <w:rStyle w:val="Hyperlink"/>
@@ -2182,7 +2314,7 @@
                 <w:noProof/>
                 <w:webHidden/>
               </w:rPr>
-              <w:instrText xml:space="preserve"> PAGEREF _Toc223190840 \h </w:instrText>
+              <w:instrText xml:space="preserve"> PAGEREF _Toc225016866 \h </w:instrText>
             </w:r>
             <w:r>
               <w:rPr>
@@ -2202,7 +2334,7 @@
                 <w:noProof/>
                 <w:webHidden/>
               </w:rPr>
-              <w:t>11</w:t>
+              <w:t>13</w:t>
             </w:r>
             <w:r>
               <w:rPr>
@@ -2228,7 +2360,7 @@
               <w14:ligatures w14:val="standardContextual"/>
             </w:rPr>
           </w:pPr>
-          <w:hyperlink w:anchor="_Toc223190841" w:history="1">
+          <w:hyperlink w:anchor="_Toc225016867" w:history="1">
             <w:r>
               <w:rPr>
                 <w:rStyle w:val="Hyperlink"/>
@@ -2255,7 +2387,7 @@
                 <w:noProof/>
                 <w:webHidden/>
               </w:rPr>
-              <w:instrText xml:space="preserve"> PAGEREF _Toc223190841 \h </w:instrText>
+              <w:instrText xml:space="preserve"> PAGEREF _Toc225016867 \h </w:instrText>
             </w:r>
             <w:r>
               <w:rPr>
@@ -2275,7 +2407,7 @@
                 <w:noProof/>
                 <w:webHidden/>
               </w:rPr>
-              <w:t>11</w:t>
+              <w:t>13</w:t>
             </w:r>
             <w:r>
               <w:rPr>
@@ -2301,7 +2433,7 @@
               <w14:ligatures w14:val="standardContextual"/>
             </w:rPr>
           </w:pPr>
-          <w:hyperlink w:anchor="_Toc223190842" w:history="1">
+          <w:hyperlink w:anchor="_Toc225016868" w:history="1">
             <w:r>
               <w:rPr>
                 <w:rStyle w:val="Hyperlink"/>
@@ -2328,7 +2460,7 @@
                 <w:noProof/>
                 <w:webHidden/>
               </w:rPr>
-              <w:instrText xml:space="preserve"> PAGEREF _Toc223190842 \h </w:instrText>
+              <w:instrText xml:space="preserve"> PAGEREF _Toc225016868 \h </w:instrText>
             </w:r>
             <w:r>
               <w:rPr>
@@ -2348,7 +2480,7 @@
                 <w:noProof/>
                 <w:webHidden/>
               </w:rPr>
-              <w:t>12</w:t>
+              <w:t>13</w:t>
             </w:r>
             <w:r>
               <w:rPr>
@@ -2374,7 +2506,7 @@
               <w14:ligatures w14:val="standardContextual"/>
             </w:rPr>
           </w:pPr>
-          <w:hyperlink w:anchor="_Toc223190843" w:history="1">
+          <w:hyperlink w:anchor="_Toc225016869" w:history="1">
             <w:r>
               <w:rPr>
                 <w:rStyle w:val="Hyperlink"/>
@@ -2401,7 +2533,7 @@
                 <w:noProof/>
                 <w:webHidden/>
               </w:rPr>
-              <w:instrText xml:space="preserve"> PAGEREF _Toc223190843 \h </w:instrText>
+              <w:instrText xml:space="preserve"> PAGEREF _Toc225016869 \h </w:instrText>
             </w:r>
             <w:r>
               <w:rPr>
@@ -2421,7 +2553,7 @@
                 <w:noProof/>
                 <w:webHidden/>
               </w:rPr>
-              <w:t>12</w:t>
+              <w:t>14</w:t>
             </w:r>
             <w:r>
               <w:rPr>
@@ -2447,7 +2579,7 @@
               <w14:ligatures w14:val="standardContextual"/>
             </w:rPr>
           </w:pPr>
-          <w:hyperlink w:anchor="_Toc223190844" w:history="1">
+          <w:hyperlink w:anchor="_Toc225016870" w:history="1">
             <w:r>
               <w:rPr>
                 <w:rStyle w:val="Hyperlink"/>
@@ -2474,7 +2606,7 @@
                 <w:noProof/>
                 <w:webHidden/>
               </w:rPr>
-              <w:instrText xml:space="preserve"> PAGEREF _Toc223190844 \h </w:instrText>
+              <w:instrText xml:space="preserve"> PAGEREF _Toc225016870 \h </w:instrText>
             </w:r>
             <w:r>
               <w:rPr>
@@ -2494,7 +2626,7 @@
                 <w:noProof/>
                 <w:webHidden/>
               </w:rPr>
-              <w:t>12</w:t>
+              <w:t>14</w:t>
             </w:r>
             <w:r>
               <w:rPr>
@@ -2520,7 +2652,7 @@
               <w14:ligatures w14:val="standardContextual"/>
             </w:rPr>
           </w:pPr>
-          <w:hyperlink w:anchor="_Toc223190845" w:history="1">
+          <w:hyperlink w:anchor="_Toc225016871" w:history="1">
             <w:r>
               <w:rPr>
                 <w:rStyle w:val="Hyperlink"/>
@@ -2547,7 +2679,7 @@
                 <w:noProof/>
                 <w:webHidden/>
               </w:rPr>
-              <w:instrText xml:space="preserve"> PAGEREF _Toc223190845 \h </w:instrText>
+              <w:instrText xml:space="preserve"> PAGEREF _Toc225016871 \h </w:instrText>
             </w:r>
             <w:r>
               <w:rPr>
@@ -2567,7 +2699,7 @@
                 <w:noProof/>
                 <w:webHidden/>
               </w:rPr>
-              <w:t>12</w:t>
+              <w:t>14</w:t>
             </w:r>
             <w:r>
               <w:rPr>
@@ -2593,7 +2725,7 @@
               <w14:ligatures w14:val="standardContextual"/>
             </w:rPr>
           </w:pPr>
-          <w:hyperlink w:anchor="_Toc223190846" w:history="1">
+          <w:hyperlink w:anchor="_Toc225016872" w:history="1">
             <w:r>
               <w:rPr>
                 <w:rStyle w:val="Hyperlink"/>
@@ -2620,7 +2752,7 @@
                 <w:noProof/>
                 <w:webHidden/>
               </w:rPr>
-              <w:instrText xml:space="preserve"> PAGEREF _Toc223190846 \h </w:instrText>
+              <w:instrText xml:space="preserve"> PAGEREF _Toc225016872 \h </w:instrText>
             </w:r>
             <w:r>
               <w:rPr>
@@ -2640,7 +2772,7 @@
                 <w:noProof/>
                 <w:webHidden/>
               </w:rPr>
-              <w:t>12</w:t>
+              <w:t>14</w:t>
             </w:r>
             <w:r>
               <w:rPr>
@@ -2666,7 +2798,7 @@
               <w14:ligatures w14:val="standardContextual"/>
             </w:rPr>
           </w:pPr>
-          <w:hyperlink w:anchor="_Toc223190847" w:history="1">
+          <w:hyperlink w:anchor="_Toc225016873" w:history="1">
             <w:r>
               <w:rPr>
                 <w:rStyle w:val="Hyperlink"/>
@@ -2693,7 +2825,7 @@
                 <w:noProof/>
                 <w:webHidden/>
               </w:rPr>
-              <w:instrText xml:space="preserve"> PAGEREF _Toc223190847 \h </w:instrText>
+              <w:instrText xml:space="preserve"> PAGEREF _Toc225016873 \h </w:instrText>
             </w:r>
             <w:r>
               <w:rPr>
@@ -2713,7 +2845,7 @@
                 <w:noProof/>
                 <w:webHidden/>
               </w:rPr>
-              <w:t>13</w:t>
+              <w:t>15</w:t>
             </w:r>
             <w:r>
               <w:rPr>
@@ -2739,7 +2871,7 @@
               <w14:ligatures w14:val="standardContextual"/>
             </w:rPr>
           </w:pPr>
-          <w:hyperlink w:anchor="_Toc223190848" w:history="1">
+          <w:hyperlink w:anchor="_Toc225016874" w:history="1">
             <w:r>
               <w:rPr>
                 <w:rStyle w:val="Hyperlink"/>
@@ -2766,7 +2898,7 @@
                 <w:noProof/>
                 <w:webHidden/>
               </w:rPr>
-              <w:instrText xml:space="preserve"> PAGEREF _Toc223190848 \h </w:instrText>
+              <w:instrText xml:space="preserve"> PAGEREF _Toc225016874 \h </w:instrText>
             </w:r>
             <w:r>
               <w:rPr>
@@ -2786,7 +2918,7 @@
                 <w:noProof/>
                 <w:webHidden/>
               </w:rPr>
-              <w:t>13</w:t>
+              <w:t>15</w:t>
             </w:r>
             <w:r>
               <w:rPr>
@@ -2812,7 +2944,7 @@
               <w14:ligatures w14:val="standardContextual"/>
             </w:rPr>
           </w:pPr>
-          <w:hyperlink w:anchor="_Toc223190849" w:history="1">
+          <w:hyperlink w:anchor="_Toc225016875" w:history="1">
             <w:r>
               <w:rPr>
                 <w:rStyle w:val="Hyperlink"/>
@@ -2839,7 +2971,7 @@
                 <w:noProof/>
                 <w:webHidden/>
               </w:rPr>
-              <w:instrText xml:space="preserve"> PAGEREF _Toc223190849 \h </w:instrText>
+              <w:instrText xml:space="preserve"> PAGEREF _Toc225016875 \h </w:instrText>
             </w:r>
             <w:r>
               <w:rPr>
@@ -2859,7 +2991,7 @@
                 <w:noProof/>
                 <w:webHidden/>
               </w:rPr>
-              <w:t>13</w:t>
+              <w:t>15</w:t>
             </w:r>
             <w:r>
               <w:rPr>
@@ -2897,9 +3029,8 @@
           <w:bottom w:val="single" w:sz="6" w:space="4" w:color="2E75B6"/>
         </w:pBdr>
       </w:pPr>
-      <w:bookmarkStart w:id="0" w:name="_Toc223190816"/>
-      <w:r>
-        <w:lastRenderedPageBreak/>
+      <w:bookmarkStart w:id="0" w:name="_Toc225016840"/>
+      <w:r>
         <w:t>1.  Why Your Results Are Ranges, Not Answers</w:t>
       </w:r>
       <w:bookmarkEnd w:id="0"/>
@@ -3030,7 +3161,7 @@
           <w:bottom w:val="single" w:sz="6" w:space="4" w:color="2E75B6"/>
         </w:pBdr>
       </w:pPr>
-      <w:bookmarkStart w:id="1" w:name="_Toc223190817"/>
+      <w:bookmarkStart w:id="1" w:name="_Toc225016841"/>
       <w:r>
         <w:t>2.  Monte Carlo: Success Rates and Percentile Bands</w:t>
       </w:r>
@@ -3040,16 +3171,99 @@
       <w:pPr>
         <w:pStyle w:val="Heading2"/>
       </w:pPr>
-      <w:bookmarkStart w:id="2" w:name="_Toc223190818"/>
+      <w:bookmarkStart w:id="2" w:name="_Toc225016842"/>
+      <w:r>
+        <w:t>2.1 Display Modes — Nominal, Real, and Today $</w:t>
+      </w:r>
+      <w:bookmarkEnd w:id="2"/>
+    </w:p>
+    <w:p>
+      <w:pPr>
+        <w:spacing w:before="80" w:after="100"/>
+      </w:pPr>
+      <w:r>
+        <w:t>The calculator offers three ways to display portfolio balances, spending, and income across the charts and Executive Summary. The underlying simulation always runs in nominal (future) dollars — the display mode is a presentation layer only and has no effect on the success rate, Age Pension calculations, or any other computed result.</w:t>
+      </w:r>
+    </w:p>
+    <w:p>
+      <w:pPr>
+        <w:spacing w:before="40" w:after="40"/>
+      </w:pPr>
+      <w:r>
+        <w:rPr>
+          <w:b/>
+          <w:bCs/>
+        </w:rPr>
+        <w:t xml:space="preserve">Nominal $ </w:t>
+      </w:r>
+      <w:r>
+        <w:t>shows values in the actual dollars of each future year — the number that would appear in your bank account or superannuation statement. A balance of $900,000 shown in year 25 means $900,000 of future purchasing power at that point in time, not today. This mode is useful when you need to compare the calculator’s output to a specific future dollar target, such as a Transfer Balance Cap limit or a projected account balance from your fund’s statement.</w:t>
+      </w:r>
+    </w:p>
+    <w:p>
+      <w:pPr>
+        <w:spacing w:before="40" w:after="40"/>
+      </w:pPr>
+      <w:r>
+        <w:rPr>
+          <w:b/>
+          <w:bCs/>
+        </w:rPr>
+        <w:t xml:space="preserve">Real (Retirement Year $) </w:t>
+      </w:r>
+      <w:r>
+        <w:t>removes the effect of inflation and expresses all values in the purchasing power of the year you retire. If you retire at 62, every year on the chart is shown in 62-year-old dollars. This is the most useful mode for assessing trends within the simulation — because inflation has been stripped out, a flat line genuinely means flat purchasing power, and a declining line means your standard of living is falling in real terms. Nominal charts can mask a quietly eroding plan behind rising dollar figures.</w:t>
+      </w:r>
+    </w:p>
+    <w:p>
+      <w:pPr>
+        <w:spacing w:before="40" w:after="40"/>
+      </w:pPr>
+      <w:r>
+        <w:rPr>
+          <w:b/>
+          <w:bCs/>
+        </w:rPr>
+        <w:t xml:space="preserve">Today $ </w:t>
+      </w:r>
+      <w:r>
+        <w:t>goes one step further, converting all values back to the purchasing power of the current calendar year. This is the most intuitive mode for people who are still working, because the numbers are directly comparable to your current salary, rent, and grocery bill. A projected spending figure of $58,000 in Today $ means roughly what $58,000 buys right now, regardless of when in retirement that year falls.</w:t>
+      </w:r>
+    </w:p>
+    <w:p>
+      <w:pPr>
+        <w:spacing w:before="80" w:after="100"/>
+      </w:pPr>
+      <w:r>
+        <w:t xml:space="preserve">The difference between modes can be substantial. At 2.5% annual CPI, $1 of purchasing power today becomes approximately $2.09 in nominal terms after 30 years. A portfolio that looks like $1.2 million nominal at age 90 may represent only $575,000 in today’s purchasing power. This gap is </w:t>
+      </w:r>
+      <w:r>
+        <w:lastRenderedPageBreak/>
+        <w:t>why the Real and Today $ modes often produce a more sobering picture than Nominal — and why they are generally more appropriate for long-horizon retirement planning.</w:t>
+      </w:r>
+    </w:p>
+    <w:p>
+      <w:pPr>
+        <w:spacing w:before="80" w:after="100"/>
+      </w:pPr>
+      <w:r>
+        <w:t>When switching modes, all charts, the Executive Summary, and the Sensitivity Analysis table update simultaneously. The success rate displayed in the Executive Summary banner is unaffected — it reflects the proportion of simulations in which the portfolio remained solvent, which is a nominal calculation independent of how the results are presented.</w:t>
+      </w:r>
+    </w:p>
+    <w:p>
+      <w:pPr>
+        <w:pStyle w:val="Heading2"/>
+      </w:pPr>
+      <w:bookmarkStart w:id="3" w:name="_Toc225016843"/>
       <w:proofErr w:type="gramStart"/>
       <w:r>
-        <w:t>2.1  What</w:t>
+        <w:t>2.2  What</w:t>
       </w:r>
       <w:proofErr w:type="gramEnd"/>
       <w:r>
         <w:t xml:space="preserve"> Is the Success Rate?</w:t>
       </w:r>
-      <w:bookmarkEnd w:id="2"/>
+      <w:bookmarkEnd w:id="3"/>
     </w:p>
     <w:p>
       <w:pPr>
@@ -3578,7 +3792,6 @@
           <w:p>
             <w:proofErr w:type="gramStart"/>
             <w:r>
-              <w:lastRenderedPageBreak/>
               <w:t xml:space="preserve">💡  </w:t>
             </w:r>
             <w:r>
@@ -3609,16 +3822,293 @@
       <w:pPr>
         <w:pStyle w:val="Heading2"/>
       </w:pPr>
-      <w:bookmarkStart w:id="3" w:name="_Toc223190819"/>
+      <w:bookmarkStart w:id="4" w:name="_Toc225016844"/>
       <w:proofErr w:type="gramStart"/>
       <w:r>
-        <w:t>2.2  Understanding</w:t>
+        <w:t>2.3  Longevity</w:t>
       </w:r>
       <w:proofErr w:type="gramEnd"/>
       <w:r>
+        <w:t xml:space="preserve"> &amp; Outcome Analysis Chart</w:t>
+      </w:r>
+      <w:bookmarkEnd w:id="4"/>
+    </w:p>
+    <w:p>
+      <w:pPr>
+        <w:spacing w:before="80" w:after="100"/>
+      </w:pPr>
+      <w:r>
+        <w:t>When Monte Carlo or Historical Monte Carlo is active, a Longevity &amp; Outcome Analysis chart appears below the Executive Summary. It translates the abstract success rate into a visual picture of where and why failures occur. Two tabs:</w:t>
+      </w:r>
+    </w:p>
+    <w:p>
+      <w:pPr>
+        <w:spacing w:before="40" w:after="40"/>
+      </w:pPr>
+      <w:r>
+        <w:rPr>
+          <w:b/>
+          <w:bCs/>
+        </w:rPr>
+        <w:t xml:space="preserve">Longevity scatter: </w:t>
+      </w:r>
+      <w:r>
+        <w:t xml:space="preserve">One dot per run. The X axis shows the simulation end age; the Y axis shows the final portfolio balance. Green dots are solvent runs; red dots are insolvent. Use this chart to diagnose the </w:t>
+      </w:r>
+      <w:r>
+        <w:rPr>
+          <w:i/>
+          <w:iCs/>
+        </w:rPr>
+        <w:t>character</w:t>
+      </w:r>
+      <w:r>
+        <w:t xml:space="preserve"> of your plan's risk:</w:t>
+      </w:r>
+    </w:p>
+    <w:p>
+      <w:pPr>
+        <w:numPr>
+          <w:ilvl w:val="0"/>
+          <w:numId w:val="3"/>
+        </w:numPr>
+        <w:spacing w:before="40" w:after="40"/>
+      </w:pPr>
+      <w:r>
+        <w:t>A healthy plan shows a dense band of green dots across all ages, with the band rising to the right as longer-lived portfolios compound further. Any red dots are sparse and scattered randomly — failures are rare and not age-driven.</w:t>
+      </w:r>
+    </w:p>
+    <w:p>
+      <w:pPr>
+        <w:numPr>
+          <w:ilvl w:val="0"/>
+          <w:numId w:val="3"/>
+        </w:numPr>
+        <w:spacing w:before="40" w:after="40"/>
+      </w:pPr>
+      <w:r>
+        <w:lastRenderedPageBreak/>
+        <w:t xml:space="preserve">A plan with </w:t>
+      </w:r>
+      <w:r>
+        <w:rPr>
+          <w:b/>
+          <w:bCs/>
+        </w:rPr>
+        <w:t>longevity risk</w:t>
+      </w:r>
+      <w:r>
+        <w:t xml:space="preserve"> shows green dots at younger ages and red dots concentrated at older ages (say, beyond 88). The plan works well for an average lifespan but runs out of money if you live longer than expected. The fix is usually a modest spending reduction, a small increase in starting capital, or shifting a portion of assets to guaranteed income (annuity or pension).</w:t>
+      </w:r>
+    </w:p>
+    <w:p>
+      <w:pPr>
+        <w:numPr>
+          <w:ilvl w:val="0"/>
+          <w:numId w:val="3"/>
+        </w:numPr>
+        <w:spacing w:before="40" w:after="40"/>
+      </w:pPr>
+      <w:r>
+        <w:t xml:space="preserve">A plan with </w:t>
+      </w:r>
+      <w:r>
+        <w:rPr>
+          <w:b/>
+          <w:bCs/>
+        </w:rPr>
+        <w:t>sequencing risk</w:t>
+      </w:r>
+      <w:r>
+        <w:t xml:space="preserve"> shows red dots spread across </w:t>
+      </w:r>
+      <w:r>
+        <w:rPr>
+          <w:i/>
+          <w:iCs/>
+        </w:rPr>
+        <w:t>all</w:t>
+      </w:r>
+      <w:r>
+        <w:t xml:space="preserve"> ages — failures occur at 75, 82, and 95 alike. This means the plan is fragile to poor early returns regardless of lifespan. The fix requires structural changes: a larger sequencing buffer, a lower starting withdrawal rate, or a more defensive early-retirement asset allocation.</w:t>
+      </w:r>
+    </w:p>
+    <w:p>
+      <w:pPr>
+        <w:numPr>
+          <w:ilvl w:val="0"/>
+          <w:numId w:val="3"/>
+        </w:numPr>
+        <w:spacing w:before="40" w:after="40"/>
+      </w:pPr>
+      <w:r>
+        <w:t xml:space="preserve">A plan with </w:t>
+      </w:r>
+      <w:r>
+        <w:rPr>
+          <w:b/>
+          <w:bCs/>
+        </w:rPr>
+        <w:t>insufficient capital</w:t>
+      </w:r>
+      <w:r>
+        <w:t xml:space="preserve"> shows most dots — green and red alike — clustered at younger ages, meaning the portfolio depletes quickly in most scenarios. This requires a fundamental reassessment of spending, retirement age, or starting balance.</w:t>
+      </w:r>
+    </w:p>
+    <w:p>
+      <w:pPr>
+        <w:spacing w:before="40" w:after="40"/>
+      </w:pPr>
+      <w:r>
+        <w:t xml:space="preserve">The vertical spread of green dots at any given age shows the range of outcomes: a </w:t>
+      </w:r>
+      <w:proofErr w:type="gramStart"/>
+      <w:r>
+        <w:t>wide spread</w:t>
+      </w:r>
+      <w:proofErr w:type="gramEnd"/>
+      <w:r>
+        <w:t xml:space="preserve"> means return variance matters a lot, while a tight cluster means the plan's outcome is relatively insensitive to market conditions.</w:t>
+      </w:r>
+    </w:p>
+    <w:p>
+      <w:pPr>
+        <w:spacing w:before="40" w:after="40"/>
+      </w:pPr>
+      <w:r>
+        <w:rPr>
+          <w:b/>
+          <w:bCs/>
+        </w:rPr>
+        <w:t xml:space="preserve">Ruin age distribution: </w:t>
+      </w:r>
+      <w:r>
+        <w:t xml:space="preserve">A histogram of failed runs only, binned by the age at which the portfolio reached zero. This is more actionable than the overall success rate because it tells you </w:t>
+      </w:r>
+      <w:r>
+        <w:rPr>
+          <w:i/>
+          <w:iCs/>
+        </w:rPr>
+        <w:t>when</w:t>
+      </w:r>
+      <w:r>
+        <w:t xml:space="preserve"> you are at risk, not just </w:t>
+      </w:r>
+      <w:r>
+        <w:rPr>
+          <w:i/>
+          <w:iCs/>
+        </w:rPr>
+        <w:t>whether</w:t>
+      </w:r>
+      <w:r>
+        <w:t xml:space="preserve"> you are:</w:t>
+      </w:r>
+    </w:p>
+    <w:p>
+      <w:pPr>
+        <w:numPr>
+          <w:ilvl w:val="0"/>
+          <w:numId w:val="4"/>
+        </w:numPr>
+        <w:spacing w:before="40" w:after="40"/>
+      </w:pPr>
+      <w:r>
+        <w:rPr>
+          <w:b/>
+          <w:bCs/>
+        </w:rPr>
+        <w:t>Failures concentrated after age 90:</w:t>
+      </w:r>
+      <w:r>
+        <w:t xml:space="preserve"> The plan is structurally sound but exposed to tail longevity. A 3–5% spending reduction, or a deferred annuity starting at 85, would likely eliminate most failures. The cost of fixing this is low.</w:t>
+      </w:r>
+    </w:p>
+    <w:p>
+      <w:pPr>
+        <w:numPr>
+          <w:ilvl w:val="0"/>
+          <w:numId w:val="4"/>
+        </w:numPr>
+        <w:spacing w:before="40" w:after="40"/>
+      </w:pPr>
+      <w:r>
+        <w:rPr>
+          <w:b/>
+          <w:bCs/>
+        </w:rPr>
+        <w:t>Failures concentrated between ages 80–90:</w:t>
+      </w:r>
+      <w:r>
+        <w:t xml:space="preserve"> Moderate structural shortfall. Consider a combination of modestly lower spending, a slightly later retirement, or a higher allocation to growth assets in early retirement to improve compounding. Review whether the Age Pension offsets are being fully captured.</w:t>
+      </w:r>
+    </w:p>
+    <w:p>
+      <w:pPr>
+        <w:numPr>
+          <w:ilvl w:val="0"/>
+          <w:numId w:val="4"/>
+        </w:numPr>
+        <w:spacing w:before="40" w:after="40"/>
+      </w:pPr>
+      <w:r>
+        <w:rPr>
+          <w:b/>
+          <w:bCs/>
+        </w:rPr>
+        <w:t>Failures concentrated before age 80:</w:t>
+      </w:r>
+      <w:r>
+        <w:t xml:space="preserve"> The plan has a fundamental capital or spending problem that cannot be solved by longevity hedging alone. The starting withdrawal rate is likely too high. Prioritise reducing spending, increasing the starting balance, or delaying retirement — or some combination of all three.</w:t>
+      </w:r>
+    </w:p>
+    <w:p>
+      <w:pPr>
+        <w:numPr>
+          <w:ilvl w:val="0"/>
+          <w:numId w:val="4"/>
+        </w:numPr>
+        <w:spacing w:before="40" w:after="40"/>
+      </w:pPr>
+      <w:r>
+        <w:rPr>
+          <w:b/>
+          <w:bCs/>
+        </w:rPr>
+        <w:t>An empty histogram (no bars):</w:t>
+      </w:r>
+      <w:r>
+        <w:t xml:space="preserve"> All runs succeeded. This is a good outcome, though if the success rate is 100% it may indicate the plan is overly conservative and you are likely to leave a large unspent surplus.</w:t>
+      </w:r>
+    </w:p>
+    <w:p>
+      <w:pPr>
+        <w:spacing w:before="40" w:after="40"/>
+      </w:pPr>
+      <w:r>
+        <w:t>When stochastic mortality is enabled, the X axis of the scatter will show genuine spread reflecting the distribution of sampled lifespans. When it is off, all dots share the same end age (the fixed Modelled Death Age), so the scatter becomes a vertical column — informative about the range of final balances at that age, but not about longevity risk specifically.</w:t>
+      </w:r>
+    </w:p>
+    <w:p>
+      <w:pPr>
+        <w:spacing w:before="40" w:after="40"/>
+      </w:pPr>
+    </w:p>
+    <w:p>
+      <w:pPr>
+        <w:pStyle w:val="Heading2"/>
+      </w:pPr>
+      <w:bookmarkStart w:id="5" w:name="_Toc225016845"/>
+      <w:proofErr w:type="gramStart"/>
+      <w:r>
+        <w:t>2.4  Understanding</w:t>
+      </w:r>
+      <w:proofErr w:type="gramEnd"/>
+      <w:r>
         <w:t xml:space="preserve"> P10, P50, and P90</w:t>
       </w:r>
-      <w:bookmarkEnd w:id="3"/>
+      <w:bookmarkEnd w:id="5"/>
     </w:p>
     <w:p>
       <w:pPr>
@@ -3937,6 +4427,7 @@
                 <w:sz w:val="20"/>
                 <w:szCs w:val="20"/>
               </w:rPr>
+              <w:lastRenderedPageBreak/>
               <w:t>P90</w:t>
             </w:r>
           </w:p>
@@ -4014,21 +4505,57 @@
       <w:pPr>
         <w:spacing w:before="40" w:after="40"/>
       </w:pPr>
+      <w:r>
+        <w:rPr>
+          <w:b/>
+          <w:bCs/>
+        </w:rPr>
+        <w:t>A note on income and spending bands when Variable death age is enabled</w:t>
+      </w:r>
+    </w:p>
+    <w:p>
+      <w:pPr>
+        <w:spacing w:before="40" w:after="40"/>
+      </w:pPr>
+      <w:r>
+        <w:t>When stochastic mortality is active, each parametric Monte Carlo run ends at a sampled death age rather than a fixed horizon. This affects how the income and spending percentile bands are computed. At each year, only runs that are still active contribute to the income and spending bands — runs that have already ended because the simulated person died are excluded rather than counted as zero. This is intentional: a run that ended at age 83 should not pull the median income to zero for runs where the person is still alive at 84.</w:t>
+      </w:r>
+    </w:p>
+    <w:p>
+      <w:pPr>
+        <w:spacing w:before="40" w:after="40"/>
+      </w:pPr>
+      <w:r>
+        <w:t>The practical effect is that the income and spending bands narrow progressively at older ages as fewer runs remain active, and they terminate entirely when the last active run ends. The balance bands behave differently — completed runs contribute their final balance to the calculation rather than being excluded, so the P50 balance line remains meaningful throughout the full chart period.</w:t>
+      </w:r>
+    </w:p>
+    <w:p>
+      <w:pPr>
+        <w:spacing w:before="40" w:after="40"/>
+      </w:pPr>
+      <w:r>
+        <w:t>If the income and spending bands appear to end earlier than you expect, this reflects the distribution of sampled death ages rather than portfolio failure. The Longevity scatter tab in the Longevity &amp; Outcome Analysis chart shows the spread of end ages across all runs, which gives you a direct picture of where the band data thins out.</w:t>
+      </w:r>
+    </w:p>
+    <w:p>
+      <w:pPr>
+        <w:spacing w:before="40" w:after="40"/>
+      </w:pPr>
     </w:p>
     <w:p>
       <w:pPr>
         <w:pStyle w:val="Heading2"/>
       </w:pPr>
-      <w:bookmarkStart w:id="4" w:name="_Toc223190820"/>
+      <w:bookmarkStart w:id="6" w:name="_Toc225016846"/>
       <w:proofErr w:type="gramStart"/>
       <w:r>
-        <w:t>2.3  Sequence</w:t>
+        <w:t>2.5  Sequence</w:t>
       </w:r>
       <w:proofErr w:type="gramEnd"/>
       <w:r>
         <w:t>-of-Returns Risk: Why Timing Matters</w:t>
       </w:r>
-      <w:bookmarkEnd w:id="4"/>
+      <w:bookmarkEnd w:id="6"/>
     </w:p>
     <w:p>
       <w:pPr>
@@ -4172,22 +4699,23 @@
       <w:pPr>
         <w:pStyle w:val="Heading2"/>
       </w:pPr>
-      <w:bookmarkStart w:id="5" w:name="_Toc223190821"/>
+      <w:bookmarkStart w:id="7" w:name="_Toc225016847"/>
       <w:proofErr w:type="gramStart"/>
       <w:r>
-        <w:t>2.4  Historical</w:t>
+        <w:t>2.6  Historical</w:t>
       </w:r>
       <w:proofErr w:type="gramEnd"/>
       <w:r>
         <w:t xml:space="preserve"> Monte Carlo vs Parametric Monte Carlo</w:t>
       </w:r>
-      <w:bookmarkEnd w:id="5"/>
+      <w:bookmarkEnd w:id="7"/>
     </w:p>
     <w:p>
       <w:pPr>
         <w:spacing w:before="80" w:after="100"/>
       </w:pPr>
       <w:r>
+        <w:lastRenderedPageBreak/>
         <w:t>The calculator offers two Monte Carlo modes, and they answer slightly different questions:</w:t>
       </w:r>
     </w:p>
@@ -4265,11 +4793,11 @@
           <w:bottom w:val="single" w:sz="6" w:space="4" w:color="2E75B6"/>
         </w:pBdr>
       </w:pPr>
-      <w:bookmarkStart w:id="6" w:name="_Toc223190822"/>
+      <w:bookmarkStart w:id="8" w:name="_Toc225016848"/>
       <w:r>
         <w:t>3.  Reading the Annual Spending Breakdown Chart</w:t>
       </w:r>
-      <w:bookmarkEnd w:id="6"/>
+      <w:bookmarkEnd w:id="8"/>
     </w:p>
     <w:p>
       <w:pPr>
@@ -4288,7 +4816,7 @@
       <w:pPr>
         <w:pStyle w:val="Heading2"/>
       </w:pPr>
-      <w:bookmarkStart w:id="7" w:name="_Toc223190823"/>
+      <w:bookmarkStart w:id="9" w:name="_Toc225016849"/>
       <w:proofErr w:type="gramStart"/>
       <w:r>
         <w:t>3.1  What</w:t>
@@ -4297,7 +4825,7 @@
       <w:r>
         <w:t xml:space="preserve"> the Colours Mean</w:t>
       </w:r>
-      <w:bookmarkEnd w:id="7"/>
+      <w:bookmarkEnd w:id="9"/>
     </w:p>
     <w:tbl>
       <w:tblPr>
@@ -4937,7 +5465,7 @@
       <w:pPr>
         <w:pStyle w:val="Heading2"/>
       </w:pPr>
-      <w:bookmarkStart w:id="8" w:name="_Toc223190824"/>
+      <w:bookmarkStart w:id="10" w:name="_Toc225016850"/>
       <w:proofErr w:type="gramStart"/>
       <w:r>
         <w:t>3.2  Healthy</w:t>
@@ -4946,7 +5474,7 @@
       <w:r>
         <w:t xml:space="preserve"> vs. Concerning Patterns</w:t>
       </w:r>
-      <w:bookmarkEnd w:id="8"/>
+      <w:bookmarkEnd w:id="10"/>
     </w:p>
     <w:p>
       <w:pPr>
@@ -4981,8 +5509,11 @@
         <w:spacing w:before="80" w:after="100"/>
       </w:pPr>
       <w:r>
+        <w:t xml:space="preserve">In early retirement, the bars are dominated by blue (super). Over time, as super depletes, the dark green (Age Pension) grows to fill the gap. By late retirement, Age Pension and defined benefit </w:t>
+      </w:r>
+      <w:r>
         <w:lastRenderedPageBreak/>
-        <w:t>In early retirement, the bars are dominated by blue (super). Over time, as super depletes, the dark green (Age Pension) grows to fill the gap. By late retirement, Age Pension and defined benefit income cover most spending. This is the expected, healthy pattern — the system is working as designed.</w:t>
+        <w:t>income cover most spending. This is the expected, healthy pattern — the system is working as designed.</w:t>
       </w:r>
     </w:p>
     <w:p>
@@ -5145,7 +5676,7 @@
       <w:pPr>
         <w:pStyle w:val="Heading2"/>
       </w:pPr>
-      <w:bookmarkStart w:id="9" w:name="_Toc223190825"/>
+      <w:bookmarkStart w:id="11" w:name="_Toc225016851"/>
       <w:proofErr w:type="gramStart"/>
       <w:r>
         <w:t>3.3  What</w:t>
@@ -5154,7 +5685,7 @@
       <w:r>
         <w:t xml:space="preserve"> a Solid Income Floor Looks Like</w:t>
       </w:r>
-      <w:bookmarkEnd w:id="9"/>
+      <w:bookmarkEnd w:id="11"/>
     </w:p>
     <w:p>
       <w:pPr>
@@ -5185,18 +5716,24 @@
           <w:bottom w:val="single" w:sz="6" w:space="4" w:color="2E75B6"/>
         </w:pBdr>
       </w:pPr>
-      <w:bookmarkStart w:id="10" w:name="_Toc223190826"/>
+      <w:bookmarkStart w:id="12" w:name="_Toc225016852"/>
       <w:r>
         <w:t>4.  Reading the Formal Stress Test Results</w:t>
       </w:r>
-      <w:bookmarkEnd w:id="10"/>
+      <w:bookmarkEnd w:id="12"/>
     </w:p>
     <w:p>
       <w:pPr>
         <w:spacing w:before="80" w:after="100"/>
       </w:pPr>
       <w:r>
-        <w:t>The Formal Tests mode runs your plan through eight predefined scenarios, each designed to expose a specific type of vulnerability. No real retirement will exactly match any of these scenarios — but a robust plan should be able to absorb most of them.</w:t>
+        <w:t xml:space="preserve">The </w:t>
+      </w:r>
+      <w:r>
+        <w:t>Stress</w:t>
+      </w:r>
+      <w:r>
+        <w:t xml:space="preserve"> Tests mode runs your plan through eight predefined scenarios, each designed to expose a specific type of vulnerability. No real retirement will exactly match any of these scenarios — but a robust plan should be able to absorb most of them.</w:t>
       </w:r>
     </w:p>
     <w:p>
@@ -5209,6 +5746,7 @@
         <w:spacing w:before="80" w:after="100"/>
       </w:pPr>
       <w:r>
+        <w:lastRenderedPageBreak/>
         <w:t>Rather than looking at each test in isolation, read them as a group. The pattern across tests tells you far more than any single result.</w:t>
       </w:r>
     </w:p>
@@ -5221,7 +5759,7 @@
       <w:pPr>
         <w:pStyle w:val="Heading2"/>
       </w:pPr>
-      <w:bookmarkStart w:id="11" w:name="_Toc223190827"/>
+      <w:bookmarkStart w:id="13" w:name="_Toc225016853"/>
       <w:proofErr w:type="gramStart"/>
       <w:r>
         <w:t>4.1  What</w:t>
@@ -5230,7 +5768,7 @@
       <w:r>
         <w:t xml:space="preserve"> Each Test Is Probing</w:t>
       </w:r>
-      <w:bookmarkEnd w:id="11"/>
+      <w:bookmarkEnd w:id="13"/>
     </w:p>
     <w:tbl>
       <w:tblPr>
@@ -6376,7 +6914,7 @@
       <w:pPr>
         <w:pStyle w:val="Heading2"/>
       </w:pPr>
-      <w:bookmarkStart w:id="12" w:name="_Toc223190828"/>
+      <w:bookmarkStart w:id="14" w:name="_Toc225016854"/>
       <w:proofErr w:type="gramStart"/>
       <w:r>
         <w:t>4.2  How</w:t>
@@ -6385,7 +6923,7 @@
       <w:r>
         <w:t xml:space="preserve"> to Read Your Stress Test Results Together</w:t>
       </w:r>
-      <w:bookmarkEnd w:id="12"/>
+      <w:bookmarkEnd w:id="14"/>
     </w:p>
     <w:p>
       <w:pPr>
@@ -6472,6 +7010,7 @@
           <w:b/>
           <w:bCs/>
         </w:rPr>
+        <w:lastRenderedPageBreak/>
         <w:t xml:space="preserve">Do B1 and B2 differ significantly? </w:t>
       </w:r>
       <w:r>
@@ -6636,7 +7175,7 @@
           <w:bottom w:val="single" w:sz="6" w:space="4" w:color="2E75B6"/>
         </w:pBdr>
       </w:pPr>
-      <w:bookmarkStart w:id="13" w:name="_Toc223190829"/>
+      <w:bookmarkStart w:id="15" w:name="_Toc225016855"/>
       <w:r>
         <w:t xml:space="preserve">5.  Age Pension: When It Kicks </w:t>
       </w:r>
@@ -6648,7 +7187,7 @@
       <w:r>
         <w:t xml:space="preserve"> and What It Means</w:t>
       </w:r>
-      <w:bookmarkEnd w:id="13"/>
+      <w:bookmarkEnd w:id="15"/>
     </w:p>
     <w:p>
       <w:pPr>
@@ -6667,7 +7206,7 @@
       <w:pPr>
         <w:pStyle w:val="Heading2"/>
       </w:pPr>
-      <w:bookmarkStart w:id="14" w:name="_Toc223190830"/>
+      <w:bookmarkStart w:id="16" w:name="_Toc225016856"/>
       <w:proofErr w:type="gramStart"/>
       <w:r>
         <w:t>5.1  How</w:t>
@@ -6676,7 +7215,7 @@
       <w:r>
         <w:t xml:space="preserve"> Eligibility Works</w:t>
       </w:r>
-      <w:bookmarkEnd w:id="14"/>
+      <w:bookmarkEnd w:id="16"/>
     </w:p>
     <w:p>
       <w:pPr>
@@ -6749,7 +7288,13 @@
         <w:spacing w:before="80" w:after="100"/>
       </w:pPr>
       <w:r>
-        <w:t>The calculator models both tests automatically, using the thresholds and rates you've configured (September 2025 parameters by default).</w:t>
+        <w:t>The calculator models both tests automatically, using the</w:t>
+      </w:r>
+      <w:r>
+        <w:t xml:space="preserve"> inbuilt</w:t>
+      </w:r>
+      <w:r>
+        <w:t xml:space="preserve"> thresholds and rates.</w:t>
       </w:r>
     </w:p>
     <w:p>
@@ -6761,23 +7306,23 @@
       <w:pPr>
         <w:pStyle w:val="Heading2"/>
       </w:pPr>
-      <w:bookmarkStart w:id="15" w:name="_Toc223190831"/>
+      <w:bookmarkStart w:id="17" w:name="_Toc225016857"/>
       <w:proofErr w:type="gramStart"/>
       <w:r>
+        <w:t>5.2  The</w:t>
+      </w:r>
+      <w:proofErr w:type="gramEnd"/>
+      <w:r>
+        <w:t xml:space="preserve"> Natural Increase Pattern</w:t>
+      </w:r>
+      <w:bookmarkEnd w:id="17"/>
+    </w:p>
+    <w:p>
+      <w:pPr>
+        <w:spacing w:before="80" w:after="100"/>
+      </w:pPr>
+      <w:r>
         <w:lastRenderedPageBreak/>
-        <w:t>5.2  The</w:t>
-      </w:r>
-      <w:proofErr w:type="gramEnd"/>
-      <w:r>
-        <w:t xml:space="preserve"> Natural Increase Pattern</w:t>
-      </w:r>
-      <w:bookmarkEnd w:id="15"/>
-    </w:p>
-    <w:p>
-      <w:pPr>
-        <w:spacing w:before="80" w:after="100"/>
-      </w:pPr>
-      <w:r>
         <w:t>One of the most important — and often counterintuitive — dynamics in the chart is that Age Pension payments typically grow over time, even before accounting for indexation. This happens because your super balance is declining:</w:t>
       </w:r>
     </w:p>
@@ -6868,7 +7413,7 @@
       <w:pPr>
         <w:pStyle w:val="Heading2"/>
       </w:pPr>
-      <w:bookmarkStart w:id="16" w:name="_Toc223190832"/>
+      <w:bookmarkStart w:id="18" w:name="_Toc225016858"/>
       <w:proofErr w:type="gramStart"/>
       <w:r>
         <w:t>5.3  Couples</w:t>
@@ -6877,7 +7422,7 @@
       <w:r>
         <w:t xml:space="preserve"> vs Singles</w:t>
       </w:r>
-      <w:bookmarkEnd w:id="16"/>
+      <w:bookmarkEnd w:id="18"/>
     </w:p>
     <w:p>
       <w:pPr>
@@ -6941,7 +7486,7 @@
       <w:pPr>
         <w:pStyle w:val="Heading2"/>
       </w:pPr>
-      <w:bookmarkStart w:id="17" w:name="_Toc223190833"/>
+      <w:bookmarkStart w:id="19" w:name="_Toc225016859"/>
       <w:proofErr w:type="gramStart"/>
       <w:r>
         <w:t>5.4  What</w:t>
@@ -6950,7 +7495,7 @@
       <w:r>
         <w:t xml:space="preserve"> the Work Bonus Does</w:t>
       </w:r>
-      <w:bookmarkEnd w:id="17"/>
+      <w:bookmarkEnd w:id="19"/>
     </w:p>
     <w:p>
       <w:pPr>
@@ -7042,15 +7587,7 @@
                 <w:i/>
                 <w:iCs/>
               </w:rPr>
-              <w:t xml:space="preserve"> you're planning to do some part-time work for the first 5 years of retirement, enter it in the Other Net Income section and observe the impact on Age Pension. The interaction is </w:t>
-            </w:r>
-            <w:r>
-              <w:rPr>
-                <w:i/>
-                <w:iCs/>
-              </w:rPr>
-              <w:lastRenderedPageBreak/>
-              <w:t>often more favourable than people expect, because the Work Bonus partially shields employment income from the income test.</w:t>
+              <w:t xml:space="preserve"> you're planning to do some part-time work for the first 5 years of retirement, enter it in the Other Net Income section and observe the impact on Age Pension. The interaction is often more favourable than people expect, because the Work Bonus partially shields employment income from the income test.</w:t>
             </w:r>
           </w:p>
         </w:tc>
@@ -7064,11 +7601,12 @@
           <w:bottom w:val="single" w:sz="6" w:space="4" w:color="2E75B6"/>
         </w:pBdr>
       </w:pPr>
-      <w:bookmarkStart w:id="18" w:name="_Toc223190834"/>
-      <w:r>
+      <w:bookmarkStart w:id="20" w:name="_Toc225016860"/>
+      <w:r>
+        <w:lastRenderedPageBreak/>
         <w:t>6.  The Ending Balance: How Much Is Enough?</w:t>
       </w:r>
-      <w:bookmarkEnd w:id="18"/>
+      <w:bookmarkEnd w:id="20"/>
     </w:p>
     <w:p>
       <w:pPr>
@@ -7087,7 +7625,7 @@
       <w:pPr>
         <w:pStyle w:val="Heading2"/>
       </w:pPr>
-      <w:bookmarkStart w:id="19" w:name="_Toc223190835"/>
+      <w:bookmarkStart w:id="21" w:name="_Toc225016861"/>
       <w:proofErr w:type="gramStart"/>
       <w:r>
         <w:t>6.1  What</w:t>
@@ -7096,7 +7634,7 @@
       <w:r>
         <w:t xml:space="preserve"> a Large Ending Balance Actually Means</w:t>
       </w:r>
-      <w:bookmarkEnd w:id="19"/>
+      <w:bookmarkEnd w:id="21"/>
     </w:p>
     <w:p>
       <w:pPr>
@@ -7180,7 +7718,7 @@
       <w:pPr>
         <w:pStyle w:val="Heading2"/>
       </w:pPr>
-      <w:bookmarkStart w:id="20" w:name="_Toc223190836"/>
+      <w:bookmarkStart w:id="22" w:name="_Toc225016862"/>
       <w:proofErr w:type="gramStart"/>
       <w:r>
         <w:t>6.2  Interpreting</w:t>
@@ -7189,7 +7727,7 @@
       <w:r>
         <w:t xml:space="preserve"> Zero or Near-Zero Endings</w:t>
       </w:r>
-      <w:bookmarkEnd w:id="20"/>
+      <w:bookmarkEnd w:id="22"/>
     </w:p>
     <w:p>
       <w:pPr>
@@ -7253,7 +7791,7 @@
       <w:pPr>
         <w:pStyle w:val="Heading2"/>
       </w:pPr>
-      <w:bookmarkStart w:id="21" w:name="_Toc223190837"/>
+      <w:bookmarkStart w:id="23" w:name="_Toc225016863"/>
       <w:proofErr w:type="gramStart"/>
       <w:r>
         <w:t>6.3  A</w:t>
@@ -7262,7 +7800,7 @@
       <w:r>
         <w:t xml:space="preserve"> Practical Framework for Evaluating Your Ending Balance</w:t>
       </w:r>
-      <w:bookmarkEnd w:id="21"/>
+      <w:bookmarkEnd w:id="23"/>
     </w:p>
     <w:tbl>
       <w:tblPr>
@@ -7568,7 +8106,6 @@
                 <w:sz w:val="20"/>
                 <w:szCs w:val="20"/>
               </w:rPr>
-              <w:lastRenderedPageBreak/>
               <w:t>Small positive or near zero</w:t>
             </w:r>
           </w:p>
@@ -7721,16 +8258,17 @@
       <w:pPr>
         <w:pStyle w:val="Heading2"/>
       </w:pPr>
-      <w:bookmarkStart w:id="22" w:name="_Toc223190838"/>
+      <w:bookmarkStart w:id="24" w:name="_Toc225016864"/>
       <w:proofErr w:type="gramStart"/>
       <w:r>
+        <w:lastRenderedPageBreak/>
         <w:t>6.4  The</w:t>
       </w:r>
       <w:proofErr w:type="gramEnd"/>
       <w:r>
         <w:t xml:space="preserve"> Legacy Question</w:t>
       </w:r>
-      <w:bookmarkEnd w:id="22"/>
+      <w:bookmarkEnd w:id="24"/>
     </w:p>
     <w:p>
       <w:pPr>
@@ -7888,11 +8426,11 @@
           <w:bottom w:val="single" w:sz="6" w:space="4" w:color="2E75B6"/>
         </w:pBdr>
       </w:pPr>
-      <w:bookmarkStart w:id="23" w:name="_Toc223190839"/>
+      <w:bookmarkStart w:id="25" w:name="_Toc225016865"/>
       <w:r>
         <w:t>7.  Common Result Patterns and What They Diagnose</w:t>
       </w:r>
-      <w:bookmarkEnd w:id="23"/>
+      <w:bookmarkEnd w:id="25"/>
     </w:p>
     <w:p>
       <w:pPr>
@@ -7911,11 +8449,11 @@
       <w:pPr>
         <w:pStyle w:val="Heading2"/>
       </w:pPr>
-      <w:bookmarkStart w:id="24" w:name="_Toc223190840"/>
+      <w:bookmarkStart w:id="26" w:name="_Toc225016866"/>
       <w:r>
         <w:t>Pattern A: "Cliff Edge" — Good Until It Isn't</w:t>
       </w:r>
-      <w:bookmarkEnd w:id="24"/>
+      <w:bookmarkEnd w:id="26"/>
     </w:p>
     <w:p>
       <w:pPr>
@@ -7947,11 +8485,11 @@
       <w:pPr>
         <w:pStyle w:val="Heading2"/>
       </w:pPr>
-      <w:bookmarkStart w:id="25" w:name="_Toc223190841"/>
+      <w:bookmarkStart w:id="27" w:name="_Toc225016867"/>
       <w:r>
         <w:t>Pattern B: "Good Middle, Rough Ends" — The Monte Carlo Fan</w:t>
       </w:r>
-      <w:bookmarkEnd w:id="25"/>
+      <w:bookmarkEnd w:id="27"/>
     </w:p>
     <w:p>
       <w:pPr>
@@ -7983,17 +8521,18 @@
       <w:pPr>
         <w:pStyle w:val="Heading2"/>
       </w:pPr>
-      <w:bookmarkStart w:id="26" w:name="_Toc223190842"/>
+      <w:bookmarkStart w:id="28" w:name="_Toc225016868"/>
       <w:r>
         <w:t>Pattern C: "Survivor" — Large Surplus Despite Stress Tests</w:t>
       </w:r>
-      <w:bookmarkEnd w:id="26"/>
+      <w:bookmarkEnd w:id="28"/>
     </w:p>
     <w:p>
       <w:pPr>
         <w:spacing w:before="80" w:after="100"/>
       </w:pPr>
       <w:r>
+        <w:lastRenderedPageBreak/>
         <w:t>All formal tests succeed, the Monte Carlo P10 is positive, and the ending balance is very large. This is genuinely a comfortable position — but check whether you're leaving quality of life on the table.</w:t>
       </w:r>
     </w:p>
@@ -8019,11 +8558,11 @@
       <w:pPr>
         <w:pStyle w:val="Heading2"/>
       </w:pPr>
-      <w:bookmarkStart w:id="27" w:name="_Toc223190843"/>
+      <w:bookmarkStart w:id="29" w:name="_Toc225016869"/>
       <w:r>
         <w:t>Pattern D: "Works on Paper, Fails Under Stress" — The Brittle Plan</w:t>
       </w:r>
-      <w:bookmarkEnd w:id="27"/>
+      <w:bookmarkEnd w:id="29"/>
     </w:p>
     <w:p>
       <w:pPr>
@@ -8054,18 +8593,24 @@
           <w:bottom w:val="single" w:sz="6" w:space="4" w:color="2E75B6"/>
         </w:pBdr>
       </w:pPr>
-      <w:bookmarkStart w:id="28" w:name="_Toc223190844"/>
+      <w:bookmarkStart w:id="30" w:name="_Toc225016870"/>
       <w:r>
         <w:t>8.  Sensitivity Analysis: Testing Return and Spending Assumptions</w:t>
       </w:r>
-      <w:bookmarkEnd w:id="28"/>
+      <w:bookmarkEnd w:id="30"/>
     </w:p>
     <w:p>
       <w:pPr>
         <w:spacing w:before="80" w:after="100"/>
       </w:pPr>
       <w:r>
-        <w:t>The Sensitivity Analysis panel appears automatically in the results column once you have run a simulation — no separate button is required. Click the “Sensitivity Analysis — Return vs Spending” header to expand it.</w:t>
+        <w:t xml:space="preserve">The Sensitivity Analysis panel appears automatically in the results column </w:t>
+      </w:r>
+      <w:r>
+        <w:t>when you select Constant Return</w:t>
+      </w:r>
+      <w:r>
+        <w:t xml:space="preserve"> — no separate button is required. Click the “Sensitivity Analysis — Return vs Spending” header to expand it.</w:t>
       </w:r>
     </w:p>
     <w:p>
@@ -8078,9 +8623,29 @@
     </w:p>
     <w:p>
       <w:pPr>
+        <w:spacing w:before="80" w:after="100"/>
+      </w:pPr>
+      <w:r>
+        <w:t xml:space="preserve">The Sensitivity Analysis panel is only visible when Constant Return is the active scenario. It is hidden in Monte Carlo, Historical Monte Carlo, </w:t>
+      </w:r>
+      <w:r>
+        <w:t xml:space="preserve">Stress </w:t>
+      </w:r>
+      <w:r>
+        <w:t>Test</w:t>
+      </w:r>
+      <w:r>
+        <w:t>, and Historical Period</w:t>
+      </w:r>
+      <w:r>
+        <w:t xml:space="preserve"> modes — those modes model uncertainty directly, making a deterministic return grid redundant. If you cannot see the panel, switch to Constant Return mode.</w:t>
+      </w:r>
+    </w:p>
+    <w:p>
+      <w:pPr>
         <w:pStyle w:val="Heading2"/>
       </w:pPr>
-      <w:bookmarkStart w:id="29" w:name="_Toc223190845"/>
+      <w:bookmarkStart w:id="31" w:name="_Toc225016871"/>
       <w:proofErr w:type="gramStart"/>
       <w:r>
         <w:t>8.1  What</w:t>
@@ -8089,7 +8654,7 @@
       <w:r>
         <w:t xml:space="preserve"> the Grid Shows</w:t>
       </w:r>
-      <w:bookmarkEnd w:id="29"/>
+      <w:bookmarkEnd w:id="31"/>
     </w:p>
     <w:p>
       <w:pPr>
@@ -8104,14 +8669,14 @@
         <w:spacing w:before="80" w:after="100"/>
       </w:pPr>
       <w:r>
-        <w:t>Each cell shows the portfolio balance at year 35. If the portfolio survived, it shows the ending balance. If it ran out, it shows “Depleted yr X” — the year the money was exhausted. All your other settings (Age Pension, income streams, defined benefit pension, aged care, couple tracking, debt, splurge spending, and inflation) are included in every cell. Only return rate and base spending vary across the grid.</w:t>
+        <w:t>Each cell shows the portfolio balance at the modelled death age. If the portfolio survived, it shows the ending balance. If it ran out, it shows “Depleted yr X” — the year the money was exhausted. All your other settings (Age Pension, income streams, defined benefit pension, aged care, couple tracking, debt, splurge spending, and inflation) are included in every cell. Only return rate and base spending vary across the grid.</w:t>
       </w:r>
     </w:p>
     <w:p>
       <w:pPr>
         <w:pStyle w:val="Heading2"/>
       </w:pPr>
-      <w:bookmarkStart w:id="30" w:name="_Toc223190846"/>
+      <w:bookmarkStart w:id="32" w:name="_Toc225016872"/>
       <w:proofErr w:type="gramStart"/>
       <w:r>
         <w:t>8.2  Reading</w:t>
@@ -8120,7 +8685,7 @@
       <w:r>
         <w:t xml:space="preserve"> the Colour Coding</w:t>
       </w:r>
-      <w:bookmarkEnd w:id="30"/>
+      <w:bookmarkEnd w:id="32"/>
     </w:p>
     <w:tbl>
       <w:tblPr>
@@ -8157,7 +8722,6 @@
                 <w:sz w:val="20"/>
                 <w:szCs w:val="20"/>
               </w:rPr>
-              <w:lastRenderedPageBreak/>
               <w:t>Colour</w:t>
             </w:r>
           </w:p>
@@ -8225,7 +8789,7 @@
                 <w:sz w:val="20"/>
                 <w:szCs w:val="20"/>
               </w:rPr>
-              <w:t>Survived to year 35 with more than $1M remaining. Comfortable outcome under this combination of return and spending.</w:t>
+              <w:t>Survived to the modelled death age with more than $1M remaining. Comfortable outcome under this combination of return and spending.</w:t>
             </w:r>
           </w:p>
         </w:tc>
@@ -8249,6 +8813,7 @@
                 <w:sz w:val="20"/>
                 <w:szCs w:val="20"/>
               </w:rPr>
+              <w:lastRenderedPageBreak/>
               <w:t>Light green</w:t>
             </w:r>
           </w:p>
@@ -8270,7 +8835,7 @@
                 <w:sz w:val="20"/>
                 <w:szCs w:val="20"/>
               </w:rPr>
-              <w:t>Survived to year 35 with $500k–$1M remaining. Solid outcome — plan held up under this scenario.</w:t>
+              <w:t>Survived to the modelled death age with $500k–$1M remaining. Solid outcome — plan held up under this scenario.</w:t>
             </w:r>
           </w:p>
         </w:tc>
@@ -8315,7 +8880,7 @@
                 <w:sz w:val="20"/>
                 <w:szCs w:val="20"/>
               </w:rPr>
-              <w:t>Survived to year 35 but less than $500k remaining. Plan worked, but with limited margin.</w:t>
+              <w:t>Survived to the modelled death age but less than $500k remaining. Plan worked, but with limited margin.</w:t>
             </w:r>
           </w:p>
         </w:tc>
@@ -8486,7 +9051,7 @@
       <w:pPr>
         <w:pStyle w:val="Heading2"/>
       </w:pPr>
-      <w:bookmarkStart w:id="31" w:name="_Toc223190847"/>
+      <w:bookmarkStart w:id="33" w:name="_Toc225016873"/>
       <w:proofErr w:type="gramStart"/>
       <w:r>
         <w:t>8.3  Why</w:t>
@@ -8495,7 +9060,7 @@
       <w:r>
         <w:t xml:space="preserve"> the Blue Cell May Differ from the Executive Summary</w:t>
       </w:r>
-      <w:bookmarkEnd w:id="31"/>
+      <w:bookmarkEnd w:id="33"/>
     </w:p>
     <w:p>
       <w:pPr>
@@ -8509,7 +9074,7 @@
       <w:pPr>
         <w:pStyle w:val="Heading2"/>
       </w:pPr>
-      <w:bookmarkStart w:id="32" w:name="_Toc223190848"/>
+      <w:bookmarkStart w:id="34" w:name="_Toc225016874"/>
       <w:proofErr w:type="gramStart"/>
       <w:r>
         <w:t>8.4  What</w:t>
@@ -8518,7 +9083,7 @@
       <w:r>
         <w:t xml:space="preserve"> the Sensitivity Analysis Does Not Show</w:t>
       </w:r>
-      <w:bookmarkEnd w:id="32"/>
+      <w:bookmarkEnd w:id="34"/>
     </w:p>
     <w:p>
       <w:pPr>
@@ -8581,11 +9146,11 @@
           <w:bottom w:val="single" w:sz="6" w:space="4" w:color="2E75B6"/>
         </w:pBdr>
       </w:pPr>
-      <w:bookmarkStart w:id="33" w:name="_Toc223190849"/>
+      <w:bookmarkStart w:id="35" w:name="_Toc225016875"/>
       <w:r>
         <w:t>9.  Quick Reference: What Am I Looking At?</w:t>
       </w:r>
-      <w:bookmarkEnd w:id="33"/>
+      <w:bookmarkEnd w:id="35"/>
     </w:p>
     <w:tbl>
       <w:tblPr>
@@ -8807,7 +9372,6 @@
                 <w:sz w:val="20"/>
                 <w:szCs w:val="20"/>
               </w:rPr>
-              <w:lastRenderedPageBreak/>
               <w:t>Success rate &gt; 90%</w:t>
             </w:r>
           </w:p>
@@ -8864,6 +9428,7 @@
                 <w:sz w:val="20"/>
                 <w:szCs w:val="20"/>
               </w:rPr>
+              <w:lastRenderedPageBreak/>
               <w:t>P10 runs out before 85</w:t>
             </w:r>
           </w:p>
@@ -9544,6 +10109,155 @@
 <file path=word/numbering.xml><?xml version="1.0" encoding="utf-8"?>
 <w:numbering xmlns:wpc="http://schemas.microsoft.com/office/word/2010/wordprocessingCanvas" xmlns:cx="http://schemas.microsoft.com/office/drawing/2014/chartex" xmlns:cx1="http://schemas.microsoft.com/office/drawing/2015/9/8/chartex" xmlns:cx2="http://schemas.microsoft.com/office/drawing/2015/10/21/chartex" xmlns:cx3="http://schemas.microsoft.com/office/drawing/2016/5/9/chartex" xmlns:cx4="http://schemas.microsoft.com/office/drawing/2016/5/10/chartex" xmlns:cx5="http://schemas.microsoft.com/office/drawing/2016/5/11/chartex" xmlns:cx6="http://schemas.microsoft.com/office/drawing/2016/5/12/chartex" xmlns:cx7="http://schemas.microsoft.com/office/drawing/2016/5/13/chartex" xmlns:cx8="http://schemas.microsoft.com/office/drawing/2016/5/14/chartex" xmlns:mc="http://schemas.openxmlformats.org/markup-compatibility/2006" xmlns:aink="http://schemas.microsoft.com/office/drawing/2016/ink" xmlns:am3d="http://schemas.microsoft.com/office/drawing/2017/model3d" xmlns:o="urn:schemas-microsoft-com:office:office" xmlns:oel="http://schemas.microsoft.com/office/2019/extlst" xmlns:r="http://schemas.openxmlformats.org/officeDocument/2006/relationships" xmlns:m="http://schemas.openxmlformats.org/officeDocument/2006/math" xmlns:v="urn:schemas-microsoft-com:vml" xmlns:wp14="http://schemas.microsoft.com/office/word/2010/wordprocessingDrawing" xmlns:wp="http://schemas.openxmlformats.org/drawingml/2006/wordprocessingDrawing" xmlns:w10="urn:schemas-microsoft-com:office:word" xmlns:w="http://schemas.openxmlformats.org/wordprocessingml/2006/main" xmlns:w14="http://schemas.microsoft.com/office/word/2010/wordml" xmlns:w15="http://schemas.microsoft.com/office/word/2012/wordml" xmlns:w16cex="http://schemas.microsoft.com/office/word/2018/wordml/cex" xmlns:w16cid="http://schemas.microsoft.com/office/word/2016/wordml/cid" xmlns:w16="http://schemas.microsoft.com/office/word/2018/wordml" xmlns:w16du="http://schemas.microsoft.com/office/word/2023/wordml/word16du" xmlns:w16sdtdh="http://schemas.microsoft.com/office/word/2020/wordml/sdtdatahash" xmlns:w16sdtfl="http://schemas.microsoft.com/office/word/2024/wordml/sdtformatlock" xmlns:w16se="http://schemas.microsoft.com/office/word/2015/wordml/symex" xmlns:wpg="http://schemas.microsoft.com/office/word/2010/wordprocessingGroup" xmlns:wpi="http://schemas.microsoft.com/office/word/2010/wordprocessingInk" xmlns:wne="http://schemas.microsoft.com/office/word/2006/wordml" xmlns:wps="http://schemas.microsoft.com/office/word/2010/wordprocessingShape" mc:Ignorable="w14 w15 w16se w16cid w16 w16cex w16sdtdh w16sdtfl w16du wp14">
   <w:abstractNum w:abstractNumId="0" w15:restartNumberingAfterBreak="0">
+    <w:nsid w:val="0587319F"/>
+    <w:multiLevelType w:val="multilevel"/>
+    <w:tmpl w:val="A3A0C290"/>
+    <w:lvl w:ilvl="0">
+      <w:start w:val="1"/>
+      <w:numFmt w:val="bullet"/>
+      <w:lvlText w:val=""/>
+      <w:lvlJc w:val="left"/>
+      <w:pPr>
+        <w:tabs>
+          <w:tab w:val="num" w:pos="720"/>
+        </w:tabs>
+        <w:ind w:left="720" w:hanging="360"/>
+      </w:pPr>
+      <w:rPr>
+        <w:rFonts w:ascii="Symbol" w:hAnsi="Symbol" w:hint="default"/>
+        <w:sz w:val="20"/>
+      </w:rPr>
+    </w:lvl>
+    <w:lvl w:ilvl="1" w:tentative="1">
+      <w:start w:val="1"/>
+      <w:numFmt w:val="bullet"/>
+      <w:lvlText w:val="o"/>
+      <w:lvlJc w:val="left"/>
+      <w:pPr>
+        <w:tabs>
+          <w:tab w:val="num" w:pos="1440"/>
+        </w:tabs>
+        <w:ind w:left="1440" w:hanging="360"/>
+      </w:pPr>
+      <w:rPr>
+        <w:rFonts w:ascii="Courier New" w:hAnsi="Courier New" w:hint="default"/>
+        <w:sz w:val="20"/>
+      </w:rPr>
+    </w:lvl>
+    <w:lvl w:ilvl="2" w:tentative="1">
+      <w:start w:val="1"/>
+      <w:numFmt w:val="bullet"/>
+      <w:lvlText w:val=""/>
+      <w:lvlJc w:val="left"/>
+      <w:pPr>
+        <w:tabs>
+          <w:tab w:val="num" w:pos="2160"/>
+        </w:tabs>
+        <w:ind w:left="2160" w:hanging="360"/>
+      </w:pPr>
+      <w:rPr>
+        <w:rFonts w:ascii="Wingdings" w:hAnsi="Wingdings" w:hint="default"/>
+        <w:sz w:val="20"/>
+      </w:rPr>
+    </w:lvl>
+    <w:lvl w:ilvl="3" w:tentative="1">
+      <w:start w:val="1"/>
+      <w:numFmt w:val="bullet"/>
+      <w:lvlText w:val=""/>
+      <w:lvlJc w:val="left"/>
+      <w:pPr>
+        <w:tabs>
+          <w:tab w:val="num" w:pos="2880"/>
+        </w:tabs>
+        <w:ind w:left="2880" w:hanging="360"/>
+      </w:pPr>
+      <w:rPr>
+        <w:rFonts w:ascii="Wingdings" w:hAnsi="Wingdings" w:hint="default"/>
+        <w:sz w:val="20"/>
+      </w:rPr>
+    </w:lvl>
+    <w:lvl w:ilvl="4" w:tentative="1">
+      <w:start w:val="1"/>
+      <w:numFmt w:val="bullet"/>
+      <w:lvlText w:val=""/>
+      <w:lvlJc w:val="left"/>
+      <w:pPr>
+        <w:tabs>
+          <w:tab w:val="num" w:pos="3600"/>
+        </w:tabs>
+        <w:ind w:left="3600" w:hanging="360"/>
+      </w:pPr>
+      <w:rPr>
+        <w:rFonts w:ascii="Wingdings" w:hAnsi="Wingdings" w:hint="default"/>
+        <w:sz w:val="20"/>
+      </w:rPr>
+    </w:lvl>
+    <w:lvl w:ilvl="5" w:tentative="1">
+      <w:start w:val="1"/>
+      <w:numFmt w:val="bullet"/>
+      <w:lvlText w:val=""/>
+      <w:lvlJc w:val="left"/>
+      <w:pPr>
+        <w:tabs>
+          <w:tab w:val="num" w:pos="4320"/>
+        </w:tabs>
+        <w:ind w:left="4320" w:hanging="360"/>
+      </w:pPr>
+      <w:rPr>
+        <w:rFonts w:ascii="Wingdings" w:hAnsi="Wingdings" w:hint="default"/>
+        <w:sz w:val="20"/>
+      </w:rPr>
+    </w:lvl>
+    <w:lvl w:ilvl="6" w:tentative="1">
+      <w:start w:val="1"/>
+      <w:numFmt w:val="bullet"/>
+      <w:lvlText w:val=""/>
+      <w:lvlJc w:val="left"/>
+      <w:pPr>
+        <w:tabs>
+          <w:tab w:val="num" w:pos="5040"/>
+        </w:tabs>
+        <w:ind w:left="5040" w:hanging="360"/>
+      </w:pPr>
+      <w:rPr>
+        <w:rFonts w:ascii="Wingdings" w:hAnsi="Wingdings" w:hint="default"/>
+        <w:sz w:val="20"/>
+      </w:rPr>
+    </w:lvl>
+    <w:lvl w:ilvl="7" w:tentative="1">
+      <w:start w:val="1"/>
+      <w:numFmt w:val="bullet"/>
+      <w:lvlText w:val=""/>
+      <w:lvlJc w:val="left"/>
+      <w:pPr>
+        <w:tabs>
+          <w:tab w:val="num" w:pos="5760"/>
+        </w:tabs>
+        <w:ind w:left="5760" w:hanging="360"/>
+      </w:pPr>
+      <w:rPr>
+        <w:rFonts w:ascii="Wingdings" w:hAnsi="Wingdings" w:hint="default"/>
+        <w:sz w:val="20"/>
+      </w:rPr>
+    </w:lvl>
+    <w:lvl w:ilvl="8" w:tentative="1">
+      <w:start w:val="1"/>
+      <w:numFmt w:val="bullet"/>
+      <w:lvlText w:val=""/>
+      <w:lvlJc w:val="left"/>
+      <w:pPr>
+        <w:tabs>
+          <w:tab w:val="num" w:pos="6480"/>
+        </w:tabs>
+        <w:ind w:left="6480" w:hanging="360"/>
+      </w:pPr>
+      <w:rPr>
+        <w:rFonts w:ascii="Wingdings" w:hAnsi="Wingdings" w:hint="default"/>
+        <w:sz w:val="20"/>
+      </w:rPr>
+    </w:lvl>
+  </w:abstractNum>
+  <w:abstractNum w:abstractNumId="1" w15:restartNumberingAfterBreak="0">
     <w:nsid w:val="086F3F8E"/>
     <w:multiLevelType w:val="hybridMultilevel"/>
     <w:tmpl w:val="58C4D11A"/>
@@ -9629,7 +10343,7 @@
       </w:pPr>
     </w:lvl>
   </w:abstractNum>
-  <w:abstractNum w:abstractNumId="1" w15:restartNumberingAfterBreak="0">
+  <w:abstractNum w:abstractNumId="2" w15:restartNumberingAfterBreak="0">
     <w:nsid w:val="0CC75B45"/>
     <w:multiLevelType w:val="hybridMultilevel"/>
     <w:tmpl w:val="59B04568"/>
@@ -9683,7 +10397,7 @@
       <w:lvlJc w:val="left"/>
     </w:lvl>
   </w:abstractNum>
-  <w:abstractNum w:abstractNumId="2" w15:restartNumberingAfterBreak="0">
+  <w:abstractNum w:abstractNumId="3" w15:restartNumberingAfterBreak="0">
     <w:nsid w:val="272C7347"/>
     <w:multiLevelType w:val="hybridMultilevel"/>
     <w:tmpl w:val="6B86893E"/>
@@ -9737,17 +10451,172 @@
       <w:lvlJc w:val="left"/>
     </w:lvl>
   </w:abstractNum>
+  <w:abstractNum w:abstractNumId="4" w15:restartNumberingAfterBreak="0">
+    <w:nsid w:val="2D1C59DA"/>
+    <w:multiLevelType w:val="multilevel"/>
+    <w:tmpl w:val="9DBCE316"/>
+    <w:lvl w:ilvl="0">
+      <w:start w:val="1"/>
+      <w:numFmt w:val="bullet"/>
+      <w:lvlText w:val=""/>
+      <w:lvlJc w:val="left"/>
+      <w:pPr>
+        <w:tabs>
+          <w:tab w:val="num" w:pos="720"/>
+        </w:tabs>
+        <w:ind w:left="720" w:hanging="360"/>
+      </w:pPr>
+      <w:rPr>
+        <w:rFonts w:ascii="Symbol" w:hAnsi="Symbol" w:hint="default"/>
+        <w:sz w:val="20"/>
+      </w:rPr>
+    </w:lvl>
+    <w:lvl w:ilvl="1" w:tentative="1">
+      <w:start w:val="1"/>
+      <w:numFmt w:val="bullet"/>
+      <w:lvlText w:val="o"/>
+      <w:lvlJc w:val="left"/>
+      <w:pPr>
+        <w:tabs>
+          <w:tab w:val="num" w:pos="1440"/>
+        </w:tabs>
+        <w:ind w:left="1440" w:hanging="360"/>
+      </w:pPr>
+      <w:rPr>
+        <w:rFonts w:ascii="Courier New" w:hAnsi="Courier New" w:hint="default"/>
+        <w:sz w:val="20"/>
+      </w:rPr>
+    </w:lvl>
+    <w:lvl w:ilvl="2" w:tentative="1">
+      <w:start w:val="1"/>
+      <w:numFmt w:val="bullet"/>
+      <w:lvlText w:val=""/>
+      <w:lvlJc w:val="left"/>
+      <w:pPr>
+        <w:tabs>
+          <w:tab w:val="num" w:pos="2160"/>
+        </w:tabs>
+        <w:ind w:left="2160" w:hanging="360"/>
+      </w:pPr>
+      <w:rPr>
+        <w:rFonts w:ascii="Wingdings" w:hAnsi="Wingdings" w:hint="default"/>
+        <w:sz w:val="20"/>
+      </w:rPr>
+    </w:lvl>
+    <w:lvl w:ilvl="3" w:tentative="1">
+      <w:start w:val="1"/>
+      <w:numFmt w:val="bullet"/>
+      <w:lvlText w:val=""/>
+      <w:lvlJc w:val="left"/>
+      <w:pPr>
+        <w:tabs>
+          <w:tab w:val="num" w:pos="2880"/>
+        </w:tabs>
+        <w:ind w:left="2880" w:hanging="360"/>
+      </w:pPr>
+      <w:rPr>
+        <w:rFonts w:ascii="Wingdings" w:hAnsi="Wingdings" w:hint="default"/>
+        <w:sz w:val="20"/>
+      </w:rPr>
+    </w:lvl>
+    <w:lvl w:ilvl="4" w:tentative="1">
+      <w:start w:val="1"/>
+      <w:numFmt w:val="bullet"/>
+      <w:lvlText w:val=""/>
+      <w:lvlJc w:val="left"/>
+      <w:pPr>
+        <w:tabs>
+          <w:tab w:val="num" w:pos="3600"/>
+        </w:tabs>
+        <w:ind w:left="3600" w:hanging="360"/>
+      </w:pPr>
+      <w:rPr>
+        <w:rFonts w:ascii="Wingdings" w:hAnsi="Wingdings" w:hint="default"/>
+        <w:sz w:val="20"/>
+      </w:rPr>
+    </w:lvl>
+    <w:lvl w:ilvl="5" w:tentative="1">
+      <w:start w:val="1"/>
+      <w:numFmt w:val="bullet"/>
+      <w:lvlText w:val=""/>
+      <w:lvlJc w:val="left"/>
+      <w:pPr>
+        <w:tabs>
+          <w:tab w:val="num" w:pos="4320"/>
+        </w:tabs>
+        <w:ind w:left="4320" w:hanging="360"/>
+      </w:pPr>
+      <w:rPr>
+        <w:rFonts w:ascii="Wingdings" w:hAnsi="Wingdings" w:hint="default"/>
+        <w:sz w:val="20"/>
+      </w:rPr>
+    </w:lvl>
+    <w:lvl w:ilvl="6" w:tentative="1">
+      <w:start w:val="1"/>
+      <w:numFmt w:val="bullet"/>
+      <w:lvlText w:val=""/>
+      <w:lvlJc w:val="left"/>
+      <w:pPr>
+        <w:tabs>
+          <w:tab w:val="num" w:pos="5040"/>
+        </w:tabs>
+        <w:ind w:left="5040" w:hanging="360"/>
+      </w:pPr>
+      <w:rPr>
+        <w:rFonts w:ascii="Wingdings" w:hAnsi="Wingdings" w:hint="default"/>
+        <w:sz w:val="20"/>
+      </w:rPr>
+    </w:lvl>
+    <w:lvl w:ilvl="7" w:tentative="1">
+      <w:start w:val="1"/>
+      <w:numFmt w:val="bullet"/>
+      <w:lvlText w:val=""/>
+      <w:lvlJc w:val="left"/>
+      <w:pPr>
+        <w:tabs>
+          <w:tab w:val="num" w:pos="5760"/>
+        </w:tabs>
+        <w:ind w:left="5760" w:hanging="360"/>
+      </w:pPr>
+      <w:rPr>
+        <w:rFonts w:ascii="Wingdings" w:hAnsi="Wingdings" w:hint="default"/>
+        <w:sz w:val="20"/>
+      </w:rPr>
+    </w:lvl>
+    <w:lvl w:ilvl="8" w:tentative="1">
+      <w:start w:val="1"/>
+      <w:numFmt w:val="bullet"/>
+      <w:lvlText w:val=""/>
+      <w:lvlJc w:val="left"/>
+      <w:pPr>
+        <w:tabs>
+          <w:tab w:val="num" w:pos="6480"/>
+        </w:tabs>
+        <w:ind w:left="6480" w:hanging="360"/>
+      </w:pPr>
+      <w:rPr>
+        <w:rFonts w:ascii="Wingdings" w:hAnsi="Wingdings" w:hint="default"/>
+        <w:sz w:val="20"/>
+      </w:rPr>
+    </w:lvl>
+  </w:abstractNum>
   <w:num w:numId="1" w16cid:durableId="27800890">
-    <w:abstractNumId w:val="0"/>
+    <w:abstractNumId w:val="1"/>
     <w:lvlOverride w:ilvl="0">
       <w:startOverride w:val="1"/>
     </w:lvlOverride>
   </w:num>
   <w:num w:numId="2" w16cid:durableId="60908364">
-    <w:abstractNumId w:val="2"/>
+    <w:abstractNumId w:val="3"/>
     <w:lvlOverride w:ilvl="0">
       <w:startOverride w:val="1"/>
     </w:lvlOverride>
+  </w:num>
+  <w:num w:numId="3" w16cid:durableId="1219052140">
+    <w:abstractNumId w:val="0"/>
+  </w:num>
+  <w:num w:numId="4" w16cid:durableId="757599379">
+    <w:abstractNumId w:val="4"/>
   </w:num>
 </w:numbering>
 </file>
@@ -10239,7 +11108,6 @@
   <w:style w:type="character" w:default="1" w:styleId="DefaultParagraphFont">
     <w:name w:val="Default Paragraph Font"/>
     <w:uiPriority w:val="1"/>
-    <w:semiHidden/>
     <w:unhideWhenUsed/>
   </w:style>
   <w:style w:type="table" w:default="1" w:styleId="TableNormal">

--- a/Understanding_Your_Results.docx
+++ b/Understanding_Your_Results.docx
@@ -86,7 +86,23 @@
                                 <w:sz w:val="20"/>
                                 <w:szCs w:val="20"/>
                               </w:rPr>
-                              <w:t>1.0  -</w:t>
+                              <w:t>1.</w:t>
+                            </w:r>
+                            <w:r>
+                              <w:rPr>
+                                <w:color w:val="FFFFFF" w:themeColor="background1"/>
+                                <w:sz w:val="20"/>
+                                <w:szCs w:val="20"/>
+                              </w:rPr>
+                              <w:t>1</w:t>
+                            </w:r>
+                            <w:r>
+                              <w:rPr>
+                                <w:color w:val="FFFFFF" w:themeColor="background1"/>
+                                <w:sz w:val="20"/>
+                                <w:szCs w:val="20"/>
+                              </w:rPr>
+                              <w:t xml:space="preserve">  -</w:t>
                             </w:r>
                             <w:proofErr w:type="gramEnd"/>
                             <w:r>
@@ -95,7 +111,23 @@
                                 <w:sz w:val="20"/>
                                 <w:szCs w:val="20"/>
                               </w:rPr>
-                              <w:t xml:space="preserve"> Companion Guide to Quick Start Guide (Version 17.1)</w:t>
+                              <w:t xml:space="preserve"> Companion Guide to Quick Start Guide (Version 17.</w:t>
+                            </w:r>
+                            <w:r>
+                              <w:rPr>
+                                <w:color w:val="FFFFFF" w:themeColor="background1"/>
+                                <w:sz w:val="20"/>
+                                <w:szCs w:val="20"/>
+                              </w:rPr>
+                              <w:t>2</w:t>
+                            </w:r>
+                            <w:r>
+                              <w:rPr>
+                                <w:color w:val="FFFFFF" w:themeColor="background1"/>
+                                <w:sz w:val="20"/>
+                                <w:szCs w:val="20"/>
+                              </w:rPr>
+                              <w:t>)</w:t>
                             </w:r>
                           </w:p>
                         </w:txbxContent>
@@ -145,7 +177,23 @@
                           <w:sz w:val="20"/>
                           <w:szCs w:val="20"/>
                         </w:rPr>
-                        <w:t>1.0  -</w:t>
+                        <w:t>1.</w:t>
+                      </w:r>
+                      <w:r>
+                        <w:rPr>
+                          <w:color w:val="FFFFFF" w:themeColor="background1"/>
+                          <w:sz w:val="20"/>
+                          <w:szCs w:val="20"/>
+                        </w:rPr>
+                        <w:t>1</w:t>
+                      </w:r>
+                      <w:r>
+                        <w:rPr>
+                          <w:color w:val="FFFFFF" w:themeColor="background1"/>
+                          <w:sz w:val="20"/>
+                          <w:szCs w:val="20"/>
+                        </w:rPr>
+                        <w:t xml:space="preserve">  -</w:t>
                       </w:r>
                       <w:proofErr w:type="gramEnd"/>
                       <w:r>
@@ -154,7 +202,23 @@
                           <w:sz w:val="20"/>
                           <w:szCs w:val="20"/>
                         </w:rPr>
-                        <w:t xml:space="preserve"> Companion Guide to Quick Start Guide (Version 17.1)</w:t>
+                        <w:t xml:space="preserve"> Companion Guide to Quick Start Guide (Version 17.</w:t>
+                      </w:r>
+                      <w:r>
+                        <w:rPr>
+                          <w:color w:val="FFFFFF" w:themeColor="background1"/>
+                          <w:sz w:val="20"/>
+                          <w:szCs w:val="20"/>
+                        </w:rPr>
+                        <w:t>2</w:t>
+                      </w:r>
+                      <w:r>
+                        <w:rPr>
+                          <w:color w:val="FFFFFF" w:themeColor="background1"/>
+                          <w:sz w:val="20"/>
+                          <w:szCs w:val="20"/>
+                        </w:rPr>
+                        <w:t>)</w:t>
                       </w:r>
                     </w:p>
                   </w:txbxContent>
@@ -389,7 +453,7 @@
           <w:r>
             <w:fldChar w:fldCharType="separate"/>
           </w:r>
-          <w:hyperlink w:anchor="_Toc225016840" w:history="1">
+          <w:hyperlink w:anchor="_Toc225525699" w:history="1">
             <w:r>
               <w:rPr>
                 <w:rStyle w:val="Hyperlink"/>
@@ -416,7 +480,7 @@
                 <w:noProof/>
                 <w:webHidden/>
               </w:rPr>
-              <w:instrText xml:space="preserve"> PAGEREF _Toc225016840 \h </w:instrText>
+              <w:instrText xml:space="preserve"> PAGEREF _Toc225525699 \h </w:instrText>
             </w:r>
             <w:r>
               <w:rPr>
@@ -462,7 +526,7 @@
               <w14:ligatures w14:val="standardContextual"/>
             </w:rPr>
           </w:pPr>
-          <w:hyperlink w:anchor="_Toc225016841" w:history="1">
+          <w:hyperlink w:anchor="_Toc225525700" w:history="1">
             <w:r>
               <w:rPr>
                 <w:rStyle w:val="Hyperlink"/>
@@ -489,7 +553,7 @@
                 <w:noProof/>
                 <w:webHidden/>
               </w:rPr>
-              <w:instrText xml:space="preserve"> PAGEREF _Toc225016841 \h </w:instrText>
+              <w:instrText xml:space="preserve"> PAGEREF _Toc225525700 \h </w:instrText>
             </w:r>
             <w:r>
               <w:rPr>
@@ -535,7 +599,7 @@
               <w14:ligatures w14:val="standardContextual"/>
             </w:rPr>
           </w:pPr>
-          <w:hyperlink w:anchor="_Toc225016842" w:history="1">
+          <w:hyperlink w:anchor="_Toc225525701" w:history="1">
             <w:r>
               <w:rPr>
                 <w:rStyle w:val="Hyperlink"/>
@@ -562,7 +626,7 @@
                 <w:noProof/>
                 <w:webHidden/>
               </w:rPr>
-              <w:instrText xml:space="preserve"> PAGEREF _Toc225016842 \h </w:instrText>
+              <w:instrText xml:space="preserve"> PAGEREF _Toc225525701 \h </w:instrText>
             </w:r>
             <w:r>
               <w:rPr>
@@ -608,7 +672,7 @@
               <w14:ligatures w14:val="standardContextual"/>
             </w:rPr>
           </w:pPr>
-          <w:hyperlink w:anchor="_Toc225016843" w:history="1">
+          <w:hyperlink w:anchor="_Toc225525702" w:history="1">
             <w:r>
               <w:rPr>
                 <w:rStyle w:val="Hyperlink"/>
@@ -635,7 +699,7 @@
                 <w:noProof/>
                 <w:webHidden/>
               </w:rPr>
-              <w:instrText xml:space="preserve"> PAGEREF _Toc225016843 \h </w:instrText>
+              <w:instrText xml:space="preserve"> PAGEREF _Toc225525702 \h </w:instrText>
             </w:r>
             <w:r>
               <w:rPr>
@@ -681,7 +745,7 @@
               <w14:ligatures w14:val="standardContextual"/>
             </w:rPr>
           </w:pPr>
-          <w:hyperlink w:anchor="_Toc225016844" w:history="1">
+          <w:hyperlink w:anchor="_Toc225525703" w:history="1">
             <w:r>
               <w:rPr>
                 <w:rStyle w:val="Hyperlink"/>
@@ -708,7 +772,7 @@
                 <w:noProof/>
                 <w:webHidden/>
               </w:rPr>
-              <w:instrText xml:space="preserve"> PAGEREF _Toc225016844 \h </w:instrText>
+              <w:instrText xml:space="preserve"> PAGEREF _Toc225525703 \h </w:instrText>
             </w:r>
             <w:r>
               <w:rPr>
@@ -754,7 +818,7 @@
               <w14:ligatures w14:val="standardContextual"/>
             </w:rPr>
           </w:pPr>
-          <w:hyperlink w:anchor="_Toc225016845" w:history="1">
+          <w:hyperlink w:anchor="_Toc225525704" w:history="1">
             <w:r>
               <w:rPr>
                 <w:rStyle w:val="Hyperlink"/>
@@ -781,7 +845,7 @@
                 <w:noProof/>
                 <w:webHidden/>
               </w:rPr>
-              <w:instrText xml:space="preserve"> PAGEREF _Toc225016845 \h </w:instrText>
+              <w:instrText xml:space="preserve"> PAGEREF _Toc225525704 \h </w:instrText>
             </w:r>
             <w:r>
               <w:rPr>
@@ -827,7 +891,7 @@
               <w14:ligatures w14:val="standardContextual"/>
             </w:rPr>
           </w:pPr>
-          <w:hyperlink w:anchor="_Toc225016846" w:history="1">
+          <w:hyperlink w:anchor="_Toc225525705" w:history="1">
             <w:r>
               <w:rPr>
                 <w:rStyle w:val="Hyperlink"/>
@@ -854,7 +918,7 @@
                 <w:noProof/>
                 <w:webHidden/>
               </w:rPr>
-              <w:instrText xml:space="preserve"> PAGEREF _Toc225016846 \h </w:instrText>
+              <w:instrText xml:space="preserve"> PAGEREF _Toc225525705 \h </w:instrText>
             </w:r>
             <w:r>
               <w:rPr>
@@ -900,7 +964,7 @@
               <w14:ligatures w14:val="standardContextual"/>
             </w:rPr>
           </w:pPr>
-          <w:hyperlink w:anchor="_Toc225016847" w:history="1">
+          <w:hyperlink w:anchor="_Toc225525706" w:history="1">
             <w:r>
               <w:rPr>
                 <w:rStyle w:val="Hyperlink"/>
@@ -927,7 +991,7 @@
                 <w:noProof/>
                 <w:webHidden/>
               </w:rPr>
-              <w:instrText xml:space="preserve"> PAGEREF _Toc225016847 \h </w:instrText>
+              <w:instrText xml:space="preserve"> PAGEREF _Toc225525706 \h </w:instrText>
             </w:r>
             <w:r>
               <w:rPr>
@@ -947,7 +1011,7 @@
                 <w:noProof/>
                 <w:webHidden/>
               </w:rPr>
-              <w:t>6</w:t>
+              <w:t>7</w:t>
             </w:r>
             <w:r>
               <w:rPr>
@@ -973,7 +1037,7 @@
               <w14:ligatures w14:val="standardContextual"/>
             </w:rPr>
           </w:pPr>
-          <w:hyperlink w:anchor="_Toc225016848" w:history="1">
+          <w:hyperlink w:anchor="_Toc225525707" w:history="1">
             <w:r>
               <w:rPr>
                 <w:rStyle w:val="Hyperlink"/>
@@ -1000,7 +1064,7 @@
                 <w:noProof/>
                 <w:webHidden/>
               </w:rPr>
-              <w:instrText xml:space="preserve"> PAGEREF _Toc225016848 \h </w:instrText>
+              <w:instrText xml:space="preserve"> PAGEREF _Toc225525707 \h </w:instrText>
             </w:r>
             <w:r>
               <w:rPr>
@@ -1046,7 +1110,7 @@
               <w14:ligatures w14:val="standardContextual"/>
             </w:rPr>
           </w:pPr>
-          <w:hyperlink w:anchor="_Toc225016849" w:history="1">
+          <w:hyperlink w:anchor="_Toc225525708" w:history="1">
             <w:r>
               <w:rPr>
                 <w:rStyle w:val="Hyperlink"/>
@@ -1073,7 +1137,7 @@
                 <w:noProof/>
                 <w:webHidden/>
               </w:rPr>
-              <w:instrText xml:space="preserve"> PAGEREF _Toc225016849 \h </w:instrText>
+              <w:instrText xml:space="preserve"> PAGEREF _Toc225525708 \h </w:instrText>
             </w:r>
             <w:r>
               <w:rPr>
@@ -1119,7 +1183,7 @@
               <w14:ligatures w14:val="standardContextual"/>
             </w:rPr>
           </w:pPr>
-          <w:hyperlink w:anchor="_Toc225016850" w:history="1">
+          <w:hyperlink w:anchor="_Toc225525709" w:history="1">
             <w:r>
               <w:rPr>
                 <w:rStyle w:val="Hyperlink"/>
@@ -1146,7 +1210,7 @@
                 <w:noProof/>
                 <w:webHidden/>
               </w:rPr>
-              <w:instrText xml:space="preserve"> PAGEREF _Toc225016850 \h </w:instrText>
+              <w:instrText xml:space="preserve"> PAGEREF _Toc225525709 \h </w:instrText>
             </w:r>
             <w:r>
               <w:rPr>
@@ -1192,7 +1256,7 @@
               <w14:ligatures w14:val="standardContextual"/>
             </w:rPr>
           </w:pPr>
-          <w:hyperlink w:anchor="_Toc225016851" w:history="1">
+          <w:hyperlink w:anchor="_Toc225525710" w:history="1">
             <w:r>
               <w:rPr>
                 <w:rStyle w:val="Hyperlink"/>
@@ -1219,7 +1283,7 @@
                 <w:noProof/>
                 <w:webHidden/>
               </w:rPr>
-              <w:instrText xml:space="preserve"> PAGEREF _Toc225016851 \h </w:instrText>
+              <w:instrText xml:space="preserve"> PAGEREF _Toc225525710 \h </w:instrText>
             </w:r>
             <w:r>
               <w:rPr>
@@ -1265,7 +1329,7 @@
               <w14:ligatures w14:val="standardContextual"/>
             </w:rPr>
           </w:pPr>
-          <w:hyperlink w:anchor="_Toc225016852" w:history="1">
+          <w:hyperlink w:anchor="_Toc225525711" w:history="1">
             <w:r>
               <w:rPr>
                 <w:rStyle w:val="Hyperlink"/>
@@ -1292,7 +1356,7 @@
                 <w:noProof/>
                 <w:webHidden/>
               </w:rPr>
-              <w:instrText xml:space="preserve"> PAGEREF _Toc225016852 \h </w:instrText>
+              <w:instrText xml:space="preserve"> PAGEREF _Toc225525711 \h </w:instrText>
             </w:r>
             <w:r>
               <w:rPr>
@@ -1338,7 +1402,7 @@
               <w14:ligatures w14:val="standardContextual"/>
             </w:rPr>
           </w:pPr>
-          <w:hyperlink w:anchor="_Toc225016853" w:history="1">
+          <w:hyperlink w:anchor="_Toc225525712" w:history="1">
             <w:r>
               <w:rPr>
                 <w:rStyle w:val="Hyperlink"/>
@@ -1365,7 +1429,7 @@
                 <w:noProof/>
                 <w:webHidden/>
               </w:rPr>
-              <w:instrText xml:space="preserve"> PAGEREF _Toc225016853 \h </w:instrText>
+              <w:instrText xml:space="preserve"> PAGEREF _Toc225525712 \h </w:instrText>
             </w:r>
             <w:r>
               <w:rPr>
@@ -1411,7 +1475,7 @@
               <w14:ligatures w14:val="standardContextual"/>
             </w:rPr>
           </w:pPr>
-          <w:hyperlink w:anchor="_Toc225016854" w:history="1">
+          <w:hyperlink w:anchor="_Toc225525713" w:history="1">
             <w:r>
               <w:rPr>
                 <w:rStyle w:val="Hyperlink"/>
@@ -1438,7 +1502,7 @@
                 <w:noProof/>
                 <w:webHidden/>
               </w:rPr>
-              <w:instrText xml:space="preserve"> PAGEREF _Toc225016854 \h </w:instrText>
+              <w:instrText xml:space="preserve"> PAGEREF _Toc225525713 \h </w:instrText>
             </w:r>
             <w:r>
               <w:rPr>
@@ -1484,7 +1548,7 @@
               <w14:ligatures w14:val="standardContextual"/>
             </w:rPr>
           </w:pPr>
-          <w:hyperlink w:anchor="_Toc225016855" w:history="1">
+          <w:hyperlink w:anchor="_Toc225525714" w:history="1">
             <w:r>
               <w:rPr>
                 <w:rStyle w:val="Hyperlink"/>
@@ -1511,7 +1575,7 @@
                 <w:noProof/>
                 <w:webHidden/>
               </w:rPr>
-              <w:instrText xml:space="preserve"> PAGEREF _Toc225016855 \h </w:instrText>
+              <w:instrText xml:space="preserve"> PAGEREF _Toc225525714 \h </w:instrText>
             </w:r>
             <w:r>
               <w:rPr>
@@ -1557,7 +1621,7 @@
               <w14:ligatures w14:val="standardContextual"/>
             </w:rPr>
           </w:pPr>
-          <w:hyperlink w:anchor="_Toc225016856" w:history="1">
+          <w:hyperlink w:anchor="_Toc225525715" w:history="1">
             <w:r>
               <w:rPr>
                 <w:rStyle w:val="Hyperlink"/>
@@ -1584,7 +1648,7 @@
                 <w:noProof/>
                 <w:webHidden/>
               </w:rPr>
-              <w:instrText xml:space="preserve"> PAGEREF _Toc225016856 \h </w:instrText>
+              <w:instrText xml:space="preserve"> PAGEREF _Toc225525715 \h </w:instrText>
             </w:r>
             <w:r>
               <w:rPr>
@@ -1630,7 +1694,7 @@
               <w14:ligatures w14:val="standardContextual"/>
             </w:rPr>
           </w:pPr>
-          <w:hyperlink w:anchor="_Toc225016857" w:history="1">
+          <w:hyperlink w:anchor="_Toc225525716" w:history="1">
             <w:r>
               <w:rPr>
                 <w:rStyle w:val="Hyperlink"/>
@@ -1657,7 +1721,7 @@
                 <w:noProof/>
                 <w:webHidden/>
               </w:rPr>
-              <w:instrText xml:space="preserve"> PAGEREF _Toc225016857 \h </w:instrText>
+              <w:instrText xml:space="preserve"> PAGEREF _Toc225525716 \h </w:instrText>
             </w:r>
             <w:r>
               <w:rPr>
@@ -1677,7 +1741,7 @@
                 <w:noProof/>
                 <w:webHidden/>
               </w:rPr>
-              <w:t>10</w:t>
+              <w:t>11</w:t>
             </w:r>
             <w:r>
               <w:rPr>
@@ -1703,7 +1767,7 @@
               <w14:ligatures w14:val="standardContextual"/>
             </w:rPr>
           </w:pPr>
-          <w:hyperlink w:anchor="_Toc225016858" w:history="1">
+          <w:hyperlink w:anchor="_Toc225525717" w:history="1">
             <w:r>
               <w:rPr>
                 <w:rStyle w:val="Hyperlink"/>
@@ -1730,7 +1794,7 @@
                 <w:noProof/>
                 <w:webHidden/>
               </w:rPr>
-              <w:instrText xml:space="preserve"> PAGEREF _Toc225016858 \h </w:instrText>
+              <w:instrText xml:space="preserve"> PAGEREF _Toc225525717 \h </w:instrText>
             </w:r>
             <w:r>
               <w:rPr>
@@ -1776,7 +1840,7 @@
               <w14:ligatures w14:val="standardContextual"/>
             </w:rPr>
           </w:pPr>
-          <w:hyperlink w:anchor="_Toc225016859" w:history="1">
+          <w:hyperlink w:anchor="_Toc225525718" w:history="1">
             <w:r>
               <w:rPr>
                 <w:rStyle w:val="Hyperlink"/>
@@ -1803,7 +1867,7 @@
                 <w:noProof/>
                 <w:webHidden/>
               </w:rPr>
-              <w:instrText xml:space="preserve"> PAGEREF _Toc225016859 \h </w:instrText>
+              <w:instrText xml:space="preserve"> PAGEREF _Toc225525718 \h </w:instrText>
             </w:r>
             <w:r>
               <w:rPr>
@@ -1849,7 +1913,7 @@
               <w14:ligatures w14:val="standardContextual"/>
             </w:rPr>
           </w:pPr>
-          <w:hyperlink w:anchor="_Toc225016860" w:history="1">
+          <w:hyperlink w:anchor="_Toc225525719" w:history="1">
             <w:r>
               <w:rPr>
                 <w:rStyle w:val="Hyperlink"/>
@@ -1876,7 +1940,7 @@
                 <w:noProof/>
                 <w:webHidden/>
               </w:rPr>
-              <w:instrText xml:space="preserve"> PAGEREF _Toc225016860 \h </w:instrText>
+              <w:instrText xml:space="preserve"> PAGEREF _Toc225525719 \h </w:instrText>
             </w:r>
             <w:r>
               <w:rPr>
@@ -1922,7 +1986,7 @@
               <w14:ligatures w14:val="standardContextual"/>
             </w:rPr>
           </w:pPr>
-          <w:hyperlink w:anchor="_Toc225016861" w:history="1">
+          <w:hyperlink w:anchor="_Toc225525720" w:history="1">
             <w:r>
               <w:rPr>
                 <w:rStyle w:val="Hyperlink"/>
@@ -1949,7 +2013,7 @@
                 <w:noProof/>
                 <w:webHidden/>
               </w:rPr>
-              <w:instrText xml:space="preserve"> PAGEREF _Toc225016861 \h </w:instrText>
+              <w:instrText xml:space="preserve"> PAGEREF _Toc225525720 \h </w:instrText>
             </w:r>
             <w:r>
               <w:rPr>
@@ -1995,7 +2059,7 @@
               <w14:ligatures w14:val="standardContextual"/>
             </w:rPr>
           </w:pPr>
-          <w:hyperlink w:anchor="_Toc225016862" w:history="1">
+          <w:hyperlink w:anchor="_Toc225525721" w:history="1">
             <w:r>
               <w:rPr>
                 <w:rStyle w:val="Hyperlink"/>
@@ -2022,7 +2086,7 @@
                 <w:noProof/>
                 <w:webHidden/>
               </w:rPr>
-              <w:instrText xml:space="preserve"> PAGEREF _Toc225016862 \h </w:instrText>
+              <w:instrText xml:space="preserve"> PAGEREF _Toc225525721 \h </w:instrText>
             </w:r>
             <w:r>
               <w:rPr>
@@ -2068,7 +2132,7 @@
               <w14:ligatures w14:val="standardContextual"/>
             </w:rPr>
           </w:pPr>
-          <w:hyperlink w:anchor="_Toc225016863" w:history="1">
+          <w:hyperlink w:anchor="_Toc225525722" w:history="1">
             <w:r>
               <w:rPr>
                 <w:rStyle w:val="Hyperlink"/>
@@ -2095,7 +2159,7 @@
                 <w:noProof/>
                 <w:webHidden/>
               </w:rPr>
-              <w:instrText xml:space="preserve"> PAGEREF _Toc225016863 \h </w:instrText>
+              <w:instrText xml:space="preserve"> PAGEREF _Toc225525722 \h </w:instrText>
             </w:r>
             <w:r>
               <w:rPr>
@@ -2141,7 +2205,7 @@
               <w14:ligatures w14:val="standardContextual"/>
             </w:rPr>
           </w:pPr>
-          <w:hyperlink w:anchor="_Toc225016864" w:history="1">
+          <w:hyperlink w:anchor="_Toc225525723" w:history="1">
             <w:r>
               <w:rPr>
                 <w:rStyle w:val="Hyperlink"/>
@@ -2168,7 +2232,80 @@
                 <w:noProof/>
                 <w:webHidden/>
               </w:rPr>
-              <w:instrText xml:space="preserve"> PAGEREF _Toc225016864 \h </w:instrText>
+              <w:instrText xml:space="preserve"> PAGEREF _Toc225525723 \h </w:instrText>
+            </w:r>
+            <w:r>
+              <w:rPr>
+                <w:noProof/>
+                <w:webHidden/>
+              </w:rPr>
+            </w:r>
+            <w:r>
+              <w:rPr>
+                <w:noProof/>
+                <w:webHidden/>
+              </w:rPr>
+              <w:fldChar w:fldCharType="separate"/>
+            </w:r>
+            <w:r>
+              <w:rPr>
+                <w:noProof/>
+                <w:webHidden/>
+              </w:rPr>
+              <w:t>13</w:t>
+            </w:r>
+            <w:r>
+              <w:rPr>
+                <w:noProof/>
+                <w:webHidden/>
+              </w:rPr>
+              <w:fldChar w:fldCharType="end"/>
+            </w:r>
+          </w:hyperlink>
+        </w:p>
+        <w:p>
+          <w:pPr>
+            <w:pStyle w:val="TOC2"/>
+            <w:tabs>
+              <w:tab w:val="right" w:leader="dot" w:pos="9710"/>
+            </w:tabs>
+            <w:rPr>
+              <w:rFonts w:asciiTheme="minorHAnsi" w:eastAsiaTheme="minorEastAsia" w:hAnsiTheme="minorHAnsi" w:cstheme="minorBidi"/>
+              <w:noProof/>
+              <w:kern w:val="2"/>
+              <w:sz w:val="24"/>
+              <w:szCs w:val="24"/>
+              <w14:ligatures w14:val="standardContextual"/>
+            </w:rPr>
+          </w:pPr>
+          <w:hyperlink w:anchor="_Toc225525724" w:history="1">
+            <w:r>
+              <w:rPr>
+                <w:rStyle w:val="Hyperlink"/>
+                <w:noProof/>
+              </w:rPr>
+              <w:t>6.5 Finding Your Sustainable Spending Level</w:t>
+            </w:r>
+            <w:r>
+              <w:rPr>
+                <w:noProof/>
+                <w:webHidden/>
+              </w:rPr>
+              <w:tab/>
+            </w:r>
+            <w:r>
+              <w:rPr>
+                <w:noProof/>
+                <w:webHidden/>
+              </w:rPr>
+              <w:fldChar w:fldCharType="begin"/>
+            </w:r>
+            <w:r>
+              <w:rPr>
+                <w:noProof/>
+                <w:webHidden/>
+              </w:rPr>
+              <w:instrText xml:space="preserve"> PAGEREF _Toc225525724 \h </w:instrText>
             </w:r>
             <w:r>
               <w:rPr>
@@ -2214,7 +2351,7 @@
               <w14:ligatures w14:val="standardContextual"/>
             </w:rPr>
           </w:pPr>
-          <w:hyperlink w:anchor="_Toc225016865" w:history="1">
+          <w:hyperlink w:anchor="_Toc225525725" w:history="1">
             <w:r>
               <w:rPr>
                 <w:rStyle w:val="Hyperlink"/>
@@ -2241,7 +2378,7 @@
                 <w:noProof/>
                 <w:webHidden/>
               </w:rPr>
-              <w:instrText xml:space="preserve"> PAGEREF _Toc225016865 \h </w:instrText>
+              <w:instrText xml:space="preserve"> PAGEREF _Toc225525725 \h </w:instrText>
             </w:r>
             <w:r>
               <w:rPr>
@@ -2287,7 +2424,7 @@
               <w14:ligatures w14:val="standardContextual"/>
             </w:rPr>
           </w:pPr>
-          <w:hyperlink w:anchor="_Toc225016866" w:history="1">
+          <w:hyperlink w:anchor="_Toc225525726" w:history="1">
             <w:r>
               <w:rPr>
                 <w:rStyle w:val="Hyperlink"/>
@@ -2314,7 +2451,7 @@
                 <w:noProof/>
                 <w:webHidden/>
               </w:rPr>
-              <w:instrText xml:space="preserve"> PAGEREF _Toc225016866 \h </w:instrText>
+              <w:instrText xml:space="preserve"> PAGEREF _Toc225525726 \h </w:instrText>
             </w:r>
             <w:r>
               <w:rPr>
@@ -2334,7 +2471,7 @@
                 <w:noProof/>
                 <w:webHidden/>
               </w:rPr>
-              <w:t>13</w:t>
+              <w:t>14</w:t>
             </w:r>
             <w:r>
               <w:rPr>
@@ -2360,7 +2497,7 @@
               <w14:ligatures w14:val="standardContextual"/>
             </w:rPr>
           </w:pPr>
-          <w:hyperlink w:anchor="_Toc225016867" w:history="1">
+          <w:hyperlink w:anchor="_Toc225525727" w:history="1">
             <w:r>
               <w:rPr>
                 <w:rStyle w:val="Hyperlink"/>
@@ -2387,7 +2524,7 @@
                 <w:noProof/>
                 <w:webHidden/>
               </w:rPr>
-              <w:instrText xml:space="preserve"> PAGEREF _Toc225016867 \h </w:instrText>
+              <w:instrText xml:space="preserve"> PAGEREF _Toc225525727 \h </w:instrText>
             </w:r>
             <w:r>
               <w:rPr>
@@ -2407,7 +2544,7 @@
                 <w:noProof/>
                 <w:webHidden/>
               </w:rPr>
-              <w:t>13</w:t>
+              <w:t>14</w:t>
             </w:r>
             <w:r>
               <w:rPr>
@@ -2433,7 +2570,7 @@
               <w14:ligatures w14:val="standardContextual"/>
             </w:rPr>
           </w:pPr>
-          <w:hyperlink w:anchor="_Toc225016868" w:history="1">
+          <w:hyperlink w:anchor="_Toc225525728" w:history="1">
             <w:r>
               <w:rPr>
                 <w:rStyle w:val="Hyperlink"/>
@@ -2460,7 +2597,7 @@
                 <w:noProof/>
                 <w:webHidden/>
               </w:rPr>
-              <w:instrText xml:space="preserve"> PAGEREF _Toc225016868 \h </w:instrText>
+              <w:instrText xml:space="preserve"> PAGEREF _Toc225525728 \h </w:instrText>
             </w:r>
             <w:r>
               <w:rPr>
@@ -2480,7 +2617,7 @@
                 <w:noProof/>
                 <w:webHidden/>
               </w:rPr>
-              <w:t>13</w:t>
+              <w:t>14</w:t>
             </w:r>
             <w:r>
               <w:rPr>
@@ -2506,7 +2643,7 @@
               <w14:ligatures w14:val="standardContextual"/>
             </w:rPr>
           </w:pPr>
-          <w:hyperlink w:anchor="_Toc225016869" w:history="1">
+          <w:hyperlink w:anchor="_Toc225525729" w:history="1">
             <w:r>
               <w:rPr>
                 <w:rStyle w:val="Hyperlink"/>
@@ -2533,7 +2670,7 @@
                 <w:noProof/>
                 <w:webHidden/>
               </w:rPr>
-              <w:instrText xml:space="preserve"> PAGEREF _Toc225016869 \h </w:instrText>
+              <w:instrText xml:space="preserve"> PAGEREF _Toc225525729 \h </w:instrText>
             </w:r>
             <w:r>
               <w:rPr>
@@ -2579,7 +2716,7 @@
               <w14:ligatures w14:val="standardContextual"/>
             </w:rPr>
           </w:pPr>
-          <w:hyperlink w:anchor="_Toc225016870" w:history="1">
+          <w:hyperlink w:anchor="_Toc225525730" w:history="1">
             <w:r>
               <w:rPr>
                 <w:rStyle w:val="Hyperlink"/>
@@ -2606,7 +2743,7 @@
                 <w:noProof/>
                 <w:webHidden/>
               </w:rPr>
-              <w:instrText xml:space="preserve"> PAGEREF _Toc225016870 \h </w:instrText>
+              <w:instrText xml:space="preserve"> PAGEREF _Toc225525730 \h </w:instrText>
             </w:r>
             <w:r>
               <w:rPr>
@@ -2652,7 +2789,7 @@
               <w14:ligatures w14:val="standardContextual"/>
             </w:rPr>
           </w:pPr>
-          <w:hyperlink w:anchor="_Toc225016871" w:history="1">
+          <w:hyperlink w:anchor="_Toc225525731" w:history="1">
             <w:r>
               <w:rPr>
                 <w:rStyle w:val="Hyperlink"/>
@@ -2679,7 +2816,7 @@
                 <w:noProof/>
                 <w:webHidden/>
               </w:rPr>
-              <w:instrText xml:space="preserve"> PAGEREF _Toc225016871 \h </w:instrText>
+              <w:instrText xml:space="preserve"> PAGEREF _Toc225525731 \h </w:instrText>
             </w:r>
             <w:r>
               <w:rPr>
@@ -2699,7 +2836,7 @@
                 <w:noProof/>
                 <w:webHidden/>
               </w:rPr>
-              <w:t>14</w:t>
+              <w:t>15</w:t>
             </w:r>
             <w:r>
               <w:rPr>
@@ -2725,7 +2862,7 @@
               <w14:ligatures w14:val="standardContextual"/>
             </w:rPr>
           </w:pPr>
-          <w:hyperlink w:anchor="_Toc225016872" w:history="1">
+          <w:hyperlink w:anchor="_Toc225525732" w:history="1">
             <w:r>
               <w:rPr>
                 <w:rStyle w:val="Hyperlink"/>
@@ -2752,7 +2889,7 @@
                 <w:noProof/>
                 <w:webHidden/>
               </w:rPr>
-              <w:instrText xml:space="preserve"> PAGEREF _Toc225016872 \h </w:instrText>
+              <w:instrText xml:space="preserve"> PAGEREF _Toc225525732 \h </w:instrText>
             </w:r>
             <w:r>
               <w:rPr>
@@ -2772,7 +2909,7 @@
                 <w:noProof/>
                 <w:webHidden/>
               </w:rPr>
-              <w:t>14</w:t>
+              <w:t>15</w:t>
             </w:r>
             <w:r>
               <w:rPr>
@@ -2798,7 +2935,7 @@
               <w14:ligatures w14:val="standardContextual"/>
             </w:rPr>
           </w:pPr>
-          <w:hyperlink w:anchor="_Toc225016873" w:history="1">
+          <w:hyperlink w:anchor="_Toc225525733" w:history="1">
             <w:r>
               <w:rPr>
                 <w:rStyle w:val="Hyperlink"/>
@@ -2825,7 +2962,7 @@
                 <w:noProof/>
                 <w:webHidden/>
               </w:rPr>
-              <w:instrText xml:space="preserve"> PAGEREF _Toc225016873 \h </w:instrText>
+              <w:instrText xml:space="preserve"> PAGEREF _Toc225525733 \h </w:instrText>
             </w:r>
             <w:r>
               <w:rPr>
@@ -2871,7 +3008,7 @@
               <w14:ligatures w14:val="standardContextual"/>
             </w:rPr>
           </w:pPr>
-          <w:hyperlink w:anchor="_Toc225016874" w:history="1">
+          <w:hyperlink w:anchor="_Toc225525734" w:history="1">
             <w:r>
               <w:rPr>
                 <w:rStyle w:val="Hyperlink"/>
@@ -2898,7 +3035,7 @@
                 <w:noProof/>
                 <w:webHidden/>
               </w:rPr>
-              <w:instrText xml:space="preserve"> PAGEREF _Toc225016874 \h </w:instrText>
+              <w:instrText xml:space="preserve"> PAGEREF _Toc225525734 \h </w:instrText>
             </w:r>
             <w:r>
               <w:rPr>
@@ -2918,7 +3055,7 @@
                 <w:noProof/>
                 <w:webHidden/>
               </w:rPr>
-              <w:t>15</w:t>
+              <w:t>16</w:t>
             </w:r>
             <w:r>
               <w:rPr>
@@ -2944,7 +3081,7 @@
               <w14:ligatures w14:val="standardContextual"/>
             </w:rPr>
           </w:pPr>
-          <w:hyperlink w:anchor="_Toc225016875" w:history="1">
+          <w:hyperlink w:anchor="_Toc225525735" w:history="1">
             <w:r>
               <w:rPr>
                 <w:rStyle w:val="Hyperlink"/>
@@ -2971,7 +3108,7 @@
                 <w:noProof/>
                 <w:webHidden/>
               </w:rPr>
-              <w:instrText xml:space="preserve"> PAGEREF _Toc225016875 \h </w:instrText>
+              <w:instrText xml:space="preserve"> PAGEREF _Toc225525735 \h </w:instrText>
             </w:r>
             <w:r>
               <w:rPr>
@@ -2991,7 +3128,7 @@
                 <w:noProof/>
                 <w:webHidden/>
               </w:rPr>
-              <w:t>15</w:t>
+              <w:t>16</w:t>
             </w:r>
             <w:r>
               <w:rPr>
@@ -3009,6 +3146,7 @@
               <w:bCs/>
               <w:noProof/>
             </w:rPr>
+            <w:lastRenderedPageBreak/>
             <w:fldChar w:fldCharType="end"/>
           </w:r>
         </w:p>
@@ -3029,7 +3167,7 @@
           <w:bottom w:val="single" w:sz="6" w:space="4" w:color="2E75B6"/>
         </w:pBdr>
       </w:pPr>
-      <w:bookmarkStart w:id="0" w:name="_Toc225016840"/>
+      <w:bookmarkStart w:id="0" w:name="_Toc225525699"/>
       <w:r>
         <w:t>1.  Why Your Results Are Ranges, Not Answers</w:t>
       </w:r>
@@ -3040,15 +3178,7 @@
         <w:spacing w:before="80" w:after="100"/>
       </w:pPr>
       <w:r>
-        <w:t xml:space="preserve">The first thing to understand is what the calculator is </w:t>
-      </w:r>
-      <w:proofErr w:type="gramStart"/>
-      <w:r>
-        <w:t>actually doing</w:t>
-      </w:r>
-      <w:proofErr w:type="gramEnd"/>
-      <w:r>
-        <w:t>. Rather than predicting the future, it runs hundreds or thousands of plausible futures — each with a different sequence of market returns — and asks: how often does your plan survive?</w:t>
+        <w:t>The first thing to understand is what the calculator is actually doing. Rather than predicting the future, it runs hundreds or thousands of plausible futures — each with a different sequence of market returns — and asks: how often does your plan survive?</w:t>
       </w:r>
     </w:p>
     <w:p>
@@ -3073,13 +3203,8 @@
       <w:pPr>
         <w:spacing w:before="80" w:after="100"/>
       </w:pPr>
-      <w:proofErr w:type="gramStart"/>
-      <w:r>
-        <w:t>So</w:t>
-      </w:r>
-      <w:proofErr w:type="gramEnd"/>
-      <w:r>
-        <w:t xml:space="preserve"> when you see a success rate, a percentile band, or a chart that shows a fan of possible outcomes, that is not the calculator being vague — it is being honest about genuine uncertainty.</w:t>
+      <w:r>
+        <w:t>So when you see a success rate, a percentile band, or a chart that shows a fan of possible outcomes, that is not the calculator being vague — it is being honest about genuine uncertainty.</w:t>
       </w:r>
     </w:p>
     <w:p>
@@ -3126,7 +3251,6 @@
             </w:tcMar>
           </w:tcPr>
           <w:p>
-            <w:proofErr w:type="gramStart"/>
             <w:r>
               <w:t xml:space="preserve">💡  </w:t>
             </w:r>
@@ -3135,15 +3259,7 @@
                 <w:i/>
                 <w:iCs/>
               </w:rPr>
-              <w:t>Think</w:t>
-            </w:r>
-            <w:proofErr w:type="gramEnd"/>
-            <w:r>
-              <w:rPr>
-                <w:i/>
-                <w:iCs/>
-              </w:rPr>
-              <w:t xml:space="preserve"> of the results as a weather forecast, not a train timetable. A 90% success rate doesn't guarantee success any more than a 90% chance of sunshine guarantees you won't get rained on — but it tells you whether to pack an umbrella.</w:t>
+              <w:t>Think of the results as a weather forecast, not a train timetable. A 90% success rate doesn't guarantee success any more than a 90% chance of sunshine guarantees you won't get rained on — but it tells you whether to pack an umbrella.</w:t>
             </w:r>
           </w:p>
         </w:tc>
@@ -3161,7 +3277,7 @@
           <w:bottom w:val="single" w:sz="6" w:space="4" w:color="2E75B6"/>
         </w:pBdr>
       </w:pPr>
-      <w:bookmarkStart w:id="1" w:name="_Toc225016841"/>
+      <w:bookmarkStart w:id="1" w:name="_Toc225525700"/>
       <w:r>
         <w:t>2.  Monte Carlo: Success Rates and Percentile Bands</w:t>
       </w:r>
@@ -3171,7 +3287,7 @@
       <w:pPr>
         <w:pStyle w:val="Heading2"/>
       </w:pPr>
-      <w:bookmarkStart w:id="2" w:name="_Toc225016842"/>
+      <w:bookmarkStart w:id="2" w:name="_Toc225525701"/>
       <w:r>
         <w:t>2.1 Display Modes — Nominal, Real, and Today $</w:t>
       </w:r>
@@ -3235,11 +3351,8 @@
         <w:spacing w:before="80" w:after="100"/>
       </w:pPr>
       <w:r>
-        <w:t xml:space="preserve">The difference between modes can be substantial. At 2.5% annual CPI, $1 of purchasing power today becomes approximately $2.09 in nominal terms after 30 years. A portfolio that looks like $1.2 million nominal at age 90 may represent only $575,000 in today’s purchasing power. This gap is </w:t>
-      </w:r>
-      <w:r>
         <w:lastRenderedPageBreak/>
-        <w:t>why the Real and Today $ modes often produce a more sobering picture than Nominal — and why they are generally more appropriate for long-horizon retirement planning.</w:t>
+        <w:t>The difference between modes can be substantial. At 2.5% annual CPI, $1 of purchasing power today becomes approximately $2.09 in nominal terms after 30 years. A portfolio that looks like $1.2 million nominal at age 90 may represent only $575,000 in today’s purchasing power. This gap is why the Real and Today $ modes often produce a more sobering picture than Nominal — and why they are generally more appropriate for long-horizon retirement planning.</w:t>
       </w:r>
     </w:p>
     <w:p>
@@ -3254,14 +3367,9 @@
       <w:pPr>
         <w:pStyle w:val="Heading2"/>
       </w:pPr>
-      <w:bookmarkStart w:id="3" w:name="_Toc225016843"/>
-      <w:proofErr w:type="gramStart"/>
-      <w:r>
-        <w:t>2.2  What</w:t>
-      </w:r>
-      <w:proofErr w:type="gramEnd"/>
-      <w:r>
-        <w:t xml:space="preserve"> Is the Success Rate?</w:t>
+      <w:bookmarkStart w:id="3" w:name="_Toc225525702"/>
+      <w:r>
+        <w:t>2.2  What Is the Success Rate?</w:t>
       </w:r>
       <w:bookmarkEnd w:id="3"/>
     </w:p>
@@ -3790,7 +3898,6 @@
             </w:tcMar>
           </w:tcPr>
           <w:p>
-            <w:proofErr w:type="gramStart"/>
             <w:r>
               <w:t xml:space="preserve">💡  </w:t>
             </w:r>
@@ -3799,15 +3906,7 @@
                 <w:i/>
                 <w:iCs/>
               </w:rPr>
-              <w:t>A</w:t>
-            </w:r>
-            <w:proofErr w:type="gramEnd"/>
-            <w:r>
-              <w:rPr>
-                <w:i/>
-                <w:iCs/>
-              </w:rPr>
-              <w:t xml:space="preserve"> 100% success rate is not the goal. It typically means you're being so conservative — either spending too little or assuming very low returns — that you'll almost certainly die with a large, unused surplus. Most financial planners aim for 85–90%.</w:t>
+              <w:t>A 100% success rate is not the goal. It typically means you're being so conservative — either spending too little or assuming very low returns — that you'll almost certainly die with a large, unused surplus. Most financial planners aim for 85–90%.</w:t>
             </w:r>
           </w:p>
         </w:tc>
@@ -3822,14 +3921,9 @@
       <w:pPr>
         <w:pStyle w:val="Heading2"/>
       </w:pPr>
-      <w:bookmarkStart w:id="4" w:name="_Toc225016844"/>
-      <w:proofErr w:type="gramStart"/>
-      <w:r>
-        <w:t>2.3  Longevity</w:t>
-      </w:r>
-      <w:proofErr w:type="gramEnd"/>
-      <w:r>
-        <w:t xml:space="preserve"> &amp; Outcome Analysis Chart</w:t>
+      <w:bookmarkStart w:id="4" w:name="_Toc225525703"/>
+      <w:r>
+        <w:t>2.3  Longevity &amp; Outcome Analysis Chart</w:t>
       </w:r>
       <w:bookmarkEnd w:id="4"/>
     </w:p>
@@ -3875,6 +3969,7 @@
         <w:spacing w:before="40" w:after="40"/>
       </w:pPr>
       <w:r>
+        <w:lastRenderedPageBreak/>
         <w:t>A healthy plan shows a dense band of green dots across all ages, with the band rising to the right as longer-lived portfolios compound further. Any red dots are sparse and scattered randomly — failures are rare and not age-driven.</w:t>
       </w:r>
     </w:p>
@@ -3887,7 +3982,6 @@
         <w:spacing w:before="40" w:after="40"/>
       </w:pPr>
       <w:r>
-        <w:lastRenderedPageBreak/>
         <w:t xml:space="preserve">A plan with </w:t>
       </w:r>
       <w:r>
@@ -3960,15 +4054,7 @@
         <w:spacing w:before="40" w:after="40"/>
       </w:pPr>
       <w:r>
-        <w:t xml:space="preserve">The vertical spread of green dots at any given age shows the range of outcomes: a </w:t>
-      </w:r>
-      <w:proofErr w:type="gramStart"/>
-      <w:r>
-        <w:t>wide spread</w:t>
-      </w:r>
-      <w:proofErr w:type="gramEnd"/>
-      <w:r>
-        <w:t xml:space="preserve"> means return variance matters a lot, while a tight cluster means the plan's outcome is relatively insensitive to market conditions.</w:t>
+        <w:t>The vertical spread of green dots at any given age shows the range of outcomes: a wide spread means return variance matters a lot, while a tight cluster means the plan's outcome is relatively insensitive to market conditions.</w:t>
       </w:r>
     </w:p>
     <w:p>
@@ -4099,14 +4185,9 @@
       <w:pPr>
         <w:pStyle w:val="Heading2"/>
       </w:pPr>
-      <w:bookmarkStart w:id="5" w:name="_Toc225016845"/>
-      <w:proofErr w:type="gramStart"/>
-      <w:r>
-        <w:t>2.4  Understanding</w:t>
-      </w:r>
-      <w:proofErr w:type="gramEnd"/>
-      <w:r>
-        <w:t xml:space="preserve"> P10, P50, and P90</w:t>
+      <w:bookmarkStart w:id="5" w:name="_Toc225525704"/>
+      <w:r>
+        <w:t>2.4  Understanding P10, P50, and P90</w:t>
       </w:r>
       <w:bookmarkEnd w:id="5"/>
     </w:p>
@@ -4344,6 +4425,7 @@
                 <w:sz w:val="20"/>
                 <w:szCs w:val="20"/>
               </w:rPr>
+              <w:lastRenderedPageBreak/>
               <w:t>P50</w:t>
             </w:r>
           </w:p>
@@ -4427,7 +4509,6 @@
                 <w:sz w:val="20"/>
                 <w:szCs w:val="20"/>
               </w:rPr>
-              <w:lastRenderedPageBreak/>
               <w:t>P90</w:t>
             </w:r>
           </w:p>
@@ -4546,14 +4627,9 @@
       <w:pPr>
         <w:pStyle w:val="Heading2"/>
       </w:pPr>
-      <w:bookmarkStart w:id="6" w:name="_Toc225016846"/>
-      <w:proofErr w:type="gramStart"/>
-      <w:r>
-        <w:t>2.5  Sequence</w:t>
-      </w:r>
-      <w:proofErr w:type="gramEnd"/>
-      <w:r>
-        <w:t>-of-Returns Risk: Why Timing Matters</w:t>
+      <w:bookmarkStart w:id="6" w:name="_Toc225525705"/>
+      <w:r>
+        <w:t>2.5  Sequence-of-Returns Risk: Why Timing Matters</w:t>
       </w:r>
       <w:bookmarkEnd w:id="6"/>
     </w:p>
@@ -4667,7 +4743,6 @@
             </w:tcMar>
           </w:tcPr>
           <w:p>
-            <w:proofErr w:type="gramStart"/>
             <w:r>
               <w:t xml:space="preserve">💡  </w:t>
             </w:r>
@@ -4676,15 +4751,7 @@
                 <w:i/>
                 <w:iCs/>
               </w:rPr>
-              <w:t>If</w:t>
-            </w:r>
-            <w:proofErr w:type="gramEnd"/>
-            <w:r>
-              <w:rPr>
-                <w:i/>
-                <w:iCs/>
-              </w:rPr>
-              <w:t xml:space="preserve"> your P10 line drops sharply in the first 5–8 years of retirement, that is a sequence-of-returns problem. Solutions include: a sequencing buffer, dynamic guardrails, or delaying retirement by 1–2 years.</w:t>
+              <w:t>If your P10 line drops sharply in the first 5–8 years of retirement, that is a sequence-of-returns problem. Solutions include: a sequencing buffer, dynamic guardrails, or delaying retirement by 1–2 years.</w:t>
             </w:r>
           </w:p>
         </w:tc>
@@ -4699,14 +4766,9 @@
       <w:pPr>
         <w:pStyle w:val="Heading2"/>
       </w:pPr>
-      <w:bookmarkStart w:id="7" w:name="_Toc225016847"/>
-      <w:proofErr w:type="gramStart"/>
-      <w:r>
-        <w:t>2.6  Historical</w:t>
-      </w:r>
-      <w:proofErr w:type="gramEnd"/>
-      <w:r>
-        <w:t xml:space="preserve"> Monte Carlo vs Parametric Monte Carlo</w:t>
+      <w:bookmarkStart w:id="7" w:name="_Toc225525706"/>
+      <w:r>
+        <w:t>2.6  Historical Monte Carlo vs Parametric Monte Carlo</w:t>
       </w:r>
       <w:bookmarkEnd w:id="7"/>
     </w:p>
@@ -4715,7 +4777,6 @@
         <w:spacing w:before="80" w:after="100"/>
       </w:pPr>
       <w:r>
-        <w:lastRenderedPageBreak/>
         <w:t>The calculator offers two Monte Carlo modes, and they answer slightly different questions:</w:t>
       </w:r>
     </w:p>
@@ -4761,15 +4822,7 @@
         <w:t xml:space="preserve">Historical Monte Carlo </w:t>
       </w:r>
       <w:r>
-        <w:t xml:space="preserve">samples from 98 years of real market data (1928–2025). These are returns that </w:t>
-      </w:r>
-      <w:proofErr w:type="gramStart"/>
-      <w:r>
-        <w:t>actually happened</w:t>
-      </w:r>
-      <w:proofErr w:type="gramEnd"/>
-      <w:r>
-        <w:t xml:space="preserve"> — including the Great Depression, World War II, 1970s stagflation, the Dot-com crash, and the GFC. It cannot simulate things outside that range, but every scenario it produces has real-world grounding.</w:t>
+        <w:t>samples from 98 years of real market data (1928–2025). These are returns that actually happened — including the Great Depression, World War II, 1970s stagflation, the Dot-com crash, and the GFC. It cannot simulate things outside that range, but every scenario it produces has real-world grounding.</w:t>
       </w:r>
     </w:p>
     <w:p>
@@ -4793,7 +4846,7 @@
           <w:bottom w:val="single" w:sz="6" w:space="4" w:color="2E75B6"/>
         </w:pBdr>
       </w:pPr>
-      <w:bookmarkStart w:id="8" w:name="_Toc225016848"/>
+      <w:bookmarkStart w:id="8" w:name="_Toc225525707"/>
       <w:r>
         <w:t>3.  Reading the Annual Spending Breakdown Chart</w:t>
       </w:r>
@@ -4816,14 +4869,9 @@
       <w:pPr>
         <w:pStyle w:val="Heading2"/>
       </w:pPr>
-      <w:bookmarkStart w:id="9" w:name="_Toc225016849"/>
-      <w:proofErr w:type="gramStart"/>
-      <w:r>
-        <w:t>3.1  What</w:t>
-      </w:r>
-      <w:proofErr w:type="gramEnd"/>
-      <w:r>
-        <w:t xml:space="preserve"> the Colours Mean</w:t>
+      <w:bookmarkStart w:id="9" w:name="_Toc225525708"/>
+      <w:r>
+        <w:t>3.1  What the Colours Mean</w:t>
       </w:r>
       <w:bookmarkEnd w:id="9"/>
     </w:p>
@@ -5102,23 +5150,7 @@
                 <w:sz w:val="20"/>
                 <w:szCs w:val="20"/>
               </w:rPr>
-              <w:t xml:space="preserve">Appears if you have a cash component. </w:t>
-            </w:r>
-            <w:proofErr w:type="gramStart"/>
-            <w:r>
-              <w:rPr>
-                <w:sz w:val="20"/>
-                <w:szCs w:val="20"/>
-              </w:rPr>
-              <w:t>Usually</w:t>
-            </w:r>
-            <w:proofErr w:type="gramEnd"/>
-            <w:r>
-              <w:rPr>
-                <w:sz w:val="20"/>
-                <w:szCs w:val="20"/>
-              </w:rPr>
-              <w:t xml:space="preserve"> small.</w:t>
+              <w:t>Appears if you have a cash component. Usually small.</w:t>
             </w:r>
           </w:p>
         </w:tc>
@@ -5465,14 +5497,9 @@
       <w:pPr>
         <w:pStyle w:val="Heading2"/>
       </w:pPr>
-      <w:bookmarkStart w:id="10" w:name="_Toc225016850"/>
-      <w:proofErr w:type="gramStart"/>
-      <w:r>
-        <w:t>3.2  Healthy</w:t>
-      </w:r>
-      <w:proofErr w:type="gramEnd"/>
-      <w:r>
-        <w:t xml:space="preserve"> vs. Concerning Patterns</w:t>
+      <w:bookmarkStart w:id="10" w:name="_Toc225525709"/>
+      <w:r>
+        <w:t>3.2  Healthy vs. Concerning Patterns</w:t>
       </w:r>
       <w:bookmarkEnd w:id="10"/>
     </w:p>
@@ -5509,11 +5536,8 @@
         <w:spacing w:before="80" w:after="100"/>
       </w:pPr>
       <w:r>
-        <w:t xml:space="preserve">In early retirement, the bars are dominated by blue (super). Over time, as super depletes, the dark green (Age Pension) grows to fill the gap. By late retirement, Age Pension and defined benefit </w:t>
-      </w:r>
-      <w:r>
         <w:lastRenderedPageBreak/>
-        <w:t>income cover most spending. This is the expected, healthy pattern — the system is working as designed.</w:t>
+        <w:t>In early retirement, the bars are dominated by blue (super). Over time, as super depletes, the dark green (Age Pension) grows to fill the gap. By late retirement, Age Pension and defined benefit income cover most spending. This is the expected, healthy pattern — the system is working as designed.</w:t>
       </w:r>
     </w:p>
     <w:p>
@@ -5644,7 +5668,6 @@
             </w:tcMar>
           </w:tcPr>
           <w:p>
-            <w:proofErr w:type="gramStart"/>
             <w:r>
               <w:t xml:space="preserve">💡  </w:t>
             </w:r>
@@ -5653,15 +5676,7 @@
                 <w:i/>
                 <w:iCs/>
               </w:rPr>
-              <w:t>The</w:t>
-            </w:r>
-            <w:proofErr w:type="gramEnd"/>
-            <w:r>
-              <w:rPr>
-                <w:i/>
-                <w:iCs/>
-              </w:rPr>
-              <w:t xml:space="preserve"> Annual Spending Breakdown is best read in 'Real $' mode (toggle at the top of the screen). This removes the illusion of growing bars caused by inflation and shows you actual purchasing power each year.</w:t>
+              <w:t>The Annual Spending Breakdown is best read in 'Real $' mode (toggle at the top of the screen). This removes the illusion of growing bars caused by inflation and shows you actual purchasing power each year.</w:t>
             </w:r>
           </w:p>
         </w:tc>
@@ -5676,14 +5691,9 @@
       <w:pPr>
         <w:pStyle w:val="Heading2"/>
       </w:pPr>
-      <w:bookmarkStart w:id="11" w:name="_Toc225016851"/>
-      <w:proofErr w:type="gramStart"/>
-      <w:r>
-        <w:t>3.3  What</w:t>
-      </w:r>
-      <w:proofErr w:type="gramEnd"/>
-      <w:r>
-        <w:t xml:space="preserve"> a Solid Income Floor Looks Like</w:t>
+      <w:bookmarkStart w:id="11" w:name="_Toc225525710"/>
+      <w:r>
+        <w:t>3.3  What a Solid Income Floor Looks Like</w:t>
       </w:r>
       <w:bookmarkEnd w:id="11"/>
     </w:p>
@@ -5716,7 +5726,7 @@
           <w:bottom w:val="single" w:sz="6" w:space="4" w:color="2E75B6"/>
         </w:pBdr>
       </w:pPr>
-      <w:bookmarkStart w:id="12" w:name="_Toc225016852"/>
+      <w:bookmarkStart w:id="12" w:name="_Toc225525711"/>
       <w:r>
         <w:t>4.  Reading the Formal Stress Test Results</w:t>
       </w:r>
@@ -5727,13 +5737,7 @@
         <w:spacing w:before="80" w:after="100"/>
       </w:pPr>
       <w:r>
-        <w:t xml:space="preserve">The </w:t>
-      </w:r>
-      <w:r>
-        <w:t>Stress</w:t>
-      </w:r>
-      <w:r>
-        <w:t xml:space="preserve"> Tests mode runs your plan through eight predefined scenarios, each designed to expose a specific type of vulnerability. No real retirement will exactly match any of these scenarios — but a robust plan should be able to absorb most of them.</w:t>
+        <w:t>The Stress Tests mode runs your plan through eight predefined scenarios, each designed to expose a specific type of vulnerability. No real retirement will exactly match any of these scenarios — but a robust plan should be able to absorb most of them.</w:t>
       </w:r>
     </w:p>
     <w:p>
@@ -5746,7 +5750,6 @@
         <w:spacing w:before="80" w:after="100"/>
       </w:pPr>
       <w:r>
-        <w:lastRenderedPageBreak/>
         <w:t>Rather than looking at each test in isolation, read them as a group. The pattern across tests tells you far more than any single result.</w:t>
       </w:r>
     </w:p>
@@ -5759,14 +5762,9 @@
       <w:pPr>
         <w:pStyle w:val="Heading2"/>
       </w:pPr>
-      <w:bookmarkStart w:id="13" w:name="_Toc225016853"/>
-      <w:proofErr w:type="gramStart"/>
-      <w:r>
-        <w:t>4.1  What</w:t>
-      </w:r>
-      <w:proofErr w:type="gramEnd"/>
-      <w:r>
-        <w:t xml:space="preserve"> Each Test Is Probing</w:t>
+      <w:bookmarkStart w:id="13" w:name="_Toc225525712"/>
+      <w:r>
+        <w:t>4.1  What Each Test Is Probing</w:t>
       </w:r>
       <w:bookmarkEnd w:id="13"/>
     </w:p>
@@ -6914,14 +6912,9 @@
       <w:pPr>
         <w:pStyle w:val="Heading2"/>
       </w:pPr>
-      <w:bookmarkStart w:id="14" w:name="_Toc225016854"/>
-      <w:proofErr w:type="gramStart"/>
-      <w:r>
-        <w:t>4.2  How</w:t>
-      </w:r>
-      <w:proofErr w:type="gramEnd"/>
-      <w:r>
-        <w:t xml:space="preserve"> to Read Your Stress Test Results Together</w:t>
+      <w:bookmarkStart w:id="14" w:name="_Toc225525713"/>
+      <w:r>
+        <w:t>4.2  How to Read Your Stress Test Results Together</w:t>
       </w:r>
       <w:bookmarkEnd w:id="14"/>
     </w:p>
@@ -6980,15 +6973,7 @@
         <w:t xml:space="preserve">Does A2 succeed? </w:t>
       </w:r>
       <w:r>
-        <w:t xml:space="preserve">If A1 succeeds but A2 fails, your plan depends on investment returns remaining at or above the current Australian market average. That's not </w:t>
-      </w:r>
-      <w:proofErr w:type="gramStart"/>
-      <w:r>
-        <w:t>unreasonable, but</w:t>
-      </w:r>
-      <w:proofErr w:type="gramEnd"/>
-      <w:r>
-        <w:t xml:space="preserve"> be aware of the risk.</w:t>
+        <w:t>If A1 succeeds but A2 fails, your plan depends on investment returns remaining at or above the current Australian market average. That's not unreasonable, but be aware of the risk.</w:t>
       </w:r>
     </w:p>
     <w:p>
@@ -7010,7 +6995,6 @@
           <w:b/>
           <w:bCs/>
         </w:rPr>
-        <w:lastRenderedPageBreak/>
         <w:t xml:space="preserve">Do B1 and B2 differ significantly? </w:t>
       </w:r>
       <w:r>
@@ -7039,15 +7023,7 @@
         <w:t xml:space="preserve">Does C1 (high inflation) cause notable deterioration? </w:t>
       </w:r>
       <w:r>
-        <w:t xml:space="preserve">If yes, your spending is not adequately </w:t>
-      </w:r>
-      <w:proofErr w:type="gramStart"/>
-      <w:r>
-        <w:t>indexed</w:t>
-      </w:r>
-      <w:proofErr w:type="gramEnd"/>
-      <w:r>
-        <w:t xml:space="preserve"> and your non-CPI income is significant. Defined benefit pensions with fixed (non-CPI) indexation are particularly exposed here.</w:t>
+        <w:t>If yes, your spending is not adequately indexed and your non-CPI income is significant. Defined benefit pensions with fixed (non-CPI) indexation are particularly exposed here.</w:t>
       </w:r>
     </w:p>
     <w:p>
@@ -7144,7 +7120,6 @@
             </w:tcMar>
           </w:tcPr>
           <w:p>
-            <w:proofErr w:type="gramStart"/>
             <w:r>
               <w:t xml:space="preserve">💡  </w:t>
             </w:r>
@@ -7153,15 +7128,7 @@
                 <w:i/>
                 <w:iCs/>
               </w:rPr>
-              <w:t>A</w:t>
-            </w:r>
-            <w:proofErr w:type="gramEnd"/>
-            <w:r>
-              <w:rPr>
-                <w:i/>
-                <w:iCs/>
-              </w:rPr>
-              <w:t xml:space="preserve"> robust plan should survive A1, A2, B1, B2, and C1 under most circumstances. B3, D1, and G1 are secondary — their failure indicates specific vulnerabilities worth noting but not necessarily fixing at the cost of current quality of life. H1 is a worst-case scenario: surviving it is a bonus, not a requirement.</w:t>
+              <w:t>A robust plan should survive A1, A2, B1, B2, and C1 under most circumstances. B3, D1, and G1 are secondary — their failure indicates specific vulnerabilities worth noting but not necessarily fixing at the cost of current quality of life. H1 is a worst-case scenario: surviving it is a bonus, not a requirement.</w:t>
             </w:r>
           </w:p>
         </w:tc>
@@ -7175,17 +7142,9 @@
           <w:bottom w:val="single" w:sz="6" w:space="4" w:color="2E75B6"/>
         </w:pBdr>
       </w:pPr>
-      <w:bookmarkStart w:id="15" w:name="_Toc225016855"/>
-      <w:r>
-        <w:t xml:space="preserve">5.  Age Pension: When It Kicks </w:t>
-      </w:r>
-      <w:proofErr w:type="gramStart"/>
-      <w:r>
-        <w:t>In</w:t>
-      </w:r>
-      <w:proofErr w:type="gramEnd"/>
-      <w:r>
-        <w:t xml:space="preserve"> and What It Means</w:t>
+      <w:bookmarkStart w:id="15" w:name="_Toc225525714"/>
+      <w:r>
+        <w:t>5.  Age Pension: When It Kicks In and What It Means</w:t>
       </w:r>
       <w:bookmarkEnd w:id="15"/>
     </w:p>
@@ -7206,14 +7165,9 @@
       <w:pPr>
         <w:pStyle w:val="Heading2"/>
       </w:pPr>
-      <w:bookmarkStart w:id="16" w:name="_Toc225016856"/>
-      <w:proofErr w:type="gramStart"/>
-      <w:r>
-        <w:t>5.1  How</w:t>
-      </w:r>
-      <w:proofErr w:type="gramEnd"/>
-      <w:r>
-        <w:t xml:space="preserve"> Eligibility Works</w:t>
+      <w:bookmarkStart w:id="16" w:name="_Toc225525715"/>
+      <w:r>
+        <w:t>5.1  How Eligibility Works</w:t>
       </w:r>
       <w:bookmarkEnd w:id="16"/>
     </w:p>
@@ -7267,15 +7221,7 @@
         <w:t xml:space="preserve">Income Test: </w:t>
       </w:r>
       <w:r>
-        <w:t xml:space="preserve">Centrelink assesses your income from all sources including deemed income from financial assets (even if you don't </w:t>
-      </w:r>
-      <w:proofErr w:type="gramStart"/>
-      <w:r>
-        <w:t>actually earn</w:t>
-      </w:r>
-      <w:proofErr w:type="gramEnd"/>
-      <w:r>
-        <w:t xml:space="preserve"> that amount). Deeming rates set a notional income for assets regardless of actual returns.</w:t>
+        <w:t>Centrelink assesses your income from all sources including deemed income from financial assets (even if you don't actually earn that amount). Deeming rates set a notional income for assets regardless of actual returns.</w:t>
       </w:r>
     </w:p>
     <w:p>
@@ -7288,13 +7234,7 @@
         <w:spacing w:before="80" w:after="100"/>
       </w:pPr>
       <w:r>
-        <w:t>The calculator models both tests automatically, using the</w:t>
-      </w:r>
-      <w:r>
-        <w:t xml:space="preserve"> inbuilt</w:t>
-      </w:r>
-      <w:r>
-        <w:t xml:space="preserve"> thresholds and rates.</w:t>
+        <w:t>The calculator models both tests automatically, using the inbuilt thresholds and rates.</w:t>
       </w:r>
     </w:p>
     <w:p>
@@ -7306,14 +7246,10 @@
       <w:pPr>
         <w:pStyle w:val="Heading2"/>
       </w:pPr>
-      <w:bookmarkStart w:id="17" w:name="_Toc225016857"/>
-      <w:proofErr w:type="gramStart"/>
-      <w:r>
-        <w:t>5.2  The</w:t>
-      </w:r>
-      <w:proofErr w:type="gramEnd"/>
-      <w:r>
-        <w:t xml:space="preserve"> Natural Increase Pattern</w:t>
+      <w:bookmarkStart w:id="17" w:name="_Toc225525716"/>
+      <w:r>
+        <w:lastRenderedPageBreak/>
+        <w:t>5.2  The Natural Increase Pattern</w:t>
       </w:r>
       <w:bookmarkEnd w:id="17"/>
     </w:p>
@@ -7322,7 +7258,6 @@
         <w:spacing w:before="80" w:after="100"/>
       </w:pPr>
       <w:r>
-        <w:lastRenderedPageBreak/>
         <w:t>One of the most important — and often counterintuitive — dynamics in the chart is that Age Pension payments typically grow over time, even before accounting for indexation. This happens because your super balance is declining:</w:t>
       </w:r>
     </w:p>
@@ -7413,14 +7348,9 @@
       <w:pPr>
         <w:pStyle w:val="Heading2"/>
       </w:pPr>
-      <w:bookmarkStart w:id="18" w:name="_Toc225016858"/>
-      <w:proofErr w:type="gramStart"/>
-      <w:r>
-        <w:t>5.3  Couples</w:t>
-      </w:r>
-      <w:proofErr w:type="gramEnd"/>
-      <w:r>
-        <w:t xml:space="preserve"> vs Singles</w:t>
+      <w:bookmarkStart w:id="18" w:name="_Toc225525717"/>
+      <w:r>
+        <w:t>5.3  Couples vs Singles</w:t>
       </w:r>
       <w:bookmarkEnd w:id="18"/>
     </w:p>
@@ -7486,14 +7416,9 @@
       <w:pPr>
         <w:pStyle w:val="Heading2"/>
       </w:pPr>
-      <w:bookmarkStart w:id="19" w:name="_Toc225016859"/>
-      <w:proofErr w:type="gramStart"/>
-      <w:r>
-        <w:t>5.4  What</w:t>
-      </w:r>
-      <w:proofErr w:type="gramEnd"/>
-      <w:r>
-        <w:t xml:space="preserve"> the Work Bonus Does</w:t>
+      <w:bookmarkStart w:id="19" w:name="_Toc225525718"/>
+      <w:r>
+        <w:t>5.4  What the Work Bonus Does</w:t>
       </w:r>
       <w:bookmarkEnd w:id="19"/>
     </w:p>
@@ -7502,15 +7427,7 @@
         <w:spacing w:before="80" w:after="100"/>
       </w:pPr>
       <w:r>
-        <w:t xml:space="preserve">If you or your partner </w:t>
-      </w:r>
-      <w:proofErr w:type="gramStart"/>
-      <w:r>
-        <w:t>continue</w:t>
-      </w:r>
-      <w:proofErr w:type="gramEnd"/>
-      <w:r>
-        <w:t xml:space="preserve"> to earn employment or self-employment income in retirement (part-time work, consulting), the Work Bonus allows up to $11,800 per year (indexed) of employment income to be excluded from the income test. This can meaningfully increase Age Pension entitlement for those who do some paid work in early retirement.</w:t>
+        <w:t>If you or your partner continue to earn employment or self-employment income in retirement (part-time work, consulting), the Work Bonus allows up to $11,800 per year (indexed) of employment income to be excluded from the income test. This can meaningfully increase Age Pension entitlement for those who do some paid work in early retirement.</w:t>
       </w:r>
     </w:p>
     <w:p>
@@ -7570,7 +7487,6 @@
             </w:tcMar>
           </w:tcPr>
           <w:p>
-            <w:proofErr w:type="gramStart"/>
             <w:r>
               <w:t xml:space="preserve">💡  </w:t>
             </w:r>
@@ -7579,15 +7495,15 @@
                 <w:i/>
                 <w:iCs/>
               </w:rPr>
-              <w:t>If</w:t>
-            </w:r>
-            <w:proofErr w:type="gramEnd"/>
+              <w:t xml:space="preserve">If you're planning to do some part-time work for the first 5 years of retirement, enter it in the Other Net Income section and observe the impact on Age Pension. The interaction is </w:t>
+            </w:r>
             <w:r>
               <w:rPr>
                 <w:i/>
                 <w:iCs/>
               </w:rPr>
-              <w:t xml:space="preserve"> you're planning to do some part-time work for the first 5 years of retirement, enter it in the Other Net Income section and observe the impact on Age Pension. The interaction is often more favourable than people expect, because the Work Bonus partially shields employment income from the income test.</w:t>
+              <w:lastRenderedPageBreak/>
+              <w:t>often more favourable than people expect, because the Work Bonus partially shields employment income from the income test.</w:t>
             </w:r>
           </w:p>
         </w:tc>
@@ -7601,9 +7517,8 @@
           <w:bottom w:val="single" w:sz="6" w:space="4" w:color="2E75B6"/>
         </w:pBdr>
       </w:pPr>
-      <w:bookmarkStart w:id="20" w:name="_Toc225016860"/>
-      <w:r>
-        <w:lastRenderedPageBreak/>
+      <w:bookmarkStart w:id="20" w:name="_Toc225525719"/>
+      <w:r>
         <w:t>6.  The Ending Balance: How Much Is Enough?</w:t>
       </w:r>
       <w:bookmarkEnd w:id="20"/>
@@ -7625,14 +7540,9 @@
       <w:pPr>
         <w:pStyle w:val="Heading2"/>
       </w:pPr>
-      <w:bookmarkStart w:id="21" w:name="_Toc225016861"/>
-      <w:proofErr w:type="gramStart"/>
-      <w:r>
-        <w:t>6.1  What</w:t>
-      </w:r>
-      <w:proofErr w:type="gramEnd"/>
-      <w:r>
-        <w:t xml:space="preserve"> a Large Ending Balance Actually Means</w:t>
+      <w:bookmarkStart w:id="21" w:name="_Toc225525720"/>
+      <w:r>
+        <w:t>6.1  What a Large Ending Balance Actually Means</w:t>
       </w:r>
       <w:bookmarkEnd w:id="21"/>
     </w:p>
@@ -7718,14 +7628,9 @@
       <w:pPr>
         <w:pStyle w:val="Heading2"/>
       </w:pPr>
-      <w:bookmarkStart w:id="22" w:name="_Toc225016862"/>
-      <w:proofErr w:type="gramStart"/>
-      <w:r>
-        <w:t>6.2  Interpreting</w:t>
-      </w:r>
-      <w:proofErr w:type="gramEnd"/>
-      <w:r>
-        <w:t xml:space="preserve"> Zero or Near-Zero Endings</w:t>
+      <w:bookmarkStart w:id="22" w:name="_Toc225525721"/>
+      <w:r>
+        <w:t>6.2  Interpreting Zero or Near-Zero Endings</w:t>
       </w:r>
       <w:bookmarkEnd w:id="22"/>
     </w:p>
@@ -7791,14 +7696,9 @@
       <w:pPr>
         <w:pStyle w:val="Heading2"/>
       </w:pPr>
-      <w:bookmarkStart w:id="23" w:name="_Toc225016863"/>
-      <w:proofErr w:type="gramStart"/>
-      <w:r>
-        <w:t>6.3  A</w:t>
-      </w:r>
-      <w:proofErr w:type="gramEnd"/>
-      <w:r>
-        <w:t xml:space="preserve"> Practical Framework for Evaluating Your Ending Balance</w:t>
+      <w:bookmarkStart w:id="23" w:name="_Toc225525722"/>
+      <w:r>
+        <w:t>6.3  A Practical Framework for Evaluating Your Ending Balance</w:t>
       </w:r>
       <w:bookmarkEnd w:id="23"/>
     </w:p>
@@ -8106,6 +8006,7 @@
                 <w:sz w:val="20"/>
                 <w:szCs w:val="20"/>
               </w:rPr>
+              <w:lastRenderedPageBreak/>
               <w:t>Small positive or near zero</w:t>
             </w:r>
           </w:p>
@@ -8258,15 +8159,9 @@
       <w:pPr>
         <w:pStyle w:val="Heading2"/>
       </w:pPr>
-      <w:bookmarkStart w:id="24" w:name="_Toc225016864"/>
-      <w:proofErr w:type="gramStart"/>
-      <w:r>
-        <w:lastRenderedPageBreak/>
-        <w:t>6.4  The</w:t>
-      </w:r>
-      <w:proofErr w:type="gramEnd"/>
-      <w:r>
-        <w:t xml:space="preserve"> Legacy Question</w:t>
+      <w:bookmarkStart w:id="24" w:name="_Toc225525723"/>
+      <w:r>
+        <w:t>6.4  The Legacy Question</w:t>
       </w:r>
       <w:bookmarkEnd w:id="24"/>
     </w:p>
@@ -8340,15 +8235,7 @@
         <w:t xml:space="preserve">Noting that Age Pension assets test thresholds </w:t>
       </w:r>
       <w:r>
-        <w:t xml:space="preserve">mean you can often hold more in the family home (which is exempt) and deplete super more aggressively, while maintaining Age Pension eligibility. This can </w:t>
-      </w:r>
-      <w:proofErr w:type="gramStart"/>
-      <w:r>
-        <w:t>actually increase</w:t>
-      </w:r>
-      <w:proofErr w:type="gramEnd"/>
-      <w:r>
-        <w:t xml:space="preserve"> wealth transfer compared to holding excess super.</w:t>
+        <w:t>mean you can often hold more in the family home (which is exempt) and deplete super more aggressively, while maintaining Age Pension eligibility. This can actually increase wealth transfer compared to holding excess super.</w:t>
       </w:r>
     </w:p>
     <w:p>
@@ -8395,7 +8282,6 @@
             </w:tcMar>
           </w:tcPr>
           <w:p>
-            <w:proofErr w:type="gramStart"/>
             <w:r>
               <w:t xml:space="preserve">💡  </w:t>
             </w:r>
@@ -8404,20 +8290,80 @@
                 <w:i/>
                 <w:iCs/>
               </w:rPr>
-              <w:t>The</w:t>
-            </w:r>
-            <w:proofErr w:type="gramEnd"/>
-            <w:r>
-              <w:rPr>
-                <w:i/>
-                <w:iCs/>
-              </w:rPr>
-              <w:t xml:space="preserve"> principal home is exempt from the Age Pension assets test. If you own a valuable property and have moderate super, you may qualify for a higher Age Pension than you expect — and your estate can still include the property value.</w:t>
+              <w:t>The principal home is exempt from the Age Pension assets test. If you own a valuable property and have moderate super, you may qualify for a higher Age Pension than you expect — and your estate can still include the property value.</w:t>
             </w:r>
           </w:p>
         </w:tc>
       </w:tr>
     </w:tbl>
+    <w:p>
+      <w:pPr>
+        <w:pStyle w:val="Heading2"/>
+      </w:pPr>
+      <w:bookmarkStart w:id="25" w:name="_Toc225525724"/>
+      <w:r>
+        <w:t>6.5 Finding Your Sustainable Spending Level</w:t>
+      </w:r>
+      <w:bookmarkEnd w:id="25"/>
+    </w:p>
+    <w:p>
+      <w:r>
+        <w:rPr>
+          <w:b/>
+          <w:bCs/>
+        </w:rPr>
+        <w:t>6.5 Finding Your Sustainable Spending Level</w:t>
+      </w:r>
+    </w:p>
+    <w:p>
+      <w:pPr>
+        <w:spacing w:before="80" w:after="100"/>
+      </w:pPr>
+      <w:r>
+        <w:t xml:space="preserve">The sustainable spending figure is the most direct answer the calculator can give to the central retirement planning question: how much can I </w:t>
+      </w:r>
+      <w:proofErr w:type="gramStart"/>
+      <w:r>
+        <w:t>actually afford</w:t>
+      </w:r>
+      <w:proofErr w:type="gramEnd"/>
+      <w:r>
+        <w:t xml:space="preserve"> to spend?</w:t>
+      </w:r>
+    </w:p>
+    <w:p>
+      <w:pPr>
+        <w:spacing w:before="80" w:after="100"/>
+      </w:pPr>
+      <w:r>
+        <w:t>The Constant Return result gives you a deterministic ceiling — the maximum spending where your portfolio reaches exactly your target ending balance at the Modelled Death Age, assuming returns are steady every year. Think of it as the upper bound under ideal conditions. If your current spending is already above this number, the plan has a structural problem regardless of market conditions. If it is well below, you may be sacrificing lifestyle unnecessarily.</w:t>
+      </w:r>
+    </w:p>
+    <w:p>
+      <w:pPr>
+        <w:spacing w:before="80" w:after="100"/>
+      </w:pPr>
+      <w:r>
+        <w:t>The Monte Carlo result is more meaningful for real planning. It tells you the maximum spending where a chosen percentage of simulated futures still end successfully — for example, "at $95,000/year, 80% of 1,000 market simulations left me solvent." This number is lower than the constant-return result because it builds in a buffer against bad luck: a market crash in your first two years, a prolonged period of low returns, or an unlucky sequence of expenses. The gap between the two figures is itself informative — a wide gap indicates your plan is highly sensitive to sequence-of-returns risk and the constant-return figure is a poor guide to actual safe spending.</w:t>
+      </w:r>
+    </w:p>
+    <w:p>
+      <w:pPr>
+        <w:spacing w:before="80" w:after="100"/>
+      </w:pPr>
+      <w:r>
+        <w:t>The sensitivity strip alongside the MC result shows the success rate at $5,000 above and below the answer. A steep drop — say, 80% at $95k, 72% at $100k — tells you that modest overspending materially increases your risk. A shallow slope — 80% at $95k, 78% at $100k — tells you there is genuine room to spend a little more without much consequence.</w:t>
+      </w:r>
+    </w:p>
+    <w:p>
+      <w:pPr>
+        <w:spacing w:before="80" w:after="100"/>
+      </w:pPr>
+      <w:r>
+        <w:lastRenderedPageBreak/>
+        <w:t>When the result surprises you in either direction, treat it as a signal: a much lower figure than you expected suggests your current plan is fragile and needs attention; a much higher figure suggests you are being unnecessarily conservative and could improve your quality of life.</w:t>
+      </w:r>
+    </w:p>
     <w:p/>
     <w:p>
       <w:pPr>
@@ -8426,11 +8372,11 @@
           <w:bottom w:val="single" w:sz="6" w:space="4" w:color="2E75B6"/>
         </w:pBdr>
       </w:pPr>
-      <w:bookmarkStart w:id="25" w:name="_Toc225016865"/>
+      <w:bookmarkStart w:id="26" w:name="_Toc225525725"/>
       <w:r>
         <w:t>7.  Common Result Patterns and What They Diagnose</w:t>
       </w:r>
-      <w:bookmarkEnd w:id="25"/>
+      <w:bookmarkEnd w:id="26"/>
     </w:p>
     <w:p>
       <w:pPr>
@@ -8449,11 +8395,11 @@
       <w:pPr>
         <w:pStyle w:val="Heading2"/>
       </w:pPr>
-      <w:bookmarkStart w:id="26" w:name="_Toc225016866"/>
+      <w:bookmarkStart w:id="27" w:name="_Toc225525726"/>
       <w:r>
         <w:t>Pattern A: "Cliff Edge" — Good Until It Isn't</w:t>
       </w:r>
-      <w:bookmarkEnd w:id="26"/>
+      <w:bookmarkEnd w:id="27"/>
     </w:p>
     <w:p>
       <w:pPr>
@@ -8485,11 +8431,11 @@
       <w:pPr>
         <w:pStyle w:val="Heading2"/>
       </w:pPr>
-      <w:bookmarkStart w:id="27" w:name="_Toc225016867"/>
+      <w:bookmarkStart w:id="28" w:name="_Toc225525727"/>
       <w:r>
         <w:t>Pattern B: "Good Middle, Rough Ends" — The Monte Carlo Fan</w:t>
       </w:r>
-      <w:bookmarkEnd w:id="27"/>
+      <w:bookmarkEnd w:id="28"/>
     </w:p>
     <w:p>
       <w:pPr>
@@ -8521,67 +8467,67 @@
       <w:pPr>
         <w:pStyle w:val="Heading2"/>
       </w:pPr>
-      <w:bookmarkStart w:id="28" w:name="_Toc225016868"/>
+      <w:bookmarkStart w:id="29" w:name="_Toc225525728"/>
       <w:r>
         <w:t>Pattern C: "Survivor" — Large Surplus Despite Stress Tests</w:t>
       </w:r>
-      <w:bookmarkEnd w:id="28"/>
+      <w:bookmarkEnd w:id="29"/>
     </w:p>
     <w:p>
       <w:pPr>
         <w:spacing w:before="80" w:after="100"/>
       </w:pPr>
       <w:r>
+        <w:t>All formal tests succeed, the Monte Carlo P10 is positive, and the ending balance is very large. This is genuinely a comfortable position — but check whether you're leaving quality of life on the table.</w:t>
+      </w:r>
+    </w:p>
+    <w:p>
+      <w:pPr>
+        <w:spacing w:before="40" w:after="40"/>
+      </w:pPr>
+    </w:p>
+    <w:p>
+      <w:pPr>
+        <w:spacing w:before="80" w:after="100"/>
+      </w:pPr>
+      <w:r>
+        <w:t>Diagnosis: Either your super is generous relative to your spending, or you have a strong income floor (defined benefit, rental income). Ask the question: if I increased annual spending by $15–20k, does the plan still pass the tests that matter (A1, A2, B1, B2)? If yes, consider spending more.</w:t>
+      </w:r>
+    </w:p>
+    <w:p>
+      <w:pPr>
+        <w:spacing w:before="40" w:after="40"/>
+      </w:pPr>
+    </w:p>
+    <w:p>
+      <w:pPr>
+        <w:pStyle w:val="Heading2"/>
+      </w:pPr>
+      <w:bookmarkStart w:id="30" w:name="_Toc225525729"/>
+      <w:r>
+        <w:t>Pattern D: "Works on Paper, Fails Under Stress" — The Brittle Plan</w:t>
+      </w:r>
+      <w:bookmarkEnd w:id="30"/>
+    </w:p>
+    <w:p>
+      <w:pPr>
+        <w:spacing w:before="80" w:after="100"/>
+      </w:pPr>
+      <w:r>
+        <w:t>A1 (base case) succeeds comfortably, but B1 (crash) and B2 (bear market) both fail, and the Monte Carlo success rate is below 80%.</w:t>
+      </w:r>
+    </w:p>
+    <w:p>
+      <w:pPr>
+        <w:spacing w:before="40" w:after="40"/>
+      </w:pPr>
+    </w:p>
+    <w:p>
+      <w:pPr>
+        <w:spacing w:before="80" w:after="100"/>
+      </w:pPr>
+      <w:r>
         <w:lastRenderedPageBreak/>
-        <w:t>All formal tests succeed, the Monte Carlo P10 is positive, and the ending balance is very large. This is genuinely a comfortable position — but check whether you're leaving quality of life on the table.</w:t>
-      </w:r>
-    </w:p>
-    <w:p>
-      <w:pPr>
-        <w:spacing w:before="40" w:after="40"/>
-      </w:pPr>
-    </w:p>
-    <w:p>
-      <w:pPr>
-        <w:spacing w:before="80" w:after="100"/>
-      </w:pPr>
-      <w:r>
-        <w:t>Diagnosis: Either your super is generous relative to your spending, or you have a strong income floor (defined benefit, rental income). Ask the question: if I increased annual spending by $15–20k, does the plan still pass the tests that matter (A1, A2, B1, B2)? If yes, consider spending more.</w:t>
-      </w:r>
-    </w:p>
-    <w:p>
-      <w:pPr>
-        <w:spacing w:before="40" w:after="40"/>
-      </w:pPr>
-    </w:p>
-    <w:p>
-      <w:pPr>
-        <w:pStyle w:val="Heading2"/>
-      </w:pPr>
-      <w:bookmarkStart w:id="29" w:name="_Toc225016869"/>
-      <w:r>
-        <w:t>Pattern D: "Works on Paper, Fails Under Stress" — The Brittle Plan</w:t>
-      </w:r>
-      <w:bookmarkEnd w:id="29"/>
-    </w:p>
-    <w:p>
-      <w:pPr>
-        <w:spacing w:before="80" w:after="100"/>
-      </w:pPr>
-      <w:r>
-        <w:t>A1 (base case) succeeds comfortably, but B1 (crash) and B2 (bear market) both fail, and the Monte Carlo success rate is below 80%.</w:t>
-      </w:r>
-    </w:p>
-    <w:p>
-      <w:pPr>
-        <w:spacing w:before="40" w:after="40"/>
-      </w:pPr>
-    </w:p>
-    <w:p>
-      <w:pPr>
-        <w:spacing w:before="80" w:after="100"/>
-      </w:pPr>
-      <w:r>
         <w:t>Diagnosis: The plan only works if returns are steady. This is the most dangerous profile because it feels fine in optimistic scenarios but has material failure risk in realistic ones. Solutions: reduce spending, add a sequencing buffer, or delay retirement by 1–2 years to build more super.</w:t>
       </w:r>
     </w:p>
@@ -8593,24 +8539,18 @@
           <w:bottom w:val="single" w:sz="6" w:space="4" w:color="2E75B6"/>
         </w:pBdr>
       </w:pPr>
-      <w:bookmarkStart w:id="30" w:name="_Toc225016870"/>
+      <w:bookmarkStart w:id="31" w:name="_Toc225525730"/>
       <w:r>
         <w:t>8.  Sensitivity Analysis: Testing Return and Spending Assumptions</w:t>
       </w:r>
-      <w:bookmarkEnd w:id="30"/>
+      <w:bookmarkEnd w:id="31"/>
     </w:p>
     <w:p>
       <w:pPr>
         <w:spacing w:before="80" w:after="100"/>
       </w:pPr>
       <w:r>
-        <w:t xml:space="preserve">The Sensitivity Analysis panel appears automatically in the results column </w:t>
-      </w:r>
-      <w:r>
-        <w:t>when you select Constant Return</w:t>
-      </w:r>
-      <w:r>
-        <w:t xml:space="preserve"> — no separate button is required. Click the “Sensitivity Analysis — Return vs Spending” header to expand it.</w:t>
+        <w:t>The Sensitivity Analysis panel appears automatically in the results column when you select Constant Return — no separate button is required. Click the “Sensitivity Analysis — Return vs Spending” header to expand it.</w:t>
       </w:r>
     </w:p>
     <w:p>
@@ -8626,35 +8566,18 @@
         <w:spacing w:before="80" w:after="100"/>
       </w:pPr>
       <w:r>
-        <w:t xml:space="preserve">The Sensitivity Analysis panel is only visible when Constant Return is the active scenario. It is hidden in Monte Carlo, Historical Monte Carlo, </w:t>
-      </w:r>
-      <w:r>
-        <w:t xml:space="preserve">Stress </w:t>
-      </w:r>
-      <w:r>
-        <w:t>Test</w:t>
-      </w:r>
-      <w:r>
-        <w:t>, and Historical Period</w:t>
-      </w:r>
-      <w:r>
-        <w:t xml:space="preserve"> modes — those modes model uncertainty directly, making a deterministic return grid redundant. If you cannot see the panel, switch to Constant Return mode.</w:t>
+        <w:t>The Sensitivity Analysis panel is only visible when Constant Return is the active scenario. It is hidden in Monte Carlo, Historical Monte Carlo, Stress Test, and Historical Period modes — those modes model uncertainty directly, making a deterministic return grid redundant. If you cannot see the panel, switch to Constant Return mode.</w:t>
       </w:r>
     </w:p>
     <w:p>
       <w:pPr>
         <w:pStyle w:val="Heading2"/>
       </w:pPr>
-      <w:bookmarkStart w:id="31" w:name="_Toc225016871"/>
-      <w:proofErr w:type="gramStart"/>
-      <w:r>
-        <w:t>8.1  What</w:t>
-      </w:r>
-      <w:proofErr w:type="gramEnd"/>
-      <w:r>
-        <w:t xml:space="preserve"> the Grid Shows</w:t>
-      </w:r>
-      <w:bookmarkEnd w:id="31"/>
+      <w:bookmarkStart w:id="32" w:name="_Toc225525731"/>
+      <w:r>
+        <w:t>8.1  What the Grid Shows</w:t>
+      </w:r>
+      <w:bookmarkEnd w:id="32"/>
     </w:p>
     <w:p>
       <w:pPr>
@@ -8676,16 +8599,11 @@
       <w:pPr>
         <w:pStyle w:val="Heading2"/>
       </w:pPr>
-      <w:bookmarkStart w:id="32" w:name="_Toc225016872"/>
-      <w:proofErr w:type="gramStart"/>
-      <w:r>
-        <w:t>8.2  Reading</w:t>
-      </w:r>
-      <w:proofErr w:type="gramEnd"/>
-      <w:r>
-        <w:t xml:space="preserve"> the Colour Coding</w:t>
-      </w:r>
-      <w:bookmarkEnd w:id="32"/>
+      <w:bookmarkStart w:id="33" w:name="_Toc225525732"/>
+      <w:r>
+        <w:t>8.2  Reading the Colour Coding</w:t>
+      </w:r>
+      <w:bookmarkEnd w:id="33"/>
     </w:p>
     <w:tbl>
       <w:tblPr>
@@ -8813,7 +8731,6 @@
                 <w:sz w:val="20"/>
                 <w:szCs w:val="20"/>
               </w:rPr>
-              <w:lastRenderedPageBreak/>
               <w:t>Light green</w:t>
             </w:r>
           </w:p>
@@ -8925,23 +8842,7 @@
                 <w:sz w:val="20"/>
                 <w:szCs w:val="20"/>
               </w:rPr>
-              <w:t xml:space="preserve">Portfolio </w:t>
-            </w:r>
-            <w:proofErr w:type="gramStart"/>
-            <w:r>
-              <w:rPr>
-                <w:sz w:val="20"/>
-                <w:szCs w:val="20"/>
-              </w:rPr>
-              <w:t>depleted, but</w:t>
-            </w:r>
-            <w:proofErr w:type="gramEnd"/>
-            <w:r>
-              <w:rPr>
-                <w:sz w:val="20"/>
-                <w:szCs w:val="20"/>
-              </w:rPr>
-              <w:t xml:space="preserve"> lasted beyond year 25. A late-retirement shortfall — less severe than early depletion, but still a concern for longevity planning.</w:t>
+              <w:t>Portfolio depleted, but lasted beyond year 25. A late-retirement shortfall — less severe than early depletion, but still a concern for longevity planning.</w:t>
             </w:r>
           </w:p>
         </w:tc>
@@ -9022,21 +8923,12 @@
             <w:shd w:val="clear" w:color="auto" w:fill="EBF3FB"/>
           </w:tcPr>
           <w:p>
-            <w:proofErr w:type="gramStart"/>
             <w:r>
               <w:rPr>
                 <w:i/>
                 <w:iCs/>
               </w:rPr>
-              <w:t>💡  Look</w:t>
-            </w:r>
-            <w:proofErr w:type="gramEnd"/>
-            <w:r>
-              <w:rPr>
-                <w:i/>
-                <w:iCs/>
-              </w:rPr>
-              <w:t xml:space="preserve"> at how far the green zone extends from your blue cell. If green fills most of the rows above and below your current return, your plan is robust to return assumptions. If you’re sitting at the boundary of orange or red, your plan is sensitive to getting your return assumption right — worth running Monte Carlo to understand the full distribution of risk.</w:t>
+              <w:t>💡  Look at how far the green zone extends from your blue cell. If green fills most of the rows above and below your current return, your plan is robust to return assumptions. If you’re sitting at the boundary of orange or red, your plan is sensitive to getting your return assumption right — worth running Monte Carlo to understand the full distribution of risk.</w:t>
             </w:r>
           </w:p>
         </w:tc>
@@ -9051,16 +8943,12 @@
       <w:pPr>
         <w:pStyle w:val="Heading2"/>
       </w:pPr>
-      <w:bookmarkStart w:id="33" w:name="_Toc225016873"/>
-      <w:proofErr w:type="gramStart"/>
-      <w:r>
-        <w:t>8.3  Why</w:t>
-      </w:r>
-      <w:proofErr w:type="gramEnd"/>
-      <w:r>
-        <w:t xml:space="preserve"> the Blue Cell May Differ from the Executive Summary</w:t>
-      </w:r>
-      <w:bookmarkEnd w:id="33"/>
+      <w:bookmarkStart w:id="34" w:name="_Toc225525733"/>
+      <w:r>
+        <w:lastRenderedPageBreak/>
+        <w:t>8.3  Why the Blue Cell May Differ from the Executive Summary</w:t>
+      </w:r>
+      <w:bookmarkEnd w:id="34"/>
     </w:p>
     <w:p>
       <w:pPr>
@@ -9074,16 +8962,11 @@
       <w:pPr>
         <w:pStyle w:val="Heading2"/>
       </w:pPr>
-      <w:bookmarkStart w:id="34" w:name="_Toc225016874"/>
-      <w:proofErr w:type="gramStart"/>
-      <w:r>
-        <w:t>8.4  What</w:t>
-      </w:r>
-      <w:proofErr w:type="gramEnd"/>
-      <w:r>
-        <w:t xml:space="preserve"> the Sensitivity Analysis Does Not Show</w:t>
-      </w:r>
-      <w:bookmarkEnd w:id="34"/>
+      <w:bookmarkStart w:id="35" w:name="_Toc225525734"/>
+      <w:r>
+        <w:t>8.4  What the Sensitivity Analysis Does Not Show</w:t>
+      </w:r>
+      <w:bookmarkEnd w:id="35"/>
     </w:p>
     <w:p>
       <w:pPr>
@@ -9146,11 +9029,11 @@
           <w:bottom w:val="single" w:sz="6" w:space="4" w:color="2E75B6"/>
         </w:pBdr>
       </w:pPr>
-      <w:bookmarkStart w:id="35" w:name="_Toc225016875"/>
+      <w:bookmarkStart w:id="36" w:name="_Toc225525735"/>
       <w:r>
         <w:t>9.  Quick Reference: What Am I Looking At?</w:t>
       </w:r>
-      <w:bookmarkEnd w:id="35"/>
+      <w:bookmarkEnd w:id="36"/>
     </w:p>
     <w:tbl>
       <w:tblPr>
@@ -9428,7 +9311,6 @@
                 <w:sz w:val="20"/>
                 <w:szCs w:val="20"/>
               </w:rPr>
-              <w:lastRenderedPageBreak/>
               <w:t>P10 runs out before 85</w:t>
             </w:r>
           </w:p>
@@ -9821,6 +9703,7 @@
                 <w:sz w:val="20"/>
                 <w:szCs w:val="20"/>
               </w:rPr>
+              <w:lastRenderedPageBreak/>
               <w:t>Wide fan (P90 vs P10 very far apart)</w:t>
             </w:r>
           </w:p>
@@ -11034,6 +10917,7 @@
   </w:style>
   <w:style w:type="paragraph" w:styleId="Heading2">
     <w:name w:val="heading 2"/>
+    <w:link w:val="Heading2Char"/>
     <w:uiPriority w:val="9"/>
     <w:unhideWhenUsed/>
     <w:qFormat/>
@@ -11108,6 +10992,7 @@
   <w:style w:type="character" w:default="1" w:styleId="DefaultParagraphFont">
     <w:name w:val="Default Paragraph Font"/>
     <w:uiPriority w:val="1"/>
+    <w:semiHidden/>
     <w:unhideWhenUsed/>
   </w:style>
   <w:style w:type="table" w:default="1" w:styleId="TableNormal">
@@ -11238,6 +11123,20 @@
       <w:spacing w:after="100"/>
       <w:ind w:left="220"/>
     </w:pPr>
+  </w:style>
+  <w:style w:type="character" w:customStyle="1" w:styleId="Heading2Char">
+    <w:name w:val="Heading 2 Char"/>
+    <w:basedOn w:val="DefaultParagraphFont"/>
+    <w:link w:val="Heading2"/>
+    <w:uiPriority w:val="9"/>
+    <w:rsid w:val="00884A77"/>
+    <w:rPr>
+      <w:b/>
+      <w:bCs/>
+      <w:color w:val="2E75B6"/>
+      <w:sz w:val="26"/>
+      <w:szCs w:val="26"/>
+    </w:rPr>
   </w:style>
 </w:styles>
 </file>

--- a/Understanding_Your_Results.docx
+++ b/Understanding_Your_Results.docx
@@ -4,8 +4,6 @@
   <w:body>
     <w:p>
       <w:pPr>
-        <w:spacing w:before="480" w:after="120"/>
-        <w:jc w:val="center"/>
         <w:rPr>
           <w:b/>
           <w:bCs/>
@@ -26,232 +24,17 @@
         <mc:AlternateContent>
           <mc:Choice Requires="wps">
             <w:drawing>
-              <wp:anchor distT="45720" distB="45720" distL="114300" distR="114300" simplePos="0" relativeHeight="251659264" behindDoc="0" locked="0" layoutInCell="1" allowOverlap="1" wp14:anchorId="21860EF9" wp14:editId="55380301">
-                <wp:simplePos x="0" y="0"/>
-                <wp:positionH relativeFrom="margin">
-                  <wp:posOffset>1123315</wp:posOffset>
-                </wp:positionH>
-                <wp:positionV relativeFrom="paragraph">
-                  <wp:posOffset>7553325</wp:posOffset>
-                </wp:positionV>
-                <wp:extent cx="4067175" cy="1404620"/>
-                <wp:effectExtent l="0" t="0" r="0" b="1270"/>
-                <wp:wrapSquare wrapText="bothSides"/>
-                <wp:docPr id="217" name="Text Box 2"/>
-                <wp:cNvGraphicFramePr>
-                  <a:graphicFrameLocks xmlns:a="http://schemas.openxmlformats.org/drawingml/2006/main"/>
-                </wp:cNvGraphicFramePr>
-                <a:graphic xmlns:a="http://schemas.openxmlformats.org/drawingml/2006/main">
-                  <a:graphicData uri="http://schemas.microsoft.com/office/word/2010/wordprocessingShape">
-                    <wps:wsp>
-                      <wps:cNvSpPr txBox="1">
-                        <a:spLocks noChangeArrowheads="1"/>
-                      </wps:cNvSpPr>
-                      <wps:spPr bwMode="auto">
-                        <a:xfrm>
-                          <a:off x="0" y="0"/>
-                          <a:ext cx="4067175" cy="1404620"/>
-                        </a:xfrm>
-                        <a:prstGeom prst="rect">
-                          <a:avLst/>
-                        </a:prstGeom>
-                        <a:noFill/>
-                        <a:ln w="9525">
-                          <a:noFill/>
-                          <a:miter lim="800000"/>
-                          <a:headEnd/>
-                          <a:tailEnd/>
-                        </a:ln>
-                      </wps:spPr>
-                      <wps:txbx>
-                        <w:txbxContent>
-                          <w:p>
-                            <w:pPr>
-                              <w:rPr>
-                                <w:color w:val="FFFFFF" w:themeColor="background1"/>
-                              </w:rPr>
-                            </w:pPr>
-                            <w:r>
-                              <w:rPr>
-                                <w:color w:val="FFFFFF" w:themeColor="background1"/>
-                                <w:sz w:val="20"/>
-                                <w:szCs w:val="20"/>
-                              </w:rPr>
-                              <w:t xml:space="preserve">Version </w:t>
-                            </w:r>
-                            <w:proofErr w:type="gramStart"/>
-                            <w:r>
-                              <w:rPr>
-                                <w:color w:val="FFFFFF" w:themeColor="background1"/>
-                                <w:sz w:val="20"/>
-                                <w:szCs w:val="20"/>
-                              </w:rPr>
-                              <w:t>1.</w:t>
-                            </w:r>
-                            <w:r>
-                              <w:rPr>
-                                <w:color w:val="FFFFFF" w:themeColor="background1"/>
-                                <w:sz w:val="20"/>
-                                <w:szCs w:val="20"/>
-                              </w:rPr>
-                              <w:t>1</w:t>
-                            </w:r>
-                            <w:r>
-                              <w:rPr>
-                                <w:color w:val="FFFFFF" w:themeColor="background1"/>
-                                <w:sz w:val="20"/>
-                                <w:szCs w:val="20"/>
-                              </w:rPr>
-                              <w:t xml:space="preserve">  -</w:t>
-                            </w:r>
-                            <w:proofErr w:type="gramEnd"/>
-                            <w:r>
-                              <w:rPr>
-                                <w:color w:val="FFFFFF" w:themeColor="background1"/>
-                                <w:sz w:val="20"/>
-                                <w:szCs w:val="20"/>
-                              </w:rPr>
-                              <w:t xml:space="preserve"> Companion Guide to Quick Start Guide (Version 17.</w:t>
-                            </w:r>
-                            <w:r>
-                              <w:rPr>
-                                <w:color w:val="FFFFFF" w:themeColor="background1"/>
-                                <w:sz w:val="20"/>
-                                <w:szCs w:val="20"/>
-                              </w:rPr>
-                              <w:t>2</w:t>
-                            </w:r>
-                            <w:r>
-                              <w:rPr>
-                                <w:color w:val="FFFFFF" w:themeColor="background1"/>
-                                <w:sz w:val="20"/>
-                                <w:szCs w:val="20"/>
-                              </w:rPr>
-                              <w:t>)</w:t>
-                            </w:r>
-                          </w:p>
-                        </w:txbxContent>
-                      </wps:txbx>
-                      <wps:bodyPr rot="0" vert="horz" wrap="square" lIns="91440" tIns="45720" rIns="91440" bIns="45720" anchor="t" anchorCtr="0">
-                        <a:spAutoFit/>
-                      </wps:bodyPr>
-                    </wps:wsp>
-                  </a:graphicData>
-                </a:graphic>
-                <wp14:sizeRelH relativeFrom="margin">
-                  <wp14:pctWidth>0</wp14:pctWidth>
-                </wp14:sizeRelH>
-                <wp14:sizeRelV relativeFrom="margin">
-                  <wp14:pctHeight>20000</wp14:pctHeight>
-                </wp14:sizeRelV>
-              </wp:anchor>
-            </w:drawing>
-          </mc:Choice>
-          <mc:Fallback>
-            <w:pict>
-              <v:shapetype w14:anchorId="21860EF9" id="_x0000_t202" coordsize="21600,21600" o:spt="202" path="m,l,21600r21600,l21600,xe">
-                <v:stroke joinstyle="miter"/>
-                <v:path gradientshapeok="t" o:connecttype="rect"/>
-              </v:shapetype>
-              <v:shape id="Text Box 2" o:spid="_x0000_s1026" type="#_x0000_t202" style="position:absolute;left:0;text-align:left;margin-left:88.45pt;margin-top:594.75pt;width:320.25pt;height:110.6pt;z-index:251659264;visibility:visible;mso-wrap-style:square;mso-width-percent:0;mso-height-percent:200;mso-wrap-distance-left:9pt;mso-wrap-distance-top:3.6pt;mso-wrap-distance-right:9pt;mso-wrap-distance-bottom:3.6pt;mso-position-horizontal:absolute;mso-position-horizontal-relative:margin;mso-position-vertical:absolute;mso-position-vertical-relative:text;mso-width-percent:0;mso-height-percent:200;mso-width-relative:margin;mso-height-relative:margin;v-text-anchor:top" o:gfxdata="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" filled="f" stroked="f">
-                <v:textbox style="mso-fit-shape-to-text:t">
-                  <w:txbxContent>
-                    <w:p>
-                      <w:pPr>
-                        <w:rPr>
-                          <w:color w:val="FFFFFF" w:themeColor="background1"/>
-                        </w:rPr>
-                      </w:pPr>
-                      <w:r>
-                        <w:rPr>
-                          <w:color w:val="FFFFFF" w:themeColor="background1"/>
-                          <w:sz w:val="20"/>
-                          <w:szCs w:val="20"/>
-                        </w:rPr>
-                        <w:t xml:space="preserve">Version </w:t>
-                      </w:r>
-                      <w:proofErr w:type="gramStart"/>
-                      <w:r>
-                        <w:rPr>
-                          <w:color w:val="FFFFFF" w:themeColor="background1"/>
-                          <w:sz w:val="20"/>
-                          <w:szCs w:val="20"/>
-                        </w:rPr>
-                        <w:t>1.</w:t>
-                      </w:r>
-                      <w:r>
-                        <w:rPr>
-                          <w:color w:val="FFFFFF" w:themeColor="background1"/>
-                          <w:sz w:val="20"/>
-                          <w:szCs w:val="20"/>
-                        </w:rPr>
-                        <w:t>1</w:t>
-                      </w:r>
-                      <w:r>
-                        <w:rPr>
-                          <w:color w:val="FFFFFF" w:themeColor="background1"/>
-                          <w:sz w:val="20"/>
-                          <w:szCs w:val="20"/>
-                        </w:rPr>
-                        <w:t xml:space="preserve">  -</w:t>
-                      </w:r>
-                      <w:proofErr w:type="gramEnd"/>
-                      <w:r>
-                        <w:rPr>
-                          <w:color w:val="FFFFFF" w:themeColor="background1"/>
-                          <w:sz w:val="20"/>
-                          <w:szCs w:val="20"/>
-                        </w:rPr>
-                        <w:t xml:space="preserve"> Companion Guide to Quick Start Guide (Version 17.</w:t>
-                      </w:r>
-                      <w:r>
-                        <w:rPr>
-                          <w:color w:val="FFFFFF" w:themeColor="background1"/>
-                          <w:sz w:val="20"/>
-                          <w:szCs w:val="20"/>
-                        </w:rPr>
-                        <w:t>2</w:t>
-                      </w:r>
-                      <w:r>
-                        <w:rPr>
-                          <w:color w:val="FFFFFF" w:themeColor="background1"/>
-                          <w:sz w:val="20"/>
-                          <w:szCs w:val="20"/>
-                        </w:rPr>
-                        <w:t>)</w:t>
-                      </w:r>
-                    </w:p>
-                  </w:txbxContent>
-                </v:textbox>
-                <w10:wrap type="square" anchorx="margin"/>
-              </v:shape>
-            </w:pict>
-          </mc:Fallback>
-        </mc:AlternateContent>
-      </w:r>
-      <w:r>
-        <w:rPr>
-          <w:i/>
-          <w:iCs/>
-          <w:noProof/>
-          <w:color w:val="555555"/>
-          <w:sz w:val="24"/>
-          <w:szCs w:val="24"/>
-        </w:rPr>
-        <mc:AlternateContent>
-          <mc:Choice Requires="wps">
-            <w:drawing>
-              <wp:anchor distT="45720" distB="45720" distL="114300" distR="114300" simplePos="0" relativeHeight="251661312" behindDoc="0" locked="0" layoutInCell="1" allowOverlap="1" wp14:anchorId="426B0544" wp14:editId="6E4ADA5E">
+              <wp:anchor distT="45720" distB="45720" distL="114300" distR="114300" simplePos="0" relativeHeight="251675648" behindDoc="0" locked="0" layoutInCell="1" allowOverlap="1" wp14:anchorId="0FCF1ED1" wp14:editId="50BA9F29">
                 <wp:simplePos x="0" y="0"/>
                 <wp:positionH relativeFrom="margin">
                   <wp:align>center</wp:align>
                 </wp:positionH>
                 <wp:positionV relativeFrom="paragraph">
-                  <wp:posOffset>3867150</wp:posOffset>
+                  <wp:posOffset>3667125</wp:posOffset>
                 </wp:positionV>
                 <wp:extent cx="3086100" cy="1404620"/>
                 <wp:effectExtent l="0" t="0" r="0" b="0"/>
-                <wp:wrapSquare wrapText="bothSides"/>
+                <wp:wrapNone/>
                 <wp:docPr id="515062154" name="Text Box 2"/>
                 <wp:cNvGraphicFramePr>
                   <a:graphicFrameLocks xmlns:a="http://schemas.openxmlformats.org/drawingml/2006/main"/>
@@ -317,7 +100,11 @@
           </mc:Choice>
           <mc:Fallback>
             <w:pict>
-              <v:shape w14:anchorId="426B0544" id="_x0000_s1027" type="#_x0000_t202" style="position:absolute;left:0;text-align:left;margin-left:0;margin-top:304.5pt;width:243pt;height:110.6pt;z-index:251661312;visibility:visible;mso-wrap-style:square;mso-width-percent:0;mso-height-percent:200;mso-wrap-distance-left:9pt;mso-wrap-distance-top:3.6pt;mso-wrap-distance-right:9pt;mso-wrap-distance-bottom:3.6pt;mso-position-horizontal:center;mso-position-horizontal-relative:margin;mso-position-vertical:absolute;mso-position-vertical-relative:text;mso-width-percent:0;mso-height-percent:200;mso-width-relative:margin;mso-height-relative:margin;v-text-anchor:top" o:gfxdata="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" filled="f" stroked="f">
+              <v:shapetype w14:anchorId="0FCF1ED1" id="_x0000_t202" coordsize="21600,21600" o:spt="202" path="m,l,21600r21600,l21600,xe">
+                <v:stroke joinstyle="miter"/>
+                <v:path gradientshapeok="t" o:connecttype="rect"/>
+              </v:shapetype>
+              <v:shape id="Text Box 2" o:spid="_x0000_s1026" type="#_x0000_t202" style="position:absolute;margin-left:0;margin-top:288.75pt;width:243pt;height:110.6pt;z-index:251675648;visibility:visible;mso-wrap-style:square;mso-width-percent:0;mso-height-percent:200;mso-wrap-distance-left:9pt;mso-wrap-distance-top:3.6pt;mso-wrap-distance-right:9pt;mso-wrap-distance-bottom:3.6pt;mso-position-horizontal:center;mso-position-horizontal-relative:margin;mso-position-vertical:absolute;mso-position-vertical-relative:text;mso-width-percent:0;mso-height-percent:200;mso-width-relative:margin;mso-height-relative:margin;v-text-anchor:top" o:gfxdata="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" filled="f" stroked="f">
                 <v:textbox style="mso-fit-shape-to-text:t">
                   <w:txbxContent>
                     <w:p>
@@ -340,7 +127,239 @@
                     </w:p>
                   </w:txbxContent>
                 </v:textbox>
-                <w10:wrap type="square" anchorx="margin"/>
+                <w10:wrap anchorx="margin"/>
+              </v:shape>
+            </w:pict>
+          </mc:Fallback>
+        </mc:AlternateContent>
+      </w:r>
+      <w:r>
+        <w:rPr>
+          <w:i/>
+          <w:iCs/>
+          <w:noProof/>
+          <w:color w:val="555555"/>
+          <w:sz w:val="24"/>
+          <w:szCs w:val="24"/>
+        </w:rPr>
+        <mc:AlternateContent>
+          <mc:Choice Requires="wps">
+            <w:drawing>
+              <wp:anchor distT="45720" distB="45720" distL="114300" distR="114300" simplePos="0" relativeHeight="251673600" behindDoc="0" locked="0" layoutInCell="1" allowOverlap="1" wp14:anchorId="0DEC2EE7" wp14:editId="1F5A9DEC">
+                <wp:simplePos x="0" y="0"/>
+                <wp:positionH relativeFrom="margin">
+                  <wp:align>center</wp:align>
+                </wp:positionH>
+                <wp:positionV relativeFrom="paragraph">
+                  <wp:posOffset>7848600</wp:posOffset>
+                </wp:positionV>
+                <wp:extent cx="914400" cy="1404620"/>
+                <wp:effectExtent l="0" t="0" r="0" b="1270"/>
+                <wp:wrapNone/>
+                <wp:docPr id="217" name="Text Box 2"/>
+                <wp:cNvGraphicFramePr>
+                  <a:graphicFrameLocks xmlns:a="http://schemas.openxmlformats.org/drawingml/2006/main"/>
+                </wp:cNvGraphicFramePr>
+                <a:graphic xmlns:a="http://schemas.openxmlformats.org/drawingml/2006/main">
+                  <a:graphicData uri="http://schemas.microsoft.com/office/word/2010/wordprocessingShape">
+                    <wps:wsp>
+                      <wps:cNvSpPr txBox="1">
+                        <a:spLocks noChangeArrowheads="1"/>
+                      </wps:cNvSpPr>
+                      <wps:spPr bwMode="auto">
+                        <a:xfrm>
+                          <a:off x="0" y="0"/>
+                          <a:ext cx="914400" cy="1404620"/>
+                        </a:xfrm>
+                        <a:prstGeom prst="rect">
+                          <a:avLst/>
+                        </a:prstGeom>
+                        <a:noFill/>
+                        <a:ln w="9525">
+                          <a:noFill/>
+                          <a:miter lim="800000"/>
+                          <a:headEnd/>
+                          <a:tailEnd/>
+                        </a:ln>
+                      </wps:spPr>
+                      <wps:txbx>
+                        <w:txbxContent>
+                          <w:p>
+                            <w:pPr>
+                              <w:rPr>
+                                <w:color w:val="FFFFFF" w:themeColor="background1"/>
+                              </w:rPr>
+                            </w:pPr>
+                            <w:r>
+                              <w:rPr>
+                                <w:color w:val="FFFFFF" w:themeColor="background1"/>
+                                <w:sz w:val="20"/>
+                                <w:szCs w:val="20"/>
+                              </w:rPr>
+                              <w:t>Version 1.0</w:t>
+                            </w:r>
+                          </w:p>
+                        </w:txbxContent>
+                      </wps:txbx>
+                      <wps:bodyPr rot="0" vert="horz" wrap="square" lIns="91440" tIns="45720" rIns="91440" bIns="45720" anchor="t" anchorCtr="0">
+                        <a:spAutoFit/>
+                      </wps:bodyPr>
+                    </wps:wsp>
+                  </a:graphicData>
+                </a:graphic>
+                <wp14:sizeRelH relativeFrom="margin">
+                  <wp14:pctWidth>0</wp14:pctWidth>
+                </wp14:sizeRelH>
+                <wp14:sizeRelV relativeFrom="margin">
+                  <wp14:pctHeight>20000</wp14:pctHeight>
+                </wp14:sizeRelV>
+              </wp:anchor>
+            </w:drawing>
+          </mc:Choice>
+          <mc:Fallback>
+            <w:pict>
+              <v:shape w14:anchorId="0DEC2EE7" id="_x0000_s1027" type="#_x0000_t202" style="position:absolute;margin-left:0;margin-top:618pt;width:1in;height:110.6pt;z-index:251673600;visibility:visible;mso-wrap-style:square;mso-width-percent:0;mso-height-percent:200;mso-wrap-distance-left:9pt;mso-wrap-distance-top:3.6pt;mso-wrap-distance-right:9pt;mso-wrap-distance-bottom:3.6pt;mso-position-horizontal:center;mso-position-horizontal-relative:margin;mso-position-vertical:absolute;mso-position-vertical-relative:text;mso-width-percent:0;mso-height-percent:200;mso-width-relative:margin;mso-height-relative:margin;v-text-anchor:top" o:gfxdata="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" filled="f" stroked="f">
+                <v:textbox style="mso-fit-shape-to-text:t">
+                  <w:txbxContent>
+                    <w:p>
+                      <w:pPr>
+                        <w:rPr>
+                          <w:color w:val="FFFFFF" w:themeColor="background1"/>
+                        </w:rPr>
+                      </w:pPr>
+                      <w:r>
+                        <w:rPr>
+                          <w:color w:val="FFFFFF" w:themeColor="background1"/>
+                          <w:sz w:val="20"/>
+                          <w:szCs w:val="20"/>
+                        </w:rPr>
+                        <w:t>Version 1.0</w:t>
+                      </w:r>
+                    </w:p>
+                  </w:txbxContent>
+                </v:textbox>
+                <w10:wrap anchorx="margin"/>
+              </v:shape>
+            </w:pict>
+          </mc:Fallback>
+        </mc:AlternateContent>
+      </w:r>
+      <w:r>
+        <w:rPr>
+          <w:i/>
+          <w:iCs/>
+          <w:noProof/>
+          <w:color w:val="555555"/>
+          <w:sz w:val="24"/>
+          <w:szCs w:val="24"/>
+        </w:rPr>
+        <mc:AlternateContent>
+          <mc:Choice Requires="wps">
+            <w:drawing>
+              <wp:anchor distT="45720" distB="45720" distL="114300" distR="114300" simplePos="0" relativeHeight="251669504" behindDoc="0" locked="0" layoutInCell="1" allowOverlap="1" wp14:anchorId="682688A7" wp14:editId="4CE94FC7">
+                <wp:simplePos x="0" y="0"/>
+                <wp:positionH relativeFrom="margin">
+                  <wp:align>center</wp:align>
+                </wp:positionH>
+                <wp:positionV relativeFrom="paragraph">
+                  <wp:posOffset>1647825</wp:posOffset>
+                </wp:positionV>
+                <wp:extent cx="3086100" cy="1404620"/>
+                <wp:effectExtent l="0" t="0" r="0" b="0"/>
+                <wp:wrapNone/>
+                <wp:docPr id="581905724" name="Text Box 2"/>
+                <wp:cNvGraphicFramePr>
+                  <a:graphicFrameLocks xmlns:a="http://schemas.openxmlformats.org/drawingml/2006/main"/>
+                </wp:cNvGraphicFramePr>
+                <a:graphic xmlns:a="http://schemas.openxmlformats.org/drawingml/2006/main">
+                  <a:graphicData uri="http://schemas.microsoft.com/office/word/2010/wordprocessingShape">
+                    <wps:wsp>
+                      <wps:cNvSpPr txBox="1">
+                        <a:spLocks noChangeArrowheads="1"/>
+                      </wps:cNvSpPr>
+                      <wps:spPr bwMode="auto">
+                        <a:xfrm>
+                          <a:off x="0" y="0"/>
+                          <a:ext cx="3086100" cy="1404620"/>
+                        </a:xfrm>
+                        <a:prstGeom prst="rect">
+                          <a:avLst/>
+                        </a:prstGeom>
+                        <a:noFill/>
+                        <a:ln w="9525">
+                          <a:noFill/>
+                          <a:miter lim="800000"/>
+                          <a:headEnd/>
+                          <a:tailEnd/>
+                        </a:ln>
+                      </wps:spPr>
+                      <wps:txbx>
+                        <w:txbxContent>
+                          <w:p>
+                            <w:pPr>
+                              <w:jc w:val="center"/>
+                              <w:rPr>
+                                <w:color w:val="FFFFFF" w:themeColor="background1"/>
+                                <w:sz w:val="48"/>
+                                <w:szCs w:val="48"/>
+                                <w:lang w:val="en-US"/>
+                              </w:rPr>
+                            </w:pPr>
+                            <w:r>
+                              <w:rPr>
+                                <w:color w:val="FFFFFF" w:themeColor="background1"/>
+                                <w:sz w:val="48"/>
+                                <w:szCs w:val="48"/>
+                                <w:lang w:val="en-US"/>
+                              </w:rPr>
+                              <w:t>Understanding Your Results</w:t>
+                            </w:r>
+                          </w:p>
+                        </w:txbxContent>
+                      </wps:txbx>
+                      <wps:bodyPr rot="0" vert="horz" wrap="square" lIns="91440" tIns="45720" rIns="91440" bIns="45720" anchor="t" anchorCtr="0">
+                        <a:spAutoFit/>
+                      </wps:bodyPr>
+                    </wps:wsp>
+                  </a:graphicData>
+                </a:graphic>
+                <wp14:sizeRelH relativeFrom="margin">
+                  <wp14:pctWidth>0</wp14:pctWidth>
+                </wp14:sizeRelH>
+                <wp14:sizeRelV relativeFrom="margin">
+                  <wp14:pctHeight>20000</wp14:pctHeight>
+                </wp14:sizeRelV>
+              </wp:anchor>
+            </w:drawing>
+          </mc:Choice>
+          <mc:Fallback>
+            <w:pict>
+              <v:shape w14:anchorId="682688A7" id="_x0000_s1028" type="#_x0000_t202" style="position:absolute;margin-left:0;margin-top:129.75pt;width:243pt;height:110.6pt;z-index:251669504;visibility:visible;mso-wrap-style:square;mso-width-percent:0;mso-height-percent:200;mso-wrap-distance-left:9pt;mso-wrap-distance-top:3.6pt;mso-wrap-distance-right:9pt;mso-wrap-distance-bottom:3.6pt;mso-position-horizontal:center;mso-position-horizontal-relative:margin;mso-position-vertical:absolute;mso-position-vertical-relative:text;mso-width-percent:0;mso-height-percent:200;mso-width-relative:margin;mso-height-relative:margin;v-text-anchor:top" o:gfxdata="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" filled="f" stroked="f">
+                <v:textbox style="mso-fit-shape-to-text:t">
+                  <w:txbxContent>
+                    <w:p>
+                      <w:pPr>
+                        <w:jc w:val="center"/>
+                        <w:rPr>
+                          <w:color w:val="FFFFFF" w:themeColor="background1"/>
+                          <w:sz w:val="48"/>
+                          <w:szCs w:val="48"/>
+                          <w:lang w:val="en-US"/>
+                        </w:rPr>
+                      </w:pPr>
+                      <w:r>
+                        <w:rPr>
+                          <w:color w:val="FFFFFF" w:themeColor="background1"/>
+                          <w:sz w:val="48"/>
+                          <w:szCs w:val="48"/>
+                          <w:lang w:val="en-US"/>
+                        </w:rPr>
+                        <w:t>Understanding Your Results</w:t>
+                      </w:r>
+                    </w:p>
+                  </w:txbxContent>
+                </v:textbox>
+                <w10:wrap anchorx="margin"/>
               </v:shape>
             </w:pict>
           </mc:Fallback>
@@ -356,10 +375,18 @@
           <w:szCs w:val="52"/>
         </w:rPr>
         <w:drawing>
-          <wp:inline distT="0" distB="0" distL="0" distR="0" wp14:anchorId="572268D6" wp14:editId="4FF2CFB9">
-            <wp:extent cx="6144895" cy="8686800"/>
-            <wp:effectExtent l="0" t="0" r="8255" b="0"/>
-            <wp:docPr id="651915029" name="Picture 1"/>
+          <wp:anchor distT="0" distB="0" distL="114300" distR="114300" simplePos="0" relativeHeight="251671552" behindDoc="0" locked="0" layoutInCell="1" allowOverlap="1" wp14:anchorId="1C0ED866" wp14:editId="7505EC34">
+            <wp:simplePos x="0" y="0"/>
+            <wp:positionH relativeFrom="margin">
+              <wp:align>center</wp:align>
+            </wp:positionH>
+            <wp:positionV relativeFrom="paragraph">
+              <wp:posOffset>171450</wp:posOffset>
+            </wp:positionV>
+            <wp:extent cx="4667250" cy="1047750"/>
+            <wp:effectExtent l="0" t="0" r="0" b="0"/>
+            <wp:wrapNone/>
+            <wp:docPr id="2144978640" name="Graphic 4"/>
             <wp:cNvGraphicFramePr>
               <a:graphicFrameLocks xmlns:a="http://schemas.openxmlformats.org/drawingml/2006/main" noChangeAspect="1"/>
             </wp:cNvGraphicFramePr>
@@ -367,11 +394,62 @@
               <a:graphicData uri="http://schemas.openxmlformats.org/drawingml/2006/picture">
                 <pic:pic xmlns:pic="http://schemas.openxmlformats.org/drawingml/2006/picture">
                   <pic:nvPicPr>
-                    <pic:cNvPr id="651915029" name="Picture 651915029"/>
+                    <pic:cNvPr id="82840167" name="Graphic 82840167"/>
                     <pic:cNvPicPr/>
                   </pic:nvPicPr>
                   <pic:blipFill>
                     <a:blip r:embed="rId8">
+                      <a:extLst>
+                        <a:ext uri="{96DAC541-7B7A-43D3-8B79-37D633B846F1}">
+                          <asvg:svgBlip xmlns:asvg="http://schemas.microsoft.com/office/drawing/2016/SVG/main" r:embed="rId9"/>
+                        </a:ext>
+                      </a:extLst>
+                    </a:blip>
+                    <a:stretch>
+                      <a:fillRect/>
+                    </a:stretch>
+                  </pic:blipFill>
+                  <pic:spPr>
+                    <a:xfrm>
+                      <a:off x="0" y="0"/>
+                      <a:ext cx="4667250" cy="1047750"/>
+                    </a:xfrm>
+                    <a:prstGeom prst="rect">
+                      <a:avLst/>
+                    </a:prstGeom>
+                  </pic:spPr>
+                </pic:pic>
+              </a:graphicData>
+            </a:graphic>
+          </wp:anchor>
+        </w:drawing>
+      </w:r>
+      <w:r>
+        <w:rPr>
+          <w:b/>
+          <w:bCs/>
+          <w:noProof/>
+          <w:color w:val="1F4E79"/>
+          <w:sz w:val="52"/>
+          <w:szCs w:val="52"/>
+        </w:rPr>
+        <w:drawing>
+          <wp:inline distT="0" distB="0" distL="0" distR="0" wp14:anchorId="61F97554" wp14:editId="3FBB0473">
+            <wp:extent cx="6137275" cy="8686800"/>
+            <wp:effectExtent l="0" t="0" r="0" b="0"/>
+            <wp:docPr id="1337806704" name="Picture 7"/>
+            <wp:cNvGraphicFramePr>
+              <a:graphicFrameLocks xmlns:a="http://schemas.openxmlformats.org/drawingml/2006/main" noChangeAspect="1"/>
+            </wp:cNvGraphicFramePr>
+            <a:graphic xmlns:a="http://schemas.openxmlformats.org/drawingml/2006/main">
+              <a:graphicData uri="http://schemas.openxmlformats.org/drawingml/2006/picture">
+                <pic:pic xmlns:pic="http://schemas.openxmlformats.org/drawingml/2006/picture">
+                  <pic:nvPicPr>
+                    <pic:cNvPr id="1337806704" name="Picture 1337806704"/>
+                    <pic:cNvPicPr/>
+                  </pic:nvPicPr>
+                  <pic:blipFill>
+                    <a:blip r:embed="rId10">
                       <a:extLst>
                         <a:ext uri="{28A0092B-C50C-407E-A947-70E740481C1C}">
                           <a14:useLocalDpi xmlns:a14="http://schemas.microsoft.com/office/drawing/2010/main" val="0"/>
@@ -385,7 +463,7 @@
                   <pic:spPr>
                     <a:xfrm>
                       <a:off x="0" y="0"/>
-                      <a:ext cx="6144895" cy="8686800"/>
+                      <a:ext cx="6137275" cy="8686800"/>
                     </a:xfrm>
                     <a:prstGeom prst="rect">
                       <a:avLst/>
@@ -453,7 +531,7 @@
           <w:r>
             <w:fldChar w:fldCharType="separate"/>
           </w:r>
-          <w:hyperlink w:anchor="_Toc225525699" w:history="1">
+          <w:hyperlink w:anchor="_Toc225691716" w:history="1">
             <w:r>
               <w:rPr>
                 <w:rStyle w:val="Hyperlink"/>
@@ -480,7 +558,7 @@
                 <w:noProof/>
                 <w:webHidden/>
               </w:rPr>
-              <w:instrText xml:space="preserve"> PAGEREF _Toc225525699 \h </w:instrText>
+              <w:instrText xml:space="preserve"> PAGEREF _Toc225691716 \h </w:instrText>
             </w:r>
             <w:r>
               <w:rPr>
@@ -526,7 +604,7 @@
               <w14:ligatures w14:val="standardContextual"/>
             </w:rPr>
           </w:pPr>
-          <w:hyperlink w:anchor="_Toc225525700" w:history="1">
+          <w:hyperlink w:anchor="_Toc225691717" w:history="1">
             <w:r>
               <w:rPr>
                 <w:rStyle w:val="Hyperlink"/>
@@ -553,7 +631,7 @@
                 <w:noProof/>
                 <w:webHidden/>
               </w:rPr>
-              <w:instrText xml:space="preserve"> PAGEREF _Toc225525700 \h </w:instrText>
+              <w:instrText xml:space="preserve"> PAGEREF _Toc225691717 \h </w:instrText>
             </w:r>
             <w:r>
               <w:rPr>
@@ -599,7 +677,7 @@
               <w14:ligatures w14:val="standardContextual"/>
             </w:rPr>
           </w:pPr>
-          <w:hyperlink w:anchor="_Toc225525701" w:history="1">
+          <w:hyperlink w:anchor="_Toc225691718" w:history="1">
             <w:r>
               <w:rPr>
                 <w:rStyle w:val="Hyperlink"/>
@@ -626,7 +704,7 @@
                 <w:noProof/>
                 <w:webHidden/>
               </w:rPr>
-              <w:instrText xml:space="preserve"> PAGEREF _Toc225525701 \h </w:instrText>
+              <w:instrText xml:space="preserve"> PAGEREF _Toc225691718 \h </w:instrText>
             </w:r>
             <w:r>
               <w:rPr>
@@ -672,7 +750,7 @@
               <w14:ligatures w14:val="standardContextual"/>
             </w:rPr>
           </w:pPr>
-          <w:hyperlink w:anchor="_Toc225525702" w:history="1">
+          <w:hyperlink w:anchor="_Toc225691719" w:history="1">
             <w:r>
               <w:rPr>
                 <w:rStyle w:val="Hyperlink"/>
@@ -699,7 +777,7 @@
                 <w:noProof/>
                 <w:webHidden/>
               </w:rPr>
-              <w:instrText xml:space="preserve"> PAGEREF _Toc225525702 \h </w:instrText>
+              <w:instrText xml:space="preserve"> PAGEREF _Toc225691719 \h </w:instrText>
             </w:r>
             <w:r>
               <w:rPr>
@@ -745,7 +823,7 @@
               <w14:ligatures w14:val="standardContextual"/>
             </w:rPr>
           </w:pPr>
-          <w:hyperlink w:anchor="_Toc225525703" w:history="1">
+          <w:hyperlink w:anchor="_Toc225691720" w:history="1">
             <w:r>
               <w:rPr>
                 <w:rStyle w:val="Hyperlink"/>
@@ -772,7 +850,7 @@
                 <w:noProof/>
                 <w:webHidden/>
               </w:rPr>
-              <w:instrText xml:space="preserve"> PAGEREF _Toc225525703 \h </w:instrText>
+              <w:instrText xml:space="preserve"> PAGEREF _Toc225691720 \h </w:instrText>
             </w:r>
             <w:r>
               <w:rPr>
@@ -818,7 +896,7 @@
               <w14:ligatures w14:val="standardContextual"/>
             </w:rPr>
           </w:pPr>
-          <w:hyperlink w:anchor="_Toc225525704" w:history="1">
+          <w:hyperlink w:anchor="_Toc225691721" w:history="1">
             <w:r>
               <w:rPr>
                 <w:rStyle w:val="Hyperlink"/>
@@ -845,7 +923,7 @@
                 <w:noProof/>
                 <w:webHidden/>
               </w:rPr>
-              <w:instrText xml:space="preserve"> PAGEREF _Toc225525704 \h </w:instrText>
+              <w:instrText xml:space="preserve"> PAGEREF _Toc225691721 \h </w:instrText>
             </w:r>
             <w:r>
               <w:rPr>
@@ -865,7 +943,7 @@
                 <w:noProof/>
                 <w:webHidden/>
               </w:rPr>
-              <w:t>5</w:t>
+              <w:t>6</w:t>
             </w:r>
             <w:r>
               <w:rPr>
@@ -891,7 +969,7 @@
               <w14:ligatures w14:val="standardContextual"/>
             </w:rPr>
           </w:pPr>
-          <w:hyperlink w:anchor="_Toc225525705" w:history="1">
+          <w:hyperlink w:anchor="_Toc225691722" w:history="1">
             <w:r>
               <w:rPr>
                 <w:rStyle w:val="Hyperlink"/>
@@ -918,7 +996,7 @@
                 <w:noProof/>
                 <w:webHidden/>
               </w:rPr>
-              <w:instrText xml:space="preserve"> PAGEREF _Toc225525705 \h </w:instrText>
+              <w:instrText xml:space="preserve"> PAGEREF _Toc225691722 \h </w:instrText>
             </w:r>
             <w:r>
               <w:rPr>
@@ -964,7 +1042,7 @@
               <w14:ligatures w14:val="standardContextual"/>
             </w:rPr>
           </w:pPr>
-          <w:hyperlink w:anchor="_Toc225525706" w:history="1">
+          <w:hyperlink w:anchor="_Toc225691723" w:history="1">
             <w:r>
               <w:rPr>
                 <w:rStyle w:val="Hyperlink"/>
@@ -991,7 +1069,7 @@
                 <w:noProof/>
                 <w:webHidden/>
               </w:rPr>
-              <w:instrText xml:space="preserve"> PAGEREF _Toc225525706 \h </w:instrText>
+              <w:instrText xml:space="preserve"> PAGEREF _Toc225691723 \h </w:instrText>
             </w:r>
             <w:r>
               <w:rPr>
@@ -1037,7 +1115,7 @@
               <w14:ligatures w14:val="standardContextual"/>
             </w:rPr>
           </w:pPr>
-          <w:hyperlink w:anchor="_Toc225525707" w:history="1">
+          <w:hyperlink w:anchor="_Toc225691724" w:history="1">
             <w:r>
               <w:rPr>
                 <w:rStyle w:val="Hyperlink"/>
@@ -1064,7 +1142,7 @@
                 <w:noProof/>
                 <w:webHidden/>
               </w:rPr>
-              <w:instrText xml:space="preserve"> PAGEREF _Toc225525707 \h </w:instrText>
+              <w:instrText xml:space="preserve"> PAGEREF _Toc225691724 \h </w:instrText>
             </w:r>
             <w:r>
               <w:rPr>
@@ -1110,7 +1188,7 @@
               <w14:ligatures w14:val="standardContextual"/>
             </w:rPr>
           </w:pPr>
-          <w:hyperlink w:anchor="_Toc225525708" w:history="1">
+          <w:hyperlink w:anchor="_Toc225691725" w:history="1">
             <w:r>
               <w:rPr>
                 <w:rStyle w:val="Hyperlink"/>
@@ -1137,7 +1215,7 @@
                 <w:noProof/>
                 <w:webHidden/>
               </w:rPr>
-              <w:instrText xml:space="preserve"> PAGEREF _Toc225525708 \h </w:instrText>
+              <w:instrText xml:space="preserve"> PAGEREF _Toc225691725 \h </w:instrText>
             </w:r>
             <w:r>
               <w:rPr>
@@ -1183,7 +1261,7 @@
               <w14:ligatures w14:val="standardContextual"/>
             </w:rPr>
           </w:pPr>
-          <w:hyperlink w:anchor="_Toc225525709" w:history="1">
+          <w:hyperlink w:anchor="_Toc225691726" w:history="1">
             <w:r>
               <w:rPr>
                 <w:rStyle w:val="Hyperlink"/>
@@ -1210,7 +1288,7 @@
                 <w:noProof/>
                 <w:webHidden/>
               </w:rPr>
-              <w:instrText xml:space="preserve"> PAGEREF _Toc225525709 \h </w:instrText>
+              <w:instrText xml:space="preserve"> PAGEREF _Toc225691726 \h </w:instrText>
             </w:r>
             <w:r>
               <w:rPr>
@@ -1230,7 +1308,7 @@
                 <w:noProof/>
                 <w:webHidden/>
               </w:rPr>
-              <w:t>7</w:t>
+              <w:t>8</w:t>
             </w:r>
             <w:r>
               <w:rPr>
@@ -1256,7 +1334,7 @@
               <w14:ligatures w14:val="standardContextual"/>
             </w:rPr>
           </w:pPr>
-          <w:hyperlink w:anchor="_Toc225525710" w:history="1">
+          <w:hyperlink w:anchor="_Toc225691727" w:history="1">
             <w:r>
               <w:rPr>
                 <w:rStyle w:val="Hyperlink"/>
@@ -1283,7 +1361,7 @@
                 <w:noProof/>
                 <w:webHidden/>
               </w:rPr>
-              <w:instrText xml:space="preserve"> PAGEREF _Toc225525710 \h </w:instrText>
+              <w:instrText xml:space="preserve"> PAGEREF _Toc225691727 \h </w:instrText>
             </w:r>
             <w:r>
               <w:rPr>
@@ -1303,7 +1381,7 @@
                 <w:noProof/>
                 <w:webHidden/>
               </w:rPr>
-              <w:t>8</w:t>
+              <w:t>9</w:t>
             </w:r>
             <w:r>
               <w:rPr>
@@ -1329,7 +1407,7 @@
               <w14:ligatures w14:val="standardContextual"/>
             </w:rPr>
           </w:pPr>
-          <w:hyperlink w:anchor="_Toc225525711" w:history="1">
+          <w:hyperlink w:anchor="_Toc225691728" w:history="1">
             <w:r>
               <w:rPr>
                 <w:rStyle w:val="Hyperlink"/>
@@ -1356,7 +1434,7 @@
                 <w:noProof/>
                 <w:webHidden/>
               </w:rPr>
-              <w:instrText xml:space="preserve"> PAGEREF _Toc225525711 \h </w:instrText>
+              <w:instrText xml:space="preserve"> PAGEREF _Toc225691728 \h </w:instrText>
             </w:r>
             <w:r>
               <w:rPr>
@@ -1376,7 +1454,7 @@
                 <w:noProof/>
                 <w:webHidden/>
               </w:rPr>
-              <w:t>8</w:t>
+              <w:t>9</w:t>
             </w:r>
             <w:r>
               <w:rPr>
@@ -1402,7 +1480,7 @@
               <w14:ligatures w14:val="standardContextual"/>
             </w:rPr>
           </w:pPr>
-          <w:hyperlink w:anchor="_Toc225525712" w:history="1">
+          <w:hyperlink w:anchor="_Toc225691729" w:history="1">
             <w:r>
               <w:rPr>
                 <w:rStyle w:val="Hyperlink"/>
@@ -1429,7 +1507,7 @@
                 <w:noProof/>
                 <w:webHidden/>
               </w:rPr>
-              <w:instrText xml:space="preserve"> PAGEREF _Toc225525712 \h </w:instrText>
+              <w:instrText xml:space="preserve"> PAGEREF _Toc225691729 \h </w:instrText>
             </w:r>
             <w:r>
               <w:rPr>
@@ -1475,7 +1553,7 @@
               <w14:ligatures w14:val="standardContextual"/>
             </w:rPr>
           </w:pPr>
-          <w:hyperlink w:anchor="_Toc225525713" w:history="1">
+          <w:hyperlink w:anchor="_Toc225691730" w:history="1">
             <w:r>
               <w:rPr>
                 <w:rStyle w:val="Hyperlink"/>
@@ -1502,7 +1580,7 @@
                 <w:noProof/>
                 <w:webHidden/>
               </w:rPr>
-              <w:instrText xml:space="preserve"> PAGEREF _Toc225525713 \h </w:instrText>
+              <w:instrText xml:space="preserve"> PAGEREF _Toc225691730 \h </w:instrText>
             </w:r>
             <w:r>
               <w:rPr>
@@ -1522,7 +1600,7 @@
                 <w:noProof/>
                 <w:webHidden/>
               </w:rPr>
-              <w:t>9</w:t>
+              <w:t>10</w:t>
             </w:r>
             <w:r>
               <w:rPr>
@@ -1548,7 +1626,7 @@
               <w14:ligatures w14:val="standardContextual"/>
             </w:rPr>
           </w:pPr>
-          <w:hyperlink w:anchor="_Toc225525714" w:history="1">
+          <w:hyperlink w:anchor="_Toc225691731" w:history="1">
             <w:r>
               <w:rPr>
                 <w:rStyle w:val="Hyperlink"/>
@@ -1575,7 +1653,7 @@
                 <w:noProof/>
                 <w:webHidden/>
               </w:rPr>
-              <w:instrText xml:space="preserve"> PAGEREF _Toc225525714 \h </w:instrText>
+              <w:instrText xml:space="preserve"> PAGEREF _Toc225691731 \h </w:instrText>
             </w:r>
             <w:r>
               <w:rPr>
@@ -1621,7 +1699,7 @@
               <w14:ligatures w14:val="standardContextual"/>
             </w:rPr>
           </w:pPr>
-          <w:hyperlink w:anchor="_Toc225525715" w:history="1">
+          <w:hyperlink w:anchor="_Toc225691732" w:history="1">
             <w:r>
               <w:rPr>
                 <w:rStyle w:val="Hyperlink"/>
@@ -1648,7 +1726,7 @@
                 <w:noProof/>
                 <w:webHidden/>
               </w:rPr>
-              <w:instrText xml:space="preserve"> PAGEREF _Toc225525715 \h </w:instrText>
+              <w:instrText xml:space="preserve"> PAGEREF _Toc225691732 \h </w:instrText>
             </w:r>
             <w:r>
               <w:rPr>
@@ -1668,7 +1746,7 @@
                 <w:noProof/>
                 <w:webHidden/>
               </w:rPr>
-              <w:t>10</w:t>
+              <w:t>11</w:t>
             </w:r>
             <w:r>
               <w:rPr>
@@ -1694,7 +1772,7 @@
               <w14:ligatures w14:val="standardContextual"/>
             </w:rPr>
           </w:pPr>
-          <w:hyperlink w:anchor="_Toc225525716" w:history="1">
+          <w:hyperlink w:anchor="_Toc225691733" w:history="1">
             <w:r>
               <w:rPr>
                 <w:rStyle w:val="Hyperlink"/>
@@ -1721,7 +1799,7 @@
                 <w:noProof/>
                 <w:webHidden/>
               </w:rPr>
-              <w:instrText xml:space="preserve"> PAGEREF _Toc225525716 \h </w:instrText>
+              <w:instrText xml:space="preserve"> PAGEREF _Toc225691733 \h </w:instrText>
             </w:r>
             <w:r>
               <w:rPr>
@@ -1767,7 +1845,7 @@
               <w14:ligatures w14:val="standardContextual"/>
             </w:rPr>
           </w:pPr>
-          <w:hyperlink w:anchor="_Toc225525717" w:history="1">
+          <w:hyperlink w:anchor="_Toc225691734" w:history="1">
             <w:r>
               <w:rPr>
                 <w:rStyle w:val="Hyperlink"/>
@@ -1794,7 +1872,7 @@
                 <w:noProof/>
                 <w:webHidden/>
               </w:rPr>
-              <w:instrText xml:space="preserve"> PAGEREF _Toc225525717 \h </w:instrText>
+              <w:instrText xml:space="preserve"> PAGEREF _Toc225691734 \h </w:instrText>
             </w:r>
             <w:r>
               <w:rPr>
@@ -1840,7 +1918,7 @@
               <w14:ligatures w14:val="standardContextual"/>
             </w:rPr>
           </w:pPr>
-          <w:hyperlink w:anchor="_Toc225525718" w:history="1">
+          <w:hyperlink w:anchor="_Toc225691735" w:history="1">
             <w:r>
               <w:rPr>
                 <w:rStyle w:val="Hyperlink"/>
@@ -1867,7 +1945,7 @@
                 <w:noProof/>
                 <w:webHidden/>
               </w:rPr>
-              <w:instrText xml:space="preserve"> PAGEREF _Toc225525718 \h </w:instrText>
+              <w:instrText xml:space="preserve"> PAGEREF _Toc225691735 \h </w:instrText>
             </w:r>
             <w:r>
               <w:rPr>
@@ -1887,7 +1965,7 @@
                 <w:noProof/>
                 <w:webHidden/>
               </w:rPr>
-              <w:t>11</w:t>
+              <w:t>12</w:t>
             </w:r>
             <w:r>
               <w:rPr>
@@ -1913,7 +1991,7 @@
               <w14:ligatures w14:val="standardContextual"/>
             </w:rPr>
           </w:pPr>
-          <w:hyperlink w:anchor="_Toc225525719" w:history="1">
+          <w:hyperlink w:anchor="_Toc225691736" w:history="1">
             <w:r>
               <w:rPr>
                 <w:rStyle w:val="Hyperlink"/>
@@ -1940,7 +2018,7 @@
                 <w:noProof/>
                 <w:webHidden/>
               </w:rPr>
-              <w:instrText xml:space="preserve"> PAGEREF _Toc225525719 \h </w:instrText>
+              <w:instrText xml:space="preserve"> PAGEREF _Toc225691736 \h </w:instrText>
             </w:r>
             <w:r>
               <w:rPr>
@@ -1986,7 +2064,7 @@
               <w14:ligatures w14:val="standardContextual"/>
             </w:rPr>
           </w:pPr>
-          <w:hyperlink w:anchor="_Toc225525720" w:history="1">
+          <w:hyperlink w:anchor="_Toc225691737" w:history="1">
             <w:r>
               <w:rPr>
                 <w:rStyle w:val="Hyperlink"/>
@@ -2013,7 +2091,7 @@
                 <w:noProof/>
                 <w:webHidden/>
               </w:rPr>
-              <w:instrText xml:space="preserve"> PAGEREF _Toc225525720 \h </w:instrText>
+              <w:instrText xml:space="preserve"> PAGEREF _Toc225691737 \h </w:instrText>
             </w:r>
             <w:r>
               <w:rPr>
@@ -2059,7 +2137,7 @@
               <w14:ligatures w14:val="standardContextual"/>
             </w:rPr>
           </w:pPr>
-          <w:hyperlink w:anchor="_Toc225525721" w:history="1">
+          <w:hyperlink w:anchor="_Toc225691738" w:history="1">
             <w:r>
               <w:rPr>
                 <w:rStyle w:val="Hyperlink"/>
@@ -2086,7 +2164,7 @@
                 <w:noProof/>
                 <w:webHidden/>
               </w:rPr>
-              <w:instrText xml:space="preserve"> PAGEREF _Toc225525721 \h </w:instrText>
+              <w:instrText xml:space="preserve"> PAGEREF _Toc225691738 \h </w:instrText>
             </w:r>
             <w:r>
               <w:rPr>
@@ -2132,7 +2210,7 @@
               <w14:ligatures w14:val="standardContextual"/>
             </w:rPr>
           </w:pPr>
-          <w:hyperlink w:anchor="_Toc225525722" w:history="1">
+          <w:hyperlink w:anchor="_Toc225691739" w:history="1">
             <w:r>
               <w:rPr>
                 <w:rStyle w:val="Hyperlink"/>
@@ -2159,7 +2237,7 @@
                 <w:noProof/>
                 <w:webHidden/>
               </w:rPr>
-              <w:instrText xml:space="preserve"> PAGEREF _Toc225525722 \h </w:instrText>
+              <w:instrText xml:space="preserve"> PAGEREF _Toc225691739 \h </w:instrText>
             </w:r>
             <w:r>
               <w:rPr>
@@ -2179,7 +2257,7 @@
                 <w:noProof/>
                 <w:webHidden/>
               </w:rPr>
-              <w:t>12</w:t>
+              <w:t>13</w:t>
             </w:r>
             <w:r>
               <w:rPr>
@@ -2205,7 +2283,7 @@
               <w14:ligatures w14:val="standardContextual"/>
             </w:rPr>
           </w:pPr>
-          <w:hyperlink w:anchor="_Toc225525723" w:history="1">
+          <w:hyperlink w:anchor="_Toc225691740" w:history="1">
             <w:r>
               <w:rPr>
                 <w:rStyle w:val="Hyperlink"/>
@@ -2232,7 +2310,7 @@
                 <w:noProof/>
                 <w:webHidden/>
               </w:rPr>
-              <w:instrText xml:space="preserve"> PAGEREF _Toc225525723 \h </w:instrText>
+              <w:instrText xml:space="preserve"> PAGEREF _Toc225691740 \h </w:instrText>
             </w:r>
             <w:r>
               <w:rPr>
@@ -2278,7 +2356,7 @@
               <w14:ligatures w14:val="standardContextual"/>
             </w:rPr>
           </w:pPr>
-          <w:hyperlink w:anchor="_Toc225525724" w:history="1">
+          <w:hyperlink w:anchor="_Toc225691741" w:history="1">
             <w:r>
               <w:rPr>
                 <w:rStyle w:val="Hyperlink"/>
@@ -2305,7 +2383,7 @@
                 <w:noProof/>
                 <w:webHidden/>
               </w:rPr>
-              <w:instrText xml:space="preserve"> PAGEREF _Toc225525724 \h </w:instrText>
+              <w:instrText xml:space="preserve"> PAGEREF _Toc225691741 \h </w:instrText>
             </w:r>
             <w:r>
               <w:rPr>
@@ -2351,7 +2429,7 @@
               <w14:ligatures w14:val="standardContextual"/>
             </w:rPr>
           </w:pPr>
-          <w:hyperlink w:anchor="_Toc225525725" w:history="1">
+          <w:hyperlink w:anchor="_Toc225691742" w:history="1">
             <w:r>
               <w:rPr>
                 <w:rStyle w:val="Hyperlink"/>
@@ -2378,7 +2456,7 @@
                 <w:noProof/>
                 <w:webHidden/>
               </w:rPr>
-              <w:instrText xml:space="preserve"> PAGEREF _Toc225525725 \h </w:instrText>
+              <w:instrText xml:space="preserve"> PAGEREF _Toc225691742 \h </w:instrText>
             </w:r>
             <w:r>
               <w:rPr>
@@ -2398,7 +2476,7 @@
                 <w:noProof/>
                 <w:webHidden/>
               </w:rPr>
-              <w:t>13</w:t>
+              <w:t>14</w:t>
             </w:r>
             <w:r>
               <w:rPr>
@@ -2424,7 +2502,7 @@
               <w14:ligatures w14:val="standardContextual"/>
             </w:rPr>
           </w:pPr>
-          <w:hyperlink w:anchor="_Toc225525726" w:history="1">
+          <w:hyperlink w:anchor="_Toc225691743" w:history="1">
             <w:r>
               <w:rPr>
                 <w:rStyle w:val="Hyperlink"/>
@@ -2451,7 +2529,7 @@
                 <w:noProof/>
                 <w:webHidden/>
               </w:rPr>
-              <w:instrText xml:space="preserve"> PAGEREF _Toc225525726 \h </w:instrText>
+              <w:instrText xml:space="preserve"> PAGEREF _Toc225691743 \h </w:instrText>
             </w:r>
             <w:r>
               <w:rPr>
@@ -2497,7 +2575,7 @@
               <w14:ligatures w14:val="standardContextual"/>
             </w:rPr>
           </w:pPr>
-          <w:hyperlink w:anchor="_Toc225525727" w:history="1">
+          <w:hyperlink w:anchor="_Toc225691744" w:history="1">
             <w:r>
               <w:rPr>
                 <w:rStyle w:val="Hyperlink"/>
@@ -2524,7 +2602,7 @@
                 <w:noProof/>
                 <w:webHidden/>
               </w:rPr>
-              <w:instrText xml:space="preserve"> PAGEREF _Toc225525727 \h </w:instrText>
+              <w:instrText xml:space="preserve"> PAGEREF _Toc225691744 \h </w:instrText>
             </w:r>
             <w:r>
               <w:rPr>
@@ -2570,7 +2648,7 @@
               <w14:ligatures w14:val="standardContextual"/>
             </w:rPr>
           </w:pPr>
-          <w:hyperlink w:anchor="_Toc225525728" w:history="1">
+          <w:hyperlink w:anchor="_Toc225691745" w:history="1">
             <w:r>
               <w:rPr>
                 <w:rStyle w:val="Hyperlink"/>
@@ -2597,7 +2675,7 @@
                 <w:noProof/>
                 <w:webHidden/>
               </w:rPr>
-              <w:instrText xml:space="preserve"> PAGEREF _Toc225525728 \h </w:instrText>
+              <w:instrText xml:space="preserve"> PAGEREF _Toc225691745 \h </w:instrText>
             </w:r>
             <w:r>
               <w:rPr>
@@ -2617,7 +2695,7 @@
                 <w:noProof/>
                 <w:webHidden/>
               </w:rPr>
-              <w:t>14</w:t>
+              <w:t>15</w:t>
             </w:r>
             <w:r>
               <w:rPr>
@@ -2643,7 +2721,7 @@
               <w14:ligatures w14:val="standardContextual"/>
             </w:rPr>
           </w:pPr>
-          <w:hyperlink w:anchor="_Toc225525729" w:history="1">
+          <w:hyperlink w:anchor="_Toc225691746" w:history="1">
             <w:r>
               <w:rPr>
                 <w:rStyle w:val="Hyperlink"/>
@@ -2670,7 +2748,7 @@
                 <w:noProof/>
                 <w:webHidden/>
               </w:rPr>
-              <w:instrText xml:space="preserve"> PAGEREF _Toc225525729 \h </w:instrText>
+              <w:instrText xml:space="preserve"> PAGEREF _Toc225691746 \h </w:instrText>
             </w:r>
             <w:r>
               <w:rPr>
@@ -2690,7 +2768,7 @@
                 <w:noProof/>
                 <w:webHidden/>
               </w:rPr>
-              <w:t>14</w:t>
+              <w:t>15</w:t>
             </w:r>
             <w:r>
               <w:rPr>
@@ -2716,7 +2794,7 @@
               <w14:ligatures w14:val="standardContextual"/>
             </w:rPr>
           </w:pPr>
-          <w:hyperlink w:anchor="_Toc225525730" w:history="1">
+          <w:hyperlink w:anchor="_Toc225691747" w:history="1">
             <w:r>
               <w:rPr>
                 <w:rStyle w:val="Hyperlink"/>
@@ -2743,7 +2821,7 @@
                 <w:noProof/>
                 <w:webHidden/>
               </w:rPr>
-              <w:instrText xml:space="preserve"> PAGEREF _Toc225525730 \h </w:instrText>
+              <w:instrText xml:space="preserve"> PAGEREF _Toc225691747 \h </w:instrText>
             </w:r>
             <w:r>
               <w:rPr>
@@ -2763,7 +2841,7 @@
                 <w:noProof/>
                 <w:webHidden/>
               </w:rPr>
-              <w:t>14</w:t>
+              <w:t>15</w:t>
             </w:r>
             <w:r>
               <w:rPr>
@@ -2789,7 +2867,7 @@
               <w14:ligatures w14:val="standardContextual"/>
             </w:rPr>
           </w:pPr>
-          <w:hyperlink w:anchor="_Toc225525731" w:history="1">
+          <w:hyperlink w:anchor="_Toc225691748" w:history="1">
             <w:r>
               <w:rPr>
                 <w:rStyle w:val="Hyperlink"/>
@@ -2816,7 +2894,7 @@
                 <w:noProof/>
                 <w:webHidden/>
               </w:rPr>
-              <w:instrText xml:space="preserve"> PAGEREF _Toc225525731 \h </w:instrText>
+              <w:instrText xml:space="preserve"> PAGEREF _Toc225691748 \h </w:instrText>
             </w:r>
             <w:r>
               <w:rPr>
@@ -2862,7 +2940,7 @@
               <w14:ligatures w14:val="standardContextual"/>
             </w:rPr>
           </w:pPr>
-          <w:hyperlink w:anchor="_Toc225525732" w:history="1">
+          <w:hyperlink w:anchor="_Toc225691749" w:history="1">
             <w:r>
               <w:rPr>
                 <w:rStyle w:val="Hyperlink"/>
@@ -2889,7 +2967,7 @@
                 <w:noProof/>
                 <w:webHidden/>
               </w:rPr>
-              <w:instrText xml:space="preserve"> PAGEREF _Toc225525732 \h </w:instrText>
+              <w:instrText xml:space="preserve"> PAGEREF _Toc225691749 \h </w:instrText>
             </w:r>
             <w:r>
               <w:rPr>
@@ -2909,7 +2987,7 @@
                 <w:noProof/>
                 <w:webHidden/>
               </w:rPr>
-              <w:t>15</w:t>
+              <w:t>16</w:t>
             </w:r>
             <w:r>
               <w:rPr>
@@ -2935,7 +3013,7 @@
               <w14:ligatures w14:val="standardContextual"/>
             </w:rPr>
           </w:pPr>
-          <w:hyperlink w:anchor="_Toc225525733" w:history="1">
+          <w:hyperlink w:anchor="_Toc225691750" w:history="1">
             <w:r>
               <w:rPr>
                 <w:rStyle w:val="Hyperlink"/>
@@ -2962,7 +3040,7 @@
                 <w:noProof/>
                 <w:webHidden/>
               </w:rPr>
-              <w:instrText xml:space="preserve"> PAGEREF _Toc225525733 \h </w:instrText>
+              <w:instrText xml:space="preserve"> PAGEREF _Toc225691750 \h </w:instrText>
             </w:r>
             <w:r>
               <w:rPr>
@@ -2982,7 +3060,7 @@
                 <w:noProof/>
                 <w:webHidden/>
               </w:rPr>
-              <w:t>15</w:t>
+              <w:t>16</w:t>
             </w:r>
             <w:r>
               <w:rPr>
@@ -3008,7 +3086,7 @@
               <w14:ligatures w14:val="standardContextual"/>
             </w:rPr>
           </w:pPr>
-          <w:hyperlink w:anchor="_Toc225525734" w:history="1">
+          <w:hyperlink w:anchor="_Toc225691751" w:history="1">
             <w:r>
               <w:rPr>
                 <w:rStyle w:val="Hyperlink"/>
@@ -3035,7 +3113,7 @@
                 <w:noProof/>
                 <w:webHidden/>
               </w:rPr>
-              <w:instrText xml:space="preserve"> PAGEREF _Toc225525734 \h </w:instrText>
+              <w:instrText xml:space="preserve"> PAGEREF _Toc225691751 \h </w:instrText>
             </w:r>
             <w:r>
               <w:rPr>
@@ -3081,7 +3159,7 @@
               <w14:ligatures w14:val="standardContextual"/>
             </w:rPr>
           </w:pPr>
-          <w:hyperlink w:anchor="_Toc225525735" w:history="1">
+          <w:hyperlink w:anchor="_Toc225691752" w:history="1">
             <w:r>
               <w:rPr>
                 <w:rStyle w:val="Hyperlink"/>
@@ -3108,7 +3186,7 @@
                 <w:noProof/>
                 <w:webHidden/>
               </w:rPr>
-              <w:instrText xml:space="preserve"> PAGEREF _Toc225525735 \h </w:instrText>
+              <w:instrText xml:space="preserve"> PAGEREF _Toc225691752 \h </w:instrText>
             </w:r>
             <w:r>
               <w:rPr>
@@ -3159,15 +3237,7 @@
           <w:bottom w:val="single" w:sz="6" w:space="4" w:color="2E75B6"/>
         </w:pBdr>
       </w:pPr>
-    </w:p>
-    <w:p>
-      <w:pPr>
-        <w:pStyle w:val="Heading1"/>
-        <w:pBdr>
-          <w:bottom w:val="single" w:sz="6" w:space="4" w:color="2E75B6"/>
-        </w:pBdr>
-      </w:pPr>
-      <w:bookmarkStart w:id="0" w:name="_Toc225525699"/>
+      <w:bookmarkStart w:id="0" w:name="_Toc225691716"/>
       <w:r>
         <w:t>1.  Why Your Results Are Ranges, Not Answers</w:t>
       </w:r>
@@ -3183,28 +3253,33 @@
     </w:p>
     <w:p>
       <w:pPr>
-        <w:spacing w:before="40" w:after="40"/>
-      </w:pPr>
-    </w:p>
-    <w:p>
-      <w:pPr>
         <w:spacing w:before="80" w:after="100"/>
       </w:pPr>
+    </w:p>
+    <w:p>
+      <w:pPr>
+        <w:spacing w:before="80" w:after="100"/>
+      </w:pPr>
       <w:r>
         <w:t>This is fundamentally different from a spreadsheet that calculates "your money runs out at age 83". That kind of single-path projection creates false precision. Real retirement involves good years, bad years, and (most dangerously) bad years early on that your plan may never recover from.</w:t>
       </w:r>
     </w:p>
     <w:p>
       <w:pPr>
-        <w:spacing w:before="40" w:after="40"/>
-      </w:pPr>
-    </w:p>
-    <w:p>
-      <w:pPr>
         <w:spacing w:before="80" w:after="100"/>
       </w:pPr>
-      <w:r>
-        <w:t>So when you see a success rate, a percentile band, or a chart that shows a fan of possible outcomes, that is not the calculator being vague — it is being honest about genuine uncertainty.</w:t>
+    </w:p>
+    <w:p>
+      <w:pPr>
+        <w:spacing w:before="80" w:after="100"/>
+      </w:pPr>
+      <w:proofErr w:type="gramStart"/>
+      <w:r>
+        <w:t>So</w:t>
+      </w:r>
+      <w:proofErr w:type="gramEnd"/>
+      <w:r>
+        <w:t xml:space="preserve"> when you see a success rate, a percentile band, or a chart that shows a fan of possible outcomes, that is not the calculator being vague — it is being honest about genuine uncertainty.</w:t>
       </w:r>
     </w:p>
     <w:p>
@@ -3277,7 +3352,7 @@
           <w:bottom w:val="single" w:sz="6" w:space="4" w:color="2E75B6"/>
         </w:pBdr>
       </w:pPr>
-      <w:bookmarkStart w:id="1" w:name="_Toc225525700"/>
+      <w:bookmarkStart w:id="1" w:name="_Toc225691717"/>
       <w:r>
         <w:t>2.  Monte Carlo: Success Rates and Percentile Bands</w:t>
       </w:r>
@@ -3287,7 +3362,7 @@
       <w:pPr>
         <w:pStyle w:val="Heading2"/>
       </w:pPr>
-      <w:bookmarkStart w:id="2" w:name="_Toc225525701"/>
+      <w:bookmarkStart w:id="2" w:name="_Toc225691718"/>
       <w:r>
         <w:t>2.1 Display Modes — Nominal, Real, and Today $</w:t>
       </w:r>
@@ -3300,6 +3375,15 @@
       <w:r>
         <w:t>The calculator offers three ways to display portfolio balances, spending, and income across the charts and Executive Summary. The underlying simulation always runs in nominal (future) dollars — the display mode is a presentation layer only and has no effect on the success rate, Age Pension calculations, or any other computed result.</w:t>
       </w:r>
+    </w:p>
+    <w:p>
+      <w:pPr>
+        <w:spacing w:before="40" w:after="40"/>
+        <w:rPr>
+          <w:b/>
+          <w:bCs/>
+        </w:rPr>
+      </w:pPr>
     </w:p>
     <w:p>
       <w:pPr>
@@ -3319,6 +3403,15 @@
     <w:p>
       <w:pPr>
         <w:spacing w:before="40" w:after="40"/>
+        <w:rPr>
+          <w:b/>
+          <w:bCs/>
+        </w:rPr>
+      </w:pPr>
+    </w:p>
+    <w:p>
+      <w:pPr>
+        <w:spacing w:before="40" w:after="40"/>
       </w:pPr>
       <w:r>
         <w:rPr>
@@ -3334,6 +3427,15 @@
     <w:p>
       <w:pPr>
         <w:spacing w:before="40" w:after="40"/>
+        <w:rPr>
+          <w:b/>
+          <w:bCs/>
+        </w:rPr>
+      </w:pPr>
+    </w:p>
+    <w:p>
+      <w:pPr>
+        <w:spacing w:before="40" w:after="40"/>
       </w:pPr>
       <w:r>
         <w:rPr>
@@ -3350,8 +3452,12 @@
       <w:pPr>
         <w:spacing w:before="80" w:after="100"/>
       </w:pPr>
-      <w:r>
-        <w:lastRenderedPageBreak/>
+    </w:p>
+    <w:p>
+      <w:pPr>
+        <w:spacing w:before="80" w:after="100"/>
+      </w:pPr>
+      <w:r>
         <w:t>The difference between modes can be substantial. At 2.5% annual CPI, $1 of purchasing power today becomes approximately $2.09 in nominal terms after 30 years. A portfolio that looks like $1.2 million nominal at age 90 may represent only $575,000 in today’s purchasing power. This gap is why the Real and Today $ modes often produce a more sobering picture than Nominal — and why they are generally more appropriate for long-horizon retirement planning.</w:t>
       </w:r>
     </w:p>
@@ -3359,6 +3465,11 @@
       <w:pPr>
         <w:spacing w:before="80" w:after="100"/>
       </w:pPr>
+    </w:p>
+    <w:p>
+      <w:pPr>
+        <w:spacing w:before="80" w:after="100"/>
+      </w:pPr>
       <w:r>
         <w:t>When switching modes, all charts, the Executive Summary, and the Sensitivity Analysis table update simultaneously. The success rate displayed in the Executive Summary banner is unaffected — it reflects the proportion of simulations in which the portfolio remained solvent, which is a nominal calculation independent of how the results are presented.</w:t>
       </w:r>
@@ -3367,7 +3478,7 @@
       <w:pPr>
         <w:pStyle w:val="Heading2"/>
       </w:pPr>
-      <w:bookmarkStart w:id="3" w:name="_Toc225525702"/>
+      <w:bookmarkStart w:id="3" w:name="_Toc225691719"/>
       <w:r>
         <w:t>2.2  What Is the Success Rate?</w:t>
       </w:r>
@@ -3383,7 +3494,7 @@
     </w:p>
     <w:p>
       <w:pPr>
-        <w:spacing w:before="40" w:after="40"/>
+        <w:spacing w:before="80" w:after="100"/>
       </w:pPr>
     </w:p>
     <w:p>
@@ -3921,7 +4032,7 @@
       <w:pPr>
         <w:pStyle w:val="Heading2"/>
       </w:pPr>
-      <w:bookmarkStart w:id="4" w:name="_Toc225525703"/>
+      <w:bookmarkStart w:id="4" w:name="_Toc225691720"/>
       <w:r>
         <w:t>2.3  Longevity &amp; Outcome Analysis Chart</w:t>
       </w:r>
@@ -3938,12 +4049,22 @@
     <w:p>
       <w:pPr>
         <w:spacing w:before="40" w:after="40"/>
-      </w:pPr>
-      <w:r>
         <w:rPr>
           <w:b/>
           <w:bCs/>
         </w:rPr>
+      </w:pPr>
+    </w:p>
+    <w:p>
+      <w:pPr>
+        <w:spacing w:before="40" w:after="40"/>
+      </w:pPr>
+      <w:r>
+        <w:rPr>
+          <w:b/>
+          <w:bCs/>
+        </w:rPr>
+        <w:lastRenderedPageBreak/>
         <w:t xml:space="preserve">Longevity scatter: </w:t>
       </w:r>
       <w:r>
@@ -3962,6 +4083,11 @@
     </w:p>
     <w:p>
       <w:pPr>
+        <w:spacing w:before="40" w:after="40"/>
+      </w:pPr>
+    </w:p>
+    <w:p>
+      <w:pPr>
         <w:numPr>
           <w:ilvl w:val="0"/>
           <w:numId w:val="3"/>
@@ -3969,9 +4095,14 @@
         <w:spacing w:before="40" w:after="40"/>
       </w:pPr>
       <w:r>
-        <w:lastRenderedPageBreak/>
         <w:t>A healthy plan shows a dense band of green dots across all ages, with the band rising to the right as longer-lived portfolios compound further. Any red dots are sparse and scattered randomly — failures are rare and not age-driven.</w:t>
       </w:r>
+    </w:p>
+    <w:p>
+      <w:pPr>
+        <w:spacing w:before="40" w:after="40"/>
+        <w:ind w:left="720"/>
+      </w:pPr>
     </w:p>
     <w:p>
       <w:pPr>
@@ -3997,6 +4128,12 @@
     </w:p>
     <w:p>
       <w:pPr>
+        <w:spacing w:before="40" w:after="40"/>
+        <w:ind w:left="720"/>
+      </w:pPr>
+    </w:p>
+    <w:p>
+      <w:pPr>
         <w:numPr>
           <w:ilvl w:val="0"/>
           <w:numId w:val="3"/>
@@ -4029,6 +4166,11 @@
     </w:p>
     <w:p>
       <w:pPr>
+        <w:spacing w:before="40" w:after="40"/>
+      </w:pPr>
+    </w:p>
+    <w:p>
+      <w:pPr>
         <w:numPr>
           <w:ilvl w:val="0"/>
           <w:numId w:val="3"/>
@@ -4053,9 +4195,27 @@
       <w:pPr>
         <w:spacing w:before="40" w:after="40"/>
       </w:pPr>
-      <w:r>
-        <w:t>The vertical spread of green dots at any given age shows the range of outcomes: a wide spread means return variance matters a lot, while a tight cluster means the plan's outcome is relatively insensitive to market conditions.</w:t>
-      </w:r>
+    </w:p>
+    <w:p>
+      <w:pPr>
+        <w:spacing w:before="40" w:after="40"/>
+      </w:pPr>
+      <w:r>
+        <w:t xml:space="preserve">The vertical spread of green dots at any given age shows the range of outcomes: a </w:t>
+      </w:r>
+      <w:proofErr w:type="gramStart"/>
+      <w:r>
+        <w:t>wide spread</w:t>
+      </w:r>
+      <w:proofErr w:type="gramEnd"/>
+      <w:r>
+        <w:t xml:space="preserve"> means return variance matters a lot, while a tight cluster means the plan's outcome is relatively insensitive to market conditions.</w:t>
+      </w:r>
+    </w:p>
+    <w:p>
+      <w:pPr>
+        <w:spacing w:before="40" w:after="40"/>
+      </w:pPr>
     </w:p>
     <w:p>
       <w:pPr>
@@ -4094,6 +4254,11 @@
     </w:p>
     <w:p>
       <w:pPr>
+        <w:spacing w:before="40" w:after="40"/>
+      </w:pPr>
+    </w:p>
+    <w:p>
+      <w:pPr>
         <w:numPr>
           <w:ilvl w:val="0"/>
           <w:numId w:val="4"/>
@@ -4113,6 +4278,12 @@
     </w:p>
     <w:p>
       <w:pPr>
+        <w:spacing w:before="40" w:after="40"/>
+        <w:ind w:left="720"/>
+      </w:pPr>
+    </w:p>
+    <w:p>
+      <w:pPr>
         <w:numPr>
           <w:ilvl w:val="0"/>
           <w:numId w:val="4"/>
@@ -4132,6 +4303,12 @@
     </w:p>
     <w:p>
       <w:pPr>
+        <w:spacing w:before="40" w:after="40"/>
+        <w:ind w:left="720"/>
+      </w:pPr>
+    </w:p>
+    <w:p>
+      <w:pPr>
         <w:numPr>
           <w:ilvl w:val="0"/>
           <w:numId w:val="4"/>
@@ -4151,6 +4328,12 @@
     </w:p>
     <w:p>
       <w:pPr>
+        <w:spacing w:before="40" w:after="40"/>
+        <w:ind w:left="720"/>
+      </w:pPr>
+    </w:p>
+    <w:p>
+      <w:pPr>
         <w:numPr>
           <w:ilvl w:val="0"/>
           <w:numId w:val="4"/>
@@ -4172,22 +4355,28 @@
       <w:pPr>
         <w:spacing w:before="40" w:after="40"/>
       </w:pPr>
-      <w:r>
+    </w:p>
+    <w:p>
+      <w:pPr>
+        <w:spacing w:before="40" w:after="40"/>
+      </w:pPr>
+      <w:r>
+        <w:lastRenderedPageBreak/>
         <w:t>When stochastic mortality is enabled, the X axis of the scatter will show genuine spread reflecting the distribution of sampled lifespans. When it is off, all dots share the same end age (the fixed Modelled Death Age), so the scatter becomes a vertical column — informative about the range of final balances at that age, but not about longevity risk specifically.</w:t>
       </w:r>
     </w:p>
     <w:p>
       <w:pPr>
-        <w:spacing w:before="40" w:after="40"/>
-      </w:pPr>
-    </w:p>
-    <w:p>
-      <w:pPr>
         <w:pStyle w:val="Heading2"/>
       </w:pPr>
-      <w:bookmarkStart w:id="5" w:name="_Toc225525704"/>
-      <w:r>
-        <w:t>2.4  Understanding P10, P50, and P90</w:t>
+      <w:bookmarkStart w:id="5" w:name="_Toc225691721"/>
+      <w:proofErr w:type="gramStart"/>
+      <w:r>
+        <w:t>2.4  Understanding</w:t>
+      </w:r>
+      <w:proofErr w:type="gramEnd"/>
+      <w:r>
+        <w:t xml:space="preserve"> P10, P50, and P90</w:t>
       </w:r>
       <w:bookmarkEnd w:id="5"/>
     </w:p>
@@ -4425,7 +4614,6 @@
                 <w:sz w:val="20"/>
                 <w:szCs w:val="20"/>
               </w:rPr>
-              <w:lastRenderedPageBreak/>
               <w:t>P50</w:t>
             </w:r>
           </w:p>
@@ -4581,6 +4769,11 @@
       <w:r>
         <w:t>The gap between P10 and P90 is your range of uncertainty. A very wide fan indicates high sensitivity to sequence-of-returns risk — meaning an unlucky run of bad years early in retirement has an outsized impact compared to the same bad years occurring later.</w:t>
       </w:r>
+    </w:p>
+    <w:p>
+      <w:pPr>
+        <w:spacing w:before="80" w:after="100"/>
+      </w:pPr>
     </w:p>
     <w:p>
       <w:pPr>
@@ -4606,6 +4799,11 @@
       <w:pPr>
         <w:spacing w:before="40" w:after="40"/>
       </w:pPr>
+    </w:p>
+    <w:p>
+      <w:pPr>
+        <w:spacing w:before="40" w:after="40"/>
+      </w:pPr>
       <w:r>
         <w:t>The practical effect is that the income and spending bands narrow progressively at older ages as fewer runs remain active, and they terminate entirely when the last active run ends. The balance bands behave differently — completed runs contribute their final balance to the calculation rather than being excluded, so the P50 balance line remains meaningful throughout the full chart period.</w:t>
       </w:r>
@@ -4614,22 +4812,27 @@
       <w:pPr>
         <w:spacing w:before="40" w:after="40"/>
       </w:pPr>
+    </w:p>
+    <w:p>
+      <w:pPr>
+        <w:spacing w:before="40" w:after="40"/>
+      </w:pPr>
       <w:r>
         <w:t>If the income and spending bands appear to end earlier than you expect, this reflects the distribution of sampled death ages rather than portfolio failure. The Longevity scatter tab in the Longevity &amp; Outcome Analysis chart shows the spread of end ages across all runs, which gives you a direct picture of where the band data thins out.</w:t>
       </w:r>
     </w:p>
     <w:p>
       <w:pPr>
-        <w:spacing w:before="40" w:after="40"/>
-      </w:pPr>
-    </w:p>
-    <w:p>
-      <w:pPr>
         <w:pStyle w:val="Heading2"/>
       </w:pPr>
-      <w:bookmarkStart w:id="6" w:name="_Toc225525705"/>
-      <w:r>
-        <w:t>2.5  Sequence-of-Returns Risk: Why Timing Matters</w:t>
+      <w:bookmarkStart w:id="6" w:name="_Toc225691722"/>
+      <w:proofErr w:type="gramStart"/>
+      <w:r>
+        <w:t>2.5  Sequence</w:t>
+      </w:r>
+      <w:proofErr w:type="gramEnd"/>
+      <w:r>
+        <w:t>-of-Returns Risk: Why Timing Matters</w:t>
       </w:r>
       <w:bookmarkEnd w:id="6"/>
     </w:p>
@@ -4643,7 +4846,7 @@
     </w:p>
     <w:p>
       <w:pPr>
-        <w:spacing w:before="40" w:after="40"/>
+        <w:spacing w:before="80" w:after="100"/>
       </w:pPr>
     </w:p>
     <w:p>
@@ -4660,11 +4863,19 @@
           <w:b/>
           <w:bCs/>
         </w:rPr>
+        <w:lastRenderedPageBreak/>
         <w:t xml:space="preserve">At 65, </w:t>
       </w:r>
       <w:r>
         <w:t>you are drawing down the portfolio to fund spending. A crash forces you to sell more units at depressed prices to raise the same cash. Those sold units can't recover when markets rebound.</w:t>
       </w:r>
+    </w:p>
+    <w:p>
+      <w:pPr>
+        <w:pStyle w:val="ListParagraph"/>
+        <w:spacing w:before="60" w:after="60"/>
+        <w:ind w:left="640"/>
+      </w:pPr>
     </w:p>
     <w:p>
       <w:pPr>
@@ -4688,7 +4899,7 @@
     </w:p>
     <w:p>
       <w:pPr>
-        <w:spacing w:before="40" w:after="40"/>
+        <w:spacing w:before="60" w:after="60"/>
       </w:pPr>
     </w:p>
     <w:p>
@@ -4766,9 +4977,14 @@
       <w:pPr>
         <w:pStyle w:val="Heading2"/>
       </w:pPr>
-      <w:bookmarkStart w:id="7" w:name="_Toc225525706"/>
-      <w:r>
-        <w:t>2.6  Historical Monte Carlo vs Parametric Monte Carlo</w:t>
+      <w:bookmarkStart w:id="7" w:name="_Toc225691723"/>
+      <w:proofErr w:type="gramStart"/>
+      <w:r>
+        <w:t>2.6  Historical</w:t>
+      </w:r>
+      <w:proofErr w:type="gramEnd"/>
+      <w:r>
+        <w:t xml:space="preserve"> Monte Carlo vs Parametric Monte Carlo</w:t>
       </w:r>
       <w:bookmarkEnd w:id="7"/>
     </w:p>
@@ -4782,7 +4998,7 @@
     </w:p>
     <w:p>
       <w:pPr>
-        <w:spacing w:before="40" w:after="40"/>
+        <w:spacing w:before="80" w:after="100"/>
       </w:pPr>
     </w:p>
     <w:p>
@@ -4808,6 +5024,13 @@
     <w:p>
       <w:pPr>
         <w:pStyle w:val="ListParagraph"/>
+        <w:spacing w:before="60" w:after="60"/>
+        <w:ind w:left="640"/>
+      </w:pPr>
+    </w:p>
+    <w:p>
+      <w:pPr>
+        <w:pStyle w:val="ListParagraph"/>
         <w:numPr>
           <w:ilvl w:val="0"/>
           <w:numId w:val="2"/>
@@ -4838,7 +5061,6 @@
         <w:t>For serious retirement planning, Historical Monte Carlo (Block Bootstrap method, block size 5–7 years) is the most credible analysis available in the calculator. It naturally captures the multi-year correlations that make crashes painful — bad years tend to cluster.</w:t>
       </w:r>
     </w:p>
-    <w:p/>
     <w:p>
       <w:pPr>
         <w:pStyle w:val="Heading1"/>
@@ -4846,7 +5068,7 @@
           <w:bottom w:val="single" w:sz="6" w:space="4" w:color="2E75B6"/>
         </w:pBdr>
       </w:pPr>
-      <w:bookmarkStart w:id="8" w:name="_Toc225525707"/>
+      <w:bookmarkStart w:id="8" w:name="_Toc225691724"/>
       <w:r>
         <w:t>3.  Reading the Annual Spending Breakdown Chart</w:t>
       </w:r>
@@ -4862,16 +5084,16 @@
     </w:p>
     <w:p>
       <w:pPr>
-        <w:spacing w:before="40" w:after="40"/>
-      </w:pPr>
-    </w:p>
-    <w:p>
-      <w:pPr>
         <w:pStyle w:val="Heading2"/>
       </w:pPr>
-      <w:bookmarkStart w:id="9" w:name="_Toc225525708"/>
-      <w:r>
-        <w:t>3.1  What the Colours Mean</w:t>
+      <w:bookmarkStart w:id="9" w:name="_Toc225691725"/>
+      <w:proofErr w:type="gramStart"/>
+      <w:r>
+        <w:t>3.1  What</w:t>
+      </w:r>
+      <w:proofErr w:type="gramEnd"/>
+      <w:r>
+        <w:t xml:space="preserve"> the Colours Mean</w:t>
       </w:r>
       <w:bookmarkEnd w:id="9"/>
     </w:p>
@@ -5179,6 +5401,7 @@
                 <w:sz w:val="20"/>
                 <w:szCs w:val="20"/>
               </w:rPr>
+              <w:lastRenderedPageBreak/>
               <w:t>Orange</w:t>
             </w:r>
           </w:p>
@@ -5497,7 +5720,7 @@
       <w:pPr>
         <w:pStyle w:val="Heading2"/>
       </w:pPr>
-      <w:bookmarkStart w:id="10" w:name="_Toc225525709"/>
+      <w:bookmarkStart w:id="10" w:name="_Toc225691726"/>
       <w:r>
         <w:t>3.2  Healthy vs. Concerning Patterns</w:t>
       </w:r>
@@ -5510,11 +5733,6 @@
       <w:r>
         <w:t>Below are the key patterns to recognise:</w:t>
       </w:r>
-    </w:p>
-    <w:p>
-      <w:pPr>
-        <w:spacing w:before="40" w:after="40"/>
-      </w:pPr>
     </w:p>
     <w:p>
       <w:pPr>
@@ -5536,13 +5754,12 @@
         <w:spacing w:before="80" w:after="100"/>
       </w:pPr>
       <w:r>
-        <w:lastRenderedPageBreak/>
         <w:t>In early retirement, the bars are dominated by blue (super). Over time, as super depletes, the dark green (Age Pension) grows to fill the gap. By late retirement, Age Pension and defined benefit income cover most spending. This is the expected, healthy pattern — the system is working as designed.</w:t>
       </w:r>
     </w:p>
     <w:p>
       <w:pPr>
-        <w:spacing w:before="40" w:after="40"/>
+        <w:spacing w:before="80" w:after="100"/>
       </w:pPr>
     </w:p>
     <w:p>
@@ -5570,7 +5787,7 @@
     </w:p>
     <w:p>
       <w:pPr>
-        <w:spacing w:before="40" w:after="40"/>
+        <w:spacing w:before="80" w:after="100"/>
       </w:pPr>
     </w:p>
     <w:p>
@@ -5598,7 +5815,7 @@
     </w:p>
     <w:p>
       <w:pPr>
-        <w:spacing w:before="40" w:after="40"/>
+        <w:spacing w:before="80" w:after="100"/>
       </w:pPr>
     </w:p>
     <w:p>
@@ -5691,8 +5908,9 @@
       <w:pPr>
         <w:pStyle w:val="Heading2"/>
       </w:pPr>
-      <w:bookmarkStart w:id="11" w:name="_Toc225525710"/>
-      <w:r>
+      <w:bookmarkStart w:id="11" w:name="_Toc225691727"/>
+      <w:r>
+        <w:lastRenderedPageBreak/>
         <w:t>3.3  What a Solid Income Floor Looks Like</w:t>
       </w:r>
       <w:bookmarkEnd w:id="11"/>
@@ -5707,7 +5925,7 @@
     </w:p>
     <w:p>
       <w:pPr>
-        <w:spacing w:before="40" w:after="40"/>
+        <w:spacing w:before="80" w:after="100"/>
       </w:pPr>
     </w:p>
     <w:p>
@@ -5726,7 +5944,7 @@
           <w:bottom w:val="single" w:sz="6" w:space="4" w:color="2E75B6"/>
         </w:pBdr>
       </w:pPr>
-      <w:bookmarkStart w:id="12" w:name="_Toc225525711"/>
+      <w:bookmarkStart w:id="12" w:name="_Toc225691728"/>
       <w:r>
         <w:t>4.  Reading the Formal Stress Test Results</w:t>
       </w:r>
@@ -5742,29 +5960,29 @@
     </w:p>
     <w:p>
       <w:pPr>
-        <w:spacing w:before="40" w:after="40"/>
-      </w:pPr>
-    </w:p>
-    <w:p>
-      <w:pPr>
         <w:spacing w:before="80" w:after="100"/>
       </w:pPr>
+    </w:p>
+    <w:p>
+      <w:pPr>
+        <w:spacing w:before="80" w:after="100"/>
+      </w:pPr>
       <w:r>
         <w:t>Rather than looking at each test in isolation, read them as a group. The pattern across tests tells you far more than any single result.</w:t>
       </w:r>
     </w:p>
     <w:p>
       <w:pPr>
-        <w:spacing w:before="40" w:after="40"/>
-      </w:pPr>
-    </w:p>
-    <w:p>
-      <w:pPr>
         <w:pStyle w:val="Heading2"/>
       </w:pPr>
-      <w:bookmarkStart w:id="13" w:name="_Toc225525712"/>
-      <w:r>
-        <w:t>4.1  What Each Test Is Probing</w:t>
+      <w:bookmarkStart w:id="13" w:name="_Toc225691729"/>
+      <w:proofErr w:type="gramStart"/>
+      <w:r>
+        <w:t>4.1  What</w:t>
+      </w:r>
+      <w:proofErr w:type="gramEnd"/>
+      <w:r>
+        <w:t xml:space="preserve"> Each Test Is Probing</w:t>
       </w:r>
       <w:bookmarkEnd w:id="13"/>
     </w:p>
@@ -6816,6 +7034,7 @@
                 <w:sz w:val="20"/>
                 <w:szCs w:val="20"/>
               </w:rPr>
+              <w:lastRenderedPageBreak/>
               <w:t>H1</w:t>
             </w:r>
           </w:p>
@@ -6912,7 +7131,7 @@
       <w:pPr>
         <w:pStyle w:val="Heading2"/>
       </w:pPr>
-      <w:bookmarkStart w:id="14" w:name="_Toc225525713"/>
+      <w:bookmarkStart w:id="14" w:name="_Toc225691730"/>
       <w:r>
         <w:t>4.2  How to Read Your Stress Test Results Together</w:t>
       </w:r>
@@ -6928,7 +7147,7 @@
     </w:p>
     <w:p>
       <w:pPr>
-        <w:spacing w:before="40" w:after="40"/>
+        <w:spacing w:before="80" w:after="100"/>
       </w:pPr>
     </w:p>
     <w:p>
@@ -6953,7 +7172,9 @@
     </w:p>
     <w:p>
       <w:pPr>
-        <w:spacing w:before="40" w:after="40"/>
+        <w:pStyle w:val="ListParagraph"/>
+        <w:spacing w:before="60" w:after="60"/>
+        <w:ind w:left="640"/>
       </w:pPr>
     </w:p>
     <w:p>
@@ -6973,12 +7194,20 @@
         <w:t xml:space="preserve">Does A2 succeed? </w:t>
       </w:r>
       <w:r>
-        <w:t>If A1 succeeds but A2 fails, your plan depends on investment returns remaining at or above the current Australian market average. That's not unreasonable, but be aware of the risk.</w:t>
-      </w:r>
-    </w:p>
-    <w:p>
-      <w:pPr>
-        <w:spacing w:before="40" w:after="40"/>
+        <w:t xml:space="preserve">If A1 succeeds but A2 fails, your plan depends on investment returns remaining at or above the current Australian market average. That's not </w:t>
+      </w:r>
+      <w:proofErr w:type="gramStart"/>
+      <w:r>
+        <w:t>unreasonable, but</w:t>
+      </w:r>
+      <w:proofErr w:type="gramEnd"/>
+      <w:r>
+        <w:t xml:space="preserve"> be aware of the risk.</w:t>
+      </w:r>
+    </w:p>
+    <w:p>
+      <w:pPr>
+        <w:spacing w:before="60" w:after="60"/>
       </w:pPr>
     </w:p>
     <w:p>
@@ -7003,7 +7232,7 @@
     </w:p>
     <w:p>
       <w:pPr>
-        <w:spacing w:before="40" w:after="40"/>
+        <w:spacing w:before="60" w:after="60"/>
       </w:pPr>
     </w:p>
     <w:p>
@@ -7028,7 +7257,7 @@
     </w:p>
     <w:p>
       <w:pPr>
-        <w:spacing w:before="40" w:after="40"/>
+        <w:spacing w:before="60" w:after="60"/>
       </w:pPr>
     </w:p>
     <w:p>
@@ -7053,7 +7282,7 @@
     </w:p>
     <w:p>
       <w:pPr>
-        <w:spacing w:before="40" w:after="40"/>
+        <w:spacing w:before="60" w:after="60"/>
       </w:pPr>
     </w:p>
     <w:p>
@@ -7142,7 +7371,7 @@
           <w:bottom w:val="single" w:sz="6" w:space="4" w:color="2E75B6"/>
         </w:pBdr>
       </w:pPr>
-      <w:bookmarkStart w:id="15" w:name="_Toc225525714"/>
+      <w:bookmarkStart w:id="15" w:name="_Toc225691731"/>
       <w:r>
         <w:t>5.  Age Pension: When It Kicks In and What It Means</w:t>
       </w:r>
@@ -7165,8 +7394,9 @@
       <w:pPr>
         <w:pStyle w:val="Heading2"/>
       </w:pPr>
-      <w:bookmarkStart w:id="16" w:name="_Toc225525715"/>
-      <w:r>
+      <w:bookmarkStart w:id="16" w:name="_Toc225691732"/>
+      <w:r>
+        <w:lastRenderedPageBreak/>
         <w:t>5.1  How Eligibility Works</w:t>
       </w:r>
       <w:bookmarkEnd w:id="16"/>
@@ -7207,63 +7437,8 @@
     <w:p>
       <w:pPr>
         <w:pStyle w:val="ListParagraph"/>
-        <w:numPr>
-          <w:ilvl w:val="0"/>
-          <w:numId w:val="2"/>
-        </w:numPr>
         <w:spacing w:before="60" w:after="60"/>
-      </w:pPr>
-      <w:r>
-        <w:rPr>
-          <w:b/>
-          <w:bCs/>
-        </w:rPr>
-        <w:t xml:space="preserve">Income Test: </w:t>
-      </w:r>
-      <w:r>
-        <w:t>Centrelink assesses your income from all sources including deemed income from financial assets (even if you don't actually earn that amount). Deeming rates set a notional income for assets regardless of actual returns.</w:t>
-      </w:r>
-    </w:p>
-    <w:p>
-      <w:pPr>
-        <w:spacing w:before="40" w:after="40"/>
-      </w:pPr>
-    </w:p>
-    <w:p>
-      <w:pPr>
-        <w:spacing w:before="80" w:after="100"/>
-      </w:pPr>
-      <w:r>
-        <w:t>The calculator models both tests automatically, using the inbuilt thresholds and rates.</w:t>
-      </w:r>
-    </w:p>
-    <w:p>
-      <w:pPr>
-        <w:spacing w:before="40" w:after="40"/>
-      </w:pPr>
-    </w:p>
-    <w:p>
-      <w:pPr>
-        <w:pStyle w:val="Heading2"/>
-      </w:pPr>
-      <w:bookmarkStart w:id="17" w:name="_Toc225525716"/>
-      <w:r>
-        <w:lastRenderedPageBreak/>
-        <w:t>5.2  The Natural Increase Pattern</w:t>
-      </w:r>
-      <w:bookmarkEnd w:id="17"/>
-    </w:p>
-    <w:p>
-      <w:pPr>
-        <w:spacing w:before="80" w:after="100"/>
-      </w:pPr>
-      <w:r>
-        <w:t>One of the most important — and often counterintuitive — dynamics in the chart is that Age Pension payments typically grow over time, even before accounting for indexation. This happens because your super balance is declining:</w:t>
-      </w:r>
-    </w:p>
-    <w:p>
-      <w:pPr>
-        <w:spacing w:before="40" w:after="40"/>
+        <w:ind w:left="640"/>
       </w:pPr>
     </w:p>
     <w:p>
@@ -7280,11 +7455,60 @@
           <w:b/>
           <w:bCs/>
         </w:rPr>
-        <w:t xml:space="preserve">Years 1–10: </w:t>
-      </w:r>
-      <w:r>
-        <w:t>Super is high, so you're likely above the assets test threshold for a full pension. You may receive a part pension or nothing at all if assets are very high.</w:t>
-      </w:r>
+        <w:t xml:space="preserve">Income Test: </w:t>
+      </w:r>
+      <w:r>
+        <w:t xml:space="preserve">Centrelink assesses your income from all sources including deemed income from financial assets (even if you don't </w:t>
+      </w:r>
+      <w:proofErr w:type="gramStart"/>
+      <w:r>
+        <w:t>actually earn</w:t>
+      </w:r>
+      <w:proofErr w:type="gramEnd"/>
+      <w:r>
+        <w:t xml:space="preserve"> that amount). Deeming rates set a notional income for assets regardless of actual returns.</w:t>
+      </w:r>
+    </w:p>
+    <w:p>
+      <w:pPr>
+        <w:spacing w:before="40" w:after="40"/>
+      </w:pPr>
+    </w:p>
+    <w:p>
+      <w:pPr>
+        <w:spacing w:before="80" w:after="100"/>
+      </w:pPr>
+      <w:r>
+        <w:t>The calculator models both tests automatically, using the inbuilt thresholds and rates.</w:t>
+      </w:r>
+    </w:p>
+    <w:p>
+      <w:pPr>
+        <w:pStyle w:val="Heading2"/>
+      </w:pPr>
+      <w:bookmarkStart w:id="17" w:name="_Toc225691733"/>
+      <w:proofErr w:type="gramStart"/>
+      <w:r>
+        <w:t>5.2  The</w:t>
+      </w:r>
+      <w:proofErr w:type="gramEnd"/>
+      <w:r>
+        <w:t xml:space="preserve"> Natural Increase Pattern</w:t>
+      </w:r>
+      <w:bookmarkEnd w:id="17"/>
+    </w:p>
+    <w:p>
+      <w:pPr>
+        <w:spacing w:before="80" w:after="100"/>
+      </w:pPr>
+      <w:r>
+        <w:t>One of the most important — and often counterintuitive — dynamics in the chart is that Age Pension payments typically grow over time, even before accounting for indexation. This happens because your super balance is declining:</w:t>
+      </w:r>
+    </w:p>
+    <w:p>
+      <w:pPr>
+        <w:spacing w:before="40" w:after="40"/>
+      </w:pPr>
     </w:p>
     <w:p>
       <w:pPr>
@@ -7300,11 +7524,18 @@
           <w:b/>
           <w:bCs/>
         </w:rPr>
-        <w:t xml:space="preserve">Years 10–20: </w:t>
-      </w:r>
-      <w:r>
-        <w:t>As super depletes below the threshold, your entitlement grows — sometimes significantly. Many retirees move from a small part-pension to a substantial payment in this phase.</w:t>
-      </w:r>
+        <w:t xml:space="preserve">Years 1–10: </w:t>
+      </w:r>
+      <w:r>
+        <w:t>Super is high, so you're likely above the assets test threshold for a full pension. You may receive a part pension or nothing at all if assets are very high.</w:t>
+      </w:r>
+    </w:p>
+    <w:p>
+      <w:pPr>
+        <w:pStyle w:val="ListParagraph"/>
+        <w:spacing w:before="60" w:after="60"/>
+        <w:ind w:left="640"/>
+      </w:pPr>
     </w:p>
     <w:p>
       <w:pPr>
@@ -7320,51 +7551,15 @@
           <w:b/>
           <w:bCs/>
         </w:rPr>
-        <w:t xml:space="preserve">Years 20+: </w:t>
-      </w:r>
-      <w:r>
-        <w:t>With super largely or fully depleted, Age Pension may become your primary income source alongside any defined benefit pension.</w:t>
-      </w:r>
-    </w:p>
-    <w:p>
-      <w:pPr>
-        <w:spacing w:before="40" w:after="40"/>
-      </w:pPr>
-    </w:p>
-    <w:p>
-      <w:pPr>
-        <w:spacing w:before="80" w:after="100"/>
-      </w:pPr>
-      <w:r>
-        <w:t>This pattern means the Age Pension acts as a natural floor that rises as your investment portfolio falls — a form of built-in insurance against longevity that many people don't fully appreciate when they're planning at age 55 or 60.</w:t>
-      </w:r>
-    </w:p>
-    <w:p>
-      <w:pPr>
-        <w:spacing w:before="40" w:after="40"/>
-      </w:pPr>
-    </w:p>
-    <w:p>
-      <w:pPr>
-        <w:pStyle w:val="Heading2"/>
-      </w:pPr>
-      <w:bookmarkStart w:id="18" w:name="_Toc225525717"/>
-      <w:r>
-        <w:t>5.3  Couples vs Singles</w:t>
-      </w:r>
-      <w:bookmarkEnd w:id="18"/>
-    </w:p>
-    <w:p>
-      <w:pPr>
-        <w:spacing w:before="80" w:after="100"/>
-      </w:pPr>
-      <w:r>
-        <w:t>Age Pension rates for couples are not simply double the single rate — they are approximately 1.5x the single rate. This means:</w:t>
-      </w:r>
-    </w:p>
-    <w:p>
-      <w:pPr>
-        <w:spacing w:before="40" w:after="40"/>
+        <w:t xml:space="preserve">Years 10–20: </w:t>
+      </w:r>
+      <w:r>
+        <w:t>As super depletes below the threshold, your entitlement grows — sometimes significantly. Many retirees move from a small part-pension to a substantial payment in this phase.</w:t>
+      </w:r>
+    </w:p>
+    <w:p>
+      <w:pPr>
+        <w:spacing w:before="60" w:after="60"/>
       </w:pPr>
     </w:p>
     <w:p>
@@ -7381,11 +7576,52 @@
           <w:b/>
           <w:bCs/>
         </w:rPr>
-        <w:t xml:space="preserve">When modelling as a couple, </w:t>
-      </w:r>
-      <w:r>
-        <w:t>your combined maximum Age Pension is roughly 75% of two single pensions, not 100%. The assets test thresholds are higher for couples, but not proportionally so.</w:t>
-      </w:r>
+        <w:t xml:space="preserve">Years 20+: </w:t>
+      </w:r>
+      <w:r>
+        <w:t>With super largely or fully depleted, Age Pension may become your primary income source alongside any defined benefit pension.</w:t>
+      </w:r>
+    </w:p>
+    <w:p>
+      <w:pPr>
+        <w:spacing w:before="40" w:after="40"/>
+      </w:pPr>
+    </w:p>
+    <w:p>
+      <w:pPr>
+        <w:spacing w:before="80" w:after="100"/>
+      </w:pPr>
+      <w:r>
+        <w:t>This pattern means the Age Pension acts as a natural floor that rises as your investment portfolio falls — a form of built-in insurance against longevity that many people don't fully appreciate when they're planning at age 55 or 60.</w:t>
+      </w:r>
+    </w:p>
+    <w:p>
+      <w:pPr>
+        <w:pStyle w:val="Heading2"/>
+      </w:pPr>
+      <w:bookmarkStart w:id="18" w:name="_Toc225691734"/>
+      <w:proofErr w:type="gramStart"/>
+      <w:r>
+        <w:t>5.3  Couples</w:t>
+      </w:r>
+      <w:proofErr w:type="gramEnd"/>
+      <w:r>
+        <w:t xml:space="preserve"> vs Singles</w:t>
+      </w:r>
+      <w:bookmarkEnd w:id="18"/>
+    </w:p>
+    <w:p>
+      <w:pPr>
+        <w:spacing w:before="80" w:after="100"/>
+      </w:pPr>
+      <w:r>
+        <w:t>Age Pension rates for couples are not simply double the single rate — they are approximately 1.5x the single rate. This means:</w:t>
+      </w:r>
+    </w:p>
+    <w:p>
+      <w:pPr>
+        <w:spacing w:before="40" w:after="40"/>
+      </w:pPr>
     </w:p>
     <w:p>
       <w:pPr>
@@ -7401,6 +7637,33 @@
           <w:b/>
           <w:bCs/>
         </w:rPr>
+        <w:t xml:space="preserve">When modelling as a couple, </w:t>
+      </w:r>
+      <w:r>
+        <w:t>your combined maximum Age Pension is roughly 75% of two single pensions, not 100%. The assets test thresholds are higher for couples, but not proportionally so.</w:t>
+      </w:r>
+    </w:p>
+    <w:p>
+      <w:pPr>
+        <w:pStyle w:val="ListParagraph"/>
+        <w:spacing w:before="60" w:after="60"/>
+        <w:ind w:left="640"/>
+      </w:pPr>
+    </w:p>
+    <w:p>
+      <w:pPr>
+        <w:pStyle w:val="ListParagraph"/>
+        <w:numPr>
+          <w:ilvl w:val="0"/>
+          <w:numId w:val="2"/>
+        </w:numPr>
+        <w:spacing w:before="60" w:after="60"/>
+      </w:pPr>
+      <w:r>
+        <w:rPr>
+          <w:b/>
+          <w:bCs/>
+        </w:rPr>
         <w:t xml:space="preserve">Death scenarios matter here. </w:t>
       </w:r>
       <w:r>
@@ -7416,7 +7679,7 @@
       <w:pPr>
         <w:pStyle w:val="Heading2"/>
       </w:pPr>
-      <w:bookmarkStart w:id="19" w:name="_Toc225525718"/>
+      <w:bookmarkStart w:id="19" w:name="_Toc225691735"/>
       <w:r>
         <w:t>5.4  What the Work Bonus Does</w:t>
       </w:r>
@@ -7495,15 +7758,7 @@
                 <w:i/>
                 <w:iCs/>
               </w:rPr>
-              <w:t xml:space="preserve">If you're planning to do some part-time work for the first 5 years of retirement, enter it in the Other Net Income section and observe the impact on Age Pension. The interaction is </w:t>
-            </w:r>
-            <w:r>
-              <w:rPr>
-                <w:i/>
-                <w:iCs/>
-              </w:rPr>
-              <w:lastRenderedPageBreak/>
-              <w:t>often more favourable than people expect, because the Work Bonus partially shields employment income from the income test.</w:t>
+              <w:t>If you're planning to do some part-time work for the first 5 years of retirement, enter it in the Other Net Income section and observe the impact on Age Pension. The interaction is often more favourable than people expect, because the Work Bonus partially shields employment income from the income test.</w:t>
             </w:r>
           </w:p>
         </w:tc>
@@ -7517,7 +7772,7 @@
           <w:bottom w:val="single" w:sz="6" w:space="4" w:color="2E75B6"/>
         </w:pBdr>
       </w:pPr>
-      <w:bookmarkStart w:id="20" w:name="_Toc225525719"/>
+      <w:bookmarkStart w:id="20" w:name="_Toc225691736"/>
       <w:r>
         <w:t>6.  The Ending Balance: How Much Is Enough?</w:t>
       </w:r>
@@ -7533,16 +7788,16 @@
     </w:p>
     <w:p>
       <w:pPr>
-        <w:spacing w:before="40" w:after="40"/>
-      </w:pPr>
-    </w:p>
-    <w:p>
-      <w:pPr>
         <w:pStyle w:val="Heading2"/>
       </w:pPr>
-      <w:bookmarkStart w:id="21" w:name="_Toc225525720"/>
-      <w:r>
-        <w:t>6.1  What a Large Ending Balance Actually Means</w:t>
+      <w:bookmarkStart w:id="21" w:name="_Toc225691737"/>
+      <w:proofErr w:type="gramStart"/>
+      <w:r>
+        <w:t>6.1  What</w:t>
+      </w:r>
+      <w:proofErr w:type="gramEnd"/>
+      <w:r>
+        <w:t xml:space="preserve"> a Large Ending Balance Actually Means</w:t>
       </w:r>
       <w:bookmarkEnd w:id="21"/>
     </w:p>
@@ -7582,22 +7837,9 @@
     <w:p>
       <w:pPr>
         <w:pStyle w:val="ListParagraph"/>
-        <w:numPr>
-          <w:ilvl w:val="0"/>
-          <w:numId w:val="2"/>
-        </w:numPr>
         <w:spacing w:before="60" w:after="60"/>
-      </w:pPr>
-      <w:r>
-        <w:rPr>
-          <w:b/>
-          <w:bCs/>
-        </w:rPr>
-        <w:t xml:space="preserve">Your return assumptions are optimistic. </w:t>
-      </w:r>
-      <w:r>
-        <w:t>If you've set an 8% return assumption with 15% volatility, the median outcome will look very comfortable — but the downside scenarios (P10) may be much less rosy. Check whether P10 also shows a large positive balance before concluding you're over-saving.</w:t>
-      </w:r>
+        <w:ind w:left="640"/>
+      </w:pPr>
     </w:p>
     <w:p>
       <w:pPr>
@@ -7613,38 +7855,15 @@
           <w:b/>
           <w:bCs/>
         </w:rPr>
-        <w:t xml:space="preserve">You have a legacy goal. </w:t>
-      </w:r>
-      <w:r>
-        <w:t>If you intend to leave an estate, a large ending balance is intentional. The calculator doesn't make this explicit — it's worth entering it as a target ending balance in your mental model.</w:t>
-      </w:r>
-    </w:p>
-    <w:p>
-      <w:pPr>
-        <w:spacing w:before="40" w:after="40"/>
-      </w:pPr>
-    </w:p>
-    <w:p>
-      <w:pPr>
-        <w:pStyle w:val="Heading2"/>
-      </w:pPr>
-      <w:bookmarkStart w:id="22" w:name="_Toc225525721"/>
-      <w:r>
-        <w:t>6.2  Interpreting Zero or Near-Zero Endings</w:t>
-      </w:r>
-      <w:bookmarkEnd w:id="22"/>
-    </w:p>
-    <w:p>
-      <w:pPr>
-        <w:spacing w:before="80" w:after="100"/>
-      </w:pPr>
-      <w:r>
-        <w:t>A plan that ends at exactly $0 is, mathematically, a perfect use of resources. In practice:</w:t>
-      </w:r>
-    </w:p>
-    <w:p>
-      <w:pPr>
-        <w:spacing w:before="40" w:after="40"/>
+        <w:t xml:space="preserve">Your return assumptions are optimistic. </w:t>
+      </w:r>
+      <w:r>
+        <w:t>If you've set an 8% return assumption with 15% volatility, the median outcome will look very comfortable — but the downside scenarios (P10) may be much less rosy. Check whether P10 also shows a large positive balance before concluding you're over-saving.</w:t>
+      </w:r>
+    </w:p>
+    <w:p>
+      <w:pPr>
+        <w:spacing w:before="60" w:after="60"/>
       </w:pPr>
     </w:p>
     <w:p>
@@ -7661,11 +7880,39 @@
           <w:b/>
           <w:bCs/>
         </w:rPr>
-        <w:t xml:space="preserve">In the P50 scenario, </w:t>
-      </w:r>
-      <w:r>
-        <w:t>a near-zero ending is acceptable — it means the median outcome is efficient. But check P10: a P10 line that hits zero at age 78 is a serious problem even if P50 looks fine.</w:t>
-      </w:r>
+        <w:t xml:space="preserve">You have a legacy goal. </w:t>
+      </w:r>
+      <w:r>
+        <w:t>If you intend to leave an estate, a large ending balance is intentional. The calculator doesn't make this explicit — it's worth entering it as a target ending balance in your mental model.</w:t>
+      </w:r>
+    </w:p>
+    <w:p>
+      <w:pPr>
+        <w:pStyle w:val="Heading2"/>
+      </w:pPr>
+      <w:bookmarkStart w:id="22" w:name="_Toc225691738"/>
+      <w:proofErr w:type="gramStart"/>
+      <w:r>
+        <w:t>6.2  Interpreting</w:t>
+      </w:r>
+      <w:proofErr w:type="gramEnd"/>
+      <w:r>
+        <w:t xml:space="preserve"> Zero or Near-Zero Endings</w:t>
+      </w:r>
+      <w:bookmarkEnd w:id="22"/>
+    </w:p>
+    <w:p>
+      <w:pPr>
+        <w:spacing w:before="80" w:after="100"/>
+      </w:pPr>
+      <w:r>
+        <w:t>A plan that ends at exactly $0 is, mathematically, a perfect use of resources. In practice:</w:t>
+      </w:r>
+    </w:p>
+    <w:p>
+      <w:pPr>
+        <w:spacing w:before="40" w:after="40"/>
+      </w:pPr>
     </w:p>
     <w:p>
       <w:pPr>
@@ -7681,6 +7928,34 @@
           <w:b/>
           <w:bCs/>
         </w:rPr>
+        <w:lastRenderedPageBreak/>
+        <w:t xml:space="preserve">In the P50 scenario, </w:t>
+      </w:r>
+      <w:r>
+        <w:t>a near-zero ending is acceptable — it means the median outcome is efficient. But check P10: a P10 line that hits zero at age 78 is a serious problem even if P50 looks fine.</w:t>
+      </w:r>
+    </w:p>
+    <w:p>
+      <w:pPr>
+        <w:pStyle w:val="ListParagraph"/>
+        <w:spacing w:before="60" w:after="60"/>
+        <w:ind w:left="640"/>
+      </w:pPr>
+    </w:p>
+    <w:p>
+      <w:pPr>
+        <w:pStyle w:val="ListParagraph"/>
+        <w:numPr>
+          <w:ilvl w:val="0"/>
+          <w:numId w:val="2"/>
+        </w:numPr>
+        <w:spacing w:before="60" w:after="60"/>
+      </w:pPr>
+      <w:r>
+        <w:rPr>
+          <w:b/>
+          <w:bCs/>
+        </w:rPr>
         <w:t xml:space="preserve">In the P10 scenario, </w:t>
       </w:r>
       <w:r>
@@ -7696,7 +7971,7 @@
       <w:pPr>
         <w:pStyle w:val="Heading2"/>
       </w:pPr>
-      <w:bookmarkStart w:id="23" w:name="_Toc225525722"/>
+      <w:bookmarkStart w:id="23" w:name="_Toc225691739"/>
       <w:r>
         <w:t>6.3  A Practical Framework for Evaluating Your Ending Balance</w:t>
       </w:r>
@@ -8006,7 +8281,6 @@
                 <w:sz w:val="20"/>
                 <w:szCs w:val="20"/>
               </w:rPr>
-              <w:lastRenderedPageBreak/>
               <w:t>Small positive or near zero</w:t>
             </w:r>
           </w:p>
@@ -8159,7 +8433,7 @@
       <w:pPr>
         <w:pStyle w:val="Heading2"/>
       </w:pPr>
-      <w:bookmarkStart w:id="24" w:name="_Toc225525723"/>
+      <w:bookmarkStart w:id="24" w:name="_Toc225691740"/>
       <w:r>
         <w:t>6.4  The Legacy Question</w:t>
       </w:r>
@@ -8201,6 +8475,13 @@
     <w:p>
       <w:pPr>
         <w:pStyle w:val="ListParagraph"/>
+        <w:spacing w:before="60" w:after="60"/>
+        <w:ind w:left="640"/>
+      </w:pPr>
+    </w:p>
+    <w:p>
+      <w:pPr>
+        <w:pStyle w:val="ListParagraph"/>
         <w:numPr>
           <w:ilvl w:val="0"/>
           <w:numId w:val="2"/>
@@ -8217,6 +8498,11 @@
       <w:r>
         <w:t>— if P10 is still positive at your target age, you have a high probability of leaving something regardless of market conditions.</w:t>
       </w:r>
+    </w:p>
+    <w:p>
+      <w:pPr>
+        <w:spacing w:before="60" w:after="60"/>
+      </w:pPr>
     </w:p>
     <w:p>
       <w:pPr>
@@ -8300,7 +8586,7 @@
       <w:pPr>
         <w:pStyle w:val="Heading2"/>
       </w:pPr>
-      <w:bookmarkStart w:id="25" w:name="_Toc225525724"/>
+      <w:bookmarkStart w:id="25" w:name="_Toc225691741"/>
       <w:r>
         <w:t>6.5 Finding Your Sustainable Spending Level</w:t>
       </w:r>
@@ -8335,7 +8621,13 @@
       <w:pPr>
         <w:spacing w:before="80" w:after="100"/>
       </w:pPr>
-      <w:r>
+    </w:p>
+    <w:p>
+      <w:pPr>
+        <w:spacing w:before="80" w:after="100"/>
+      </w:pPr>
+      <w:r>
+        <w:lastRenderedPageBreak/>
         <w:t>The Constant Return result gives you a deterministic ceiling — the maximum spending where your portfolio reaches exactly your target ending balance at the Modelled Death Age, assuming returns are steady every year. Think of it as the upper bound under ideal conditions. If your current spending is already above this number, the plan has a structural problem regardless of market conditions. If it is well below, you may be sacrificing lifestyle unnecessarily.</w:t>
       </w:r>
     </w:p>
@@ -8343,6 +8635,11 @@
       <w:pPr>
         <w:spacing w:before="80" w:after="100"/>
       </w:pPr>
+    </w:p>
+    <w:p>
+      <w:pPr>
+        <w:spacing w:before="80" w:after="100"/>
+      </w:pPr>
       <w:r>
         <w:t>The Monte Carlo result is more meaningful for real planning. It tells you the maximum spending where a chosen percentage of simulated futures still end successfully — for example, "at $95,000/year, 80% of 1,000 market simulations left me solvent." This number is lower than the constant-return result because it builds in a buffer against bad luck: a market crash in your first two years, a prolonged period of low returns, or an unlucky sequence of expenses. The gap between the two figures is itself informative — a wide gap indicates your plan is highly sensitive to sequence-of-returns risk and the constant-return figure is a poor guide to actual safe spending.</w:t>
       </w:r>
@@ -8351,6 +8648,11 @@
       <w:pPr>
         <w:spacing w:before="80" w:after="100"/>
       </w:pPr>
+    </w:p>
+    <w:p>
+      <w:pPr>
+        <w:spacing w:before="80" w:after="100"/>
+      </w:pPr>
       <w:r>
         <w:t>The sensitivity strip alongside the MC result shows the success rate at $5,000 above and below the answer. A steep drop — say, 80% at $95k, 72% at $100k — tells you that modest overspending materially increases your risk. A shallow slope — 80% at $95k, 78% at $100k — tells you there is genuine room to spend a little more without much consequence.</w:t>
       </w:r>
@@ -8359,8 +8661,12 @@
       <w:pPr>
         <w:spacing w:before="80" w:after="100"/>
       </w:pPr>
-      <w:r>
-        <w:lastRenderedPageBreak/>
+    </w:p>
+    <w:p>
+      <w:pPr>
+        <w:spacing w:before="80" w:after="100"/>
+      </w:pPr>
+      <w:r>
         <w:t>When the result surprises you in either direction, treat it as a signal: a much lower figure than you expected suggests your current plan is fragile and needs attention; a much higher figure suggests you are being unnecessarily conservative and could improve your quality of life.</w:t>
       </w:r>
     </w:p>
@@ -8372,7 +8678,7 @@
           <w:bottom w:val="single" w:sz="6" w:space="4" w:color="2E75B6"/>
         </w:pBdr>
       </w:pPr>
-      <w:bookmarkStart w:id="26" w:name="_Toc225525725"/>
+      <w:bookmarkStart w:id="26" w:name="_Toc225691742"/>
       <w:r>
         <w:t>7.  Common Result Patterns and What They Diagnose</w:t>
       </w:r>
@@ -8388,25 +8694,51 @@
     </w:p>
     <w:p>
       <w:pPr>
+        <w:pStyle w:val="Heading2"/>
+      </w:pPr>
+      <w:bookmarkStart w:id="27" w:name="_Toc225691743"/>
+      <w:r>
+        <w:t>Pattern A: "Cliff Edge" — Good Until It Isn't</w:t>
+      </w:r>
+      <w:bookmarkEnd w:id="27"/>
+    </w:p>
+    <w:p>
+      <w:pPr>
+        <w:spacing w:before="80" w:after="100"/>
+      </w:pPr>
+      <w:r>
+        <w:t>The portfolio holds steady for 15–20 years, then drops sharply to zero. This is the most common failure pattern and has a specific cause: you're drawing down super at a rate that is sustainable in the short term but erodes capital faster than returns replenish it. The "cliff" is the point where the compound depletion becomes too fast to arrest.</w:t>
+      </w:r>
+    </w:p>
+    <w:p>
+      <w:pPr>
         <w:spacing w:before="40" w:after="40"/>
       </w:pPr>
     </w:p>
     <w:p>
       <w:pPr>
+        <w:spacing w:before="80" w:after="100"/>
+      </w:pPr>
+      <w:r>
+        <w:t>Diagnosis: Spending is slightly too high relative to super, OR Age Pension is not being modelled (or is delayed beyond when it would realistically kick in). Check that "Include Age Pension" is enabled and that assessable assets are correctly entered.</w:t>
+      </w:r>
+    </w:p>
+    <w:p>
+      <w:pPr>
         <w:pStyle w:val="Heading2"/>
       </w:pPr>
-      <w:bookmarkStart w:id="27" w:name="_Toc225525726"/>
-      <w:r>
-        <w:t>Pattern A: "Cliff Edge" — Good Until It Isn't</w:t>
-      </w:r>
-      <w:bookmarkEnd w:id="27"/>
+      <w:bookmarkStart w:id="28" w:name="_Toc225691744"/>
+      <w:r>
+        <w:t>Pattern B: "Good Middle, Rough Ends" — The Monte Carlo Fan</w:t>
+      </w:r>
+      <w:bookmarkEnd w:id="28"/>
     </w:p>
     <w:p>
       <w:pPr>
         <w:spacing w:before="80" w:after="100"/>
       </w:pPr>
       <w:r>
-        <w:t>The portfolio holds steady for 15–20 years, then drops sharply to zero. This is the most common failure pattern and has a specific cause: you're drawing down super at a rate that is sustainable in the short term but erodes capital faster than returns replenish it. The "cliff" is the point where the compound depletion becomes too fast to arrest.</w:t>
+        <w:t>The P50 line is fine, the P90 line is very comfortable, but the P10 line runs out 10–12 years early. This is a healthy plan with sequence-of-returns vulnerability.</w:t>
       </w:r>
     </w:p>
     <w:p>
@@ -8419,7 +8751,26 @@
         <w:spacing w:before="80" w:after="100"/>
       </w:pPr>
       <w:r>
-        <w:t>Diagnosis: Spending is slightly too high relative to super, OR Age Pension is not being modelled (or is delayed beyond when it would realistically kick in). Check that "Include Age Pension" is enabled and that assessable assets are correctly entered.</w:t>
+        <w:t>Diagnosis: The plan is sound in average and good conditions, but a run of bad luck early in retirement could be damaging. Solutions: add a sequencing buffer ($50–150k in a defensive cash/bond account), enable guardrails, or hold 1–2 years of spending in cash at retirement.</w:t>
+      </w:r>
+    </w:p>
+    <w:p>
+      <w:pPr>
+        <w:pStyle w:val="Heading2"/>
+      </w:pPr>
+      <w:bookmarkStart w:id="29" w:name="_Toc225691745"/>
+      <w:r>
+        <w:lastRenderedPageBreak/>
+        <w:t>Pattern C: "Survivor" — Large Surplus Despite Stress Tests</w:t>
+      </w:r>
+      <w:bookmarkEnd w:id="29"/>
+    </w:p>
+    <w:p>
+      <w:pPr>
+        <w:spacing w:before="80" w:after="100"/>
+      </w:pPr>
+      <w:r>
+        <w:t>All formal tests succeed, the Monte Carlo P10 is positive, and the ending balance is very large. This is genuinely a comfortable position — but check whether you're leaving quality of life on the table.</w:t>
       </w:r>
     </w:p>
     <w:p>
@@ -8429,20 +8780,28 @@
     </w:p>
     <w:p>
       <w:pPr>
+        <w:spacing w:before="80" w:after="100"/>
+      </w:pPr>
+      <w:r>
+        <w:t>Diagnosis: Either your super is generous relative to your spending, or you have a strong income floor (defined benefit, rental income). Ask the question: if I increased annual spending by $15–20k, does the plan still pass the tests that matter (A1, A2, B1, B2)? If yes, consider spending more.</w:t>
+      </w:r>
+    </w:p>
+    <w:p>
+      <w:pPr>
         <w:pStyle w:val="Heading2"/>
       </w:pPr>
-      <w:bookmarkStart w:id="28" w:name="_Toc225525727"/>
-      <w:r>
-        <w:t>Pattern B: "Good Middle, Rough Ends" — The Monte Carlo Fan</w:t>
-      </w:r>
-      <w:bookmarkEnd w:id="28"/>
+      <w:bookmarkStart w:id="30" w:name="_Toc225691746"/>
+      <w:r>
+        <w:t>Pattern D: "Works on Paper, Fails Under Stress" — The Brittle Plan</w:t>
+      </w:r>
+      <w:bookmarkEnd w:id="30"/>
     </w:p>
     <w:p>
       <w:pPr>
         <w:spacing w:before="80" w:after="100"/>
       </w:pPr>
       <w:r>
-        <w:t>The P50 line is fine, the P90 line is very comfortable, but the P10 line runs out 10–12 years early. This is a healthy plan with sequence-of-returns vulnerability.</w:t>
+        <w:t>A1 (base case) succeeds comfortably, but B1 (crash) and B2 (bear market) both fail, and the Monte Carlo success rate is below 80%.</w:t>
       </w:r>
     </w:p>
     <w:p>
@@ -8455,79 +8814,6 @@
         <w:spacing w:before="80" w:after="100"/>
       </w:pPr>
       <w:r>
-        <w:t>Diagnosis: The plan is sound in average and good conditions, but a run of bad luck early in retirement could be damaging. Solutions: add a sequencing buffer ($50–150k in a defensive cash/bond account), enable guardrails, or hold 1–2 years of spending in cash at retirement.</w:t>
-      </w:r>
-    </w:p>
-    <w:p>
-      <w:pPr>
-        <w:spacing w:before="40" w:after="40"/>
-      </w:pPr>
-    </w:p>
-    <w:p>
-      <w:pPr>
-        <w:pStyle w:val="Heading2"/>
-      </w:pPr>
-      <w:bookmarkStart w:id="29" w:name="_Toc225525728"/>
-      <w:r>
-        <w:t>Pattern C: "Survivor" — Large Surplus Despite Stress Tests</w:t>
-      </w:r>
-      <w:bookmarkEnd w:id="29"/>
-    </w:p>
-    <w:p>
-      <w:pPr>
-        <w:spacing w:before="80" w:after="100"/>
-      </w:pPr>
-      <w:r>
-        <w:t>All formal tests succeed, the Monte Carlo P10 is positive, and the ending balance is very large. This is genuinely a comfortable position — but check whether you're leaving quality of life on the table.</w:t>
-      </w:r>
-    </w:p>
-    <w:p>
-      <w:pPr>
-        <w:spacing w:before="40" w:after="40"/>
-      </w:pPr>
-    </w:p>
-    <w:p>
-      <w:pPr>
-        <w:spacing w:before="80" w:after="100"/>
-      </w:pPr>
-      <w:r>
-        <w:t>Diagnosis: Either your super is generous relative to your spending, or you have a strong income floor (defined benefit, rental income). Ask the question: if I increased annual spending by $15–20k, does the plan still pass the tests that matter (A1, A2, B1, B2)? If yes, consider spending more.</w:t>
-      </w:r>
-    </w:p>
-    <w:p>
-      <w:pPr>
-        <w:spacing w:before="40" w:after="40"/>
-      </w:pPr>
-    </w:p>
-    <w:p>
-      <w:pPr>
-        <w:pStyle w:val="Heading2"/>
-      </w:pPr>
-      <w:bookmarkStart w:id="30" w:name="_Toc225525729"/>
-      <w:r>
-        <w:t>Pattern D: "Works on Paper, Fails Under Stress" — The Brittle Plan</w:t>
-      </w:r>
-      <w:bookmarkEnd w:id="30"/>
-    </w:p>
-    <w:p>
-      <w:pPr>
-        <w:spacing w:before="80" w:after="100"/>
-      </w:pPr>
-      <w:r>
-        <w:t>A1 (base case) succeeds comfortably, but B1 (crash) and B2 (bear market) both fail, and the Monte Carlo success rate is below 80%.</w:t>
-      </w:r>
-    </w:p>
-    <w:p>
-      <w:pPr>
-        <w:spacing w:before="40" w:after="40"/>
-      </w:pPr>
-    </w:p>
-    <w:p>
-      <w:pPr>
-        <w:spacing w:before="80" w:after="100"/>
-      </w:pPr>
-      <w:r>
-        <w:lastRenderedPageBreak/>
         <w:t>Diagnosis: The plan only works if returns are steady. This is the most dangerous profile because it feels fine in optimistic scenarios but has material failure risk in realistic ones. Solutions: reduce spending, add a sequencing buffer, or delay retirement by 1–2 years to build more super.</w:t>
       </w:r>
     </w:p>
@@ -8539,7 +8825,7 @@
           <w:bottom w:val="single" w:sz="6" w:space="4" w:color="2E75B6"/>
         </w:pBdr>
       </w:pPr>
-      <w:bookmarkStart w:id="31" w:name="_Toc225525730"/>
+      <w:bookmarkStart w:id="31" w:name="_Toc225691747"/>
       <w:r>
         <w:t>8.  Sensitivity Analysis: Testing Return and Spending Assumptions</w:t>
       </w:r>
@@ -8557,6 +8843,11 @@
       <w:pPr>
         <w:spacing w:before="80" w:after="100"/>
       </w:pPr>
+    </w:p>
+    <w:p>
+      <w:pPr>
+        <w:spacing w:before="80" w:after="100"/>
+      </w:pPr>
       <w:r>
         <w:t>It answers a different question from Monte Carlo: not “what is the range of probable outcomes given market volatility?” but “how sensitive is my plan to my assumptions about investment returns and spending?” These are two distinct risks, and both matter.</w:t>
       </w:r>
@@ -8565,6 +8856,11 @@
       <w:pPr>
         <w:spacing w:before="80" w:after="100"/>
       </w:pPr>
+    </w:p>
+    <w:p>
+      <w:pPr>
+        <w:spacing w:before="80" w:after="100"/>
+      </w:pPr>
       <w:r>
         <w:t>The Sensitivity Analysis panel is only visible when Constant Return is the active scenario. It is hidden in Monte Carlo, Historical Monte Carlo, Stress Test, and Historical Period modes — those modes model uncertainty directly, making a deterministic return grid redundant. If you cannot see the panel, switch to Constant Return mode.</w:t>
       </w:r>
@@ -8573,9 +8869,14 @@
       <w:pPr>
         <w:pStyle w:val="Heading2"/>
       </w:pPr>
-      <w:bookmarkStart w:id="32" w:name="_Toc225525731"/>
-      <w:r>
-        <w:t>8.1  What the Grid Shows</w:t>
+      <w:bookmarkStart w:id="32" w:name="_Toc225691748"/>
+      <w:proofErr w:type="gramStart"/>
+      <w:r>
+        <w:t>8.1  What</w:t>
+      </w:r>
+      <w:proofErr w:type="gramEnd"/>
+      <w:r>
+        <w:t xml:space="preserve"> the Grid Shows</w:t>
       </w:r>
       <w:bookmarkEnd w:id="32"/>
     </w:p>
@@ -8591,6 +8892,11 @@
       <w:pPr>
         <w:spacing w:before="80" w:after="100"/>
       </w:pPr>
+    </w:p>
+    <w:p>
+      <w:pPr>
+        <w:spacing w:before="80" w:after="100"/>
+      </w:pPr>
       <w:r>
         <w:t>Each cell shows the portfolio balance at the modelled death age. If the portfolio survived, it shows the ending balance. If it ran out, it shows “Depleted yr X” — the year the money was exhausted. All your other settings (Age Pension, income streams, defined benefit pension, aged care, couple tracking, debt, splurge spending, and inflation) are included in every cell. Only return rate and base spending vary across the grid.</w:t>
       </w:r>
@@ -8599,8 +8905,9 @@
       <w:pPr>
         <w:pStyle w:val="Heading2"/>
       </w:pPr>
-      <w:bookmarkStart w:id="33" w:name="_Toc225525732"/>
-      <w:r>
+      <w:bookmarkStart w:id="33" w:name="_Toc225691749"/>
+      <w:r>
+        <w:lastRenderedPageBreak/>
         <w:t>8.2  Reading the Colour Coding</w:t>
       </w:r>
       <w:bookmarkEnd w:id="33"/>
@@ -8943,9 +9250,8 @@
       <w:pPr>
         <w:pStyle w:val="Heading2"/>
       </w:pPr>
-      <w:bookmarkStart w:id="34" w:name="_Toc225525733"/>
-      <w:r>
-        <w:lastRenderedPageBreak/>
+      <w:bookmarkStart w:id="34" w:name="_Toc225691750"/>
+      <w:r>
         <w:t>8.3  Why the Blue Cell May Differ from the Executive Summary</w:t>
       </w:r>
       <w:bookmarkEnd w:id="34"/>
@@ -8962,7 +9268,7 @@
       <w:pPr>
         <w:pStyle w:val="Heading2"/>
       </w:pPr>
-      <w:bookmarkStart w:id="35" w:name="_Toc225525734"/>
+      <w:bookmarkStart w:id="35" w:name="_Toc225691751"/>
       <w:r>
         <w:t>8.4  What the Sensitivity Analysis Does Not Show</w:t>
       </w:r>
@@ -8975,6 +9281,11 @@
       <w:r>
         <w:t>Two important limitations to be aware of:</w:t>
       </w:r>
+    </w:p>
+    <w:p>
+      <w:pPr>
+        <w:spacing w:before="80" w:after="100"/>
+      </w:pPr>
     </w:p>
     <w:p>
       <w:pPr>
@@ -8996,6 +9307,12 @@
     </w:p>
     <w:p>
       <w:pPr>
+        <w:spacing w:before="60" w:after="60"/>
+        <w:ind w:left="720"/>
+      </w:pPr>
+    </w:p>
+    <w:p>
+      <w:pPr>
         <w:numPr>
           <w:ilvl w:val="0"/>
           <w:numId w:val="1"/>
@@ -9018,18 +9335,13 @@
       </w:pPr>
     </w:p>
     <w:p>
-      <w:r>
-        <w:br/>
-      </w:r>
-    </w:p>
-    <w:p>
       <w:pPr>
         <w:pStyle w:val="Heading1"/>
         <w:pBdr>
           <w:bottom w:val="single" w:sz="6" w:space="4" w:color="2E75B6"/>
         </w:pBdr>
       </w:pPr>
-      <w:bookmarkStart w:id="36" w:name="_Toc225525735"/>
+      <w:bookmarkStart w:id="36" w:name="_Toc225691752"/>
       <w:r>
         <w:t>9.  Quick Reference: What Am I Looking At?</w:t>
       </w:r>
@@ -9199,6 +9511,7 @@
                 <w:sz w:val="20"/>
                 <w:szCs w:val="20"/>
               </w:rPr>
+              <w:lastRenderedPageBreak/>
               <w:t>Success rate 75–85%</w:t>
             </w:r>
           </w:p>
@@ -9703,7 +10016,6 @@
                 <w:sz w:val="20"/>
                 <w:szCs w:val="20"/>
               </w:rPr>
-              <w:lastRenderedPageBreak/>
               <w:t>Wide fan (P90 vs P10 very far apart)</w:t>
             </w:r>
           </w:p>
@@ -9777,12 +10089,44 @@
           <w:sz w:val="18"/>
           <w:szCs w:val="18"/>
         </w:rPr>
-        <w:t>This document is a companion guide to the Australian Retirement Calculator. It is provided for general educational purposes only and does not constitute financial advice. Retirement planning involves complex personal circumstances that this calculator cannot fully capture. You should seek advice from a qualified financial adviser before making material decisions about your retirement. Past market performance, including the historical data used in this calculator, is not a reliable indicator of future performance.</w:t>
+        <w:t xml:space="preserve">This document is a companion guide to the </w:t>
+      </w:r>
+      <w:proofErr w:type="spellStart"/>
+      <w:r>
+        <w:rPr>
+          <w:i/>
+          <w:iCs/>
+          <w:color w:val="666666"/>
+          <w:sz w:val="18"/>
+          <w:szCs w:val="18"/>
+        </w:rPr>
+        <w:t>RetireConfident</w:t>
+      </w:r>
+      <w:proofErr w:type="spellEnd"/>
+      <w:r>
+        <w:rPr>
+          <w:i/>
+          <w:iCs/>
+          <w:color w:val="666666"/>
+          <w:sz w:val="18"/>
+          <w:szCs w:val="18"/>
+        </w:rPr>
+        <w:t xml:space="preserve"> </w:t>
+      </w:r>
+      <w:r>
+        <w:rPr>
+          <w:i/>
+          <w:iCs/>
+          <w:color w:val="666666"/>
+          <w:sz w:val="18"/>
+          <w:szCs w:val="18"/>
+        </w:rPr>
+        <w:t>Australian Retirement Calculator. It is provided for general educational purposes only and does not constitute financial advice. Retirement planning involves complex personal circumstances that this calculator cannot fully capture. You should seek advice from a qualified financial adviser before making material decisions about your retirement. Past market performance, including the historical data used in this calculator, is not a reliable indicator of future performance.</w:t>
       </w:r>
     </w:p>
     <w:sectPr>
-      <w:headerReference w:type="default" r:id="rId9"/>
-      <w:footerReference w:type="default" r:id="rId10"/>
+      <w:headerReference w:type="default" r:id="rId11"/>
+      <w:footerReference w:type="default" r:id="rId12"/>
       <w:pgSz w:w="12240" w:h="15840"/>
       <w:pgMar w:top="1080" w:right="1260" w:bottom="1080" w:left="1260" w:header="708" w:footer="708" w:gutter="0"/>
       <w:cols w:space="720"/>
@@ -11138,6 +11482,48 @@
       <w:szCs w:val="26"/>
     </w:rPr>
   </w:style>
+  <w:style w:type="paragraph" w:styleId="Header">
+    <w:name w:val="header"/>
+    <w:basedOn w:val="Normal"/>
+    <w:link w:val="HeaderChar"/>
+    <w:uiPriority w:val="99"/>
+    <w:unhideWhenUsed/>
+    <w:rsid w:val="002C0064"/>
+    <w:pPr>
+      <w:tabs>
+        <w:tab w:val="center" w:pos="4513"/>
+        <w:tab w:val="right" w:pos="9026"/>
+      </w:tabs>
+    </w:pPr>
+  </w:style>
+  <w:style w:type="character" w:customStyle="1" w:styleId="HeaderChar">
+    <w:name w:val="Header Char"/>
+    <w:basedOn w:val="DefaultParagraphFont"/>
+    <w:link w:val="Header"/>
+    <w:uiPriority w:val="99"/>
+    <w:rsid w:val="002C0064"/>
+  </w:style>
+  <w:style w:type="paragraph" w:styleId="Footer">
+    <w:name w:val="footer"/>
+    <w:basedOn w:val="Normal"/>
+    <w:link w:val="FooterChar"/>
+    <w:uiPriority w:val="99"/>
+    <w:unhideWhenUsed/>
+    <w:rsid w:val="002C0064"/>
+    <w:pPr>
+      <w:tabs>
+        <w:tab w:val="center" w:pos="4513"/>
+        <w:tab w:val="right" w:pos="9026"/>
+      </w:tabs>
+    </w:pPr>
+  </w:style>
+  <w:style w:type="character" w:customStyle="1" w:styleId="FooterChar">
+    <w:name w:val="Footer Char"/>
+    <w:basedOn w:val="DefaultParagraphFont"/>
+    <w:link w:val="Footer"/>
+    <w:uiPriority w:val="99"/>
+    <w:rsid w:val="002C0064"/>
+  </w:style>
 </w:styles>
 </file>
 
